--- a/事务/个人文档撰写-xy.docx
+++ b/事务/个人文档撰写-xy.docx
@@ -163,7 +163,6 @@
                   <w:r>
                     <w:t>24</w:t>
                   </w:r>
-                  <w:proofErr w:type="gramStart"/>
                   <w:r>
                     <w:t>软工</w:t>
                   </w:r>
@@ -173,7 +172,6 @@
                   <w:r>
                     <w:t>班</w:t>
                   </w:r>
-                  <w:proofErr w:type="gramEnd"/>
                 </w:p>
               </w:tc>
               <w:tc>
@@ -321,14 +319,12 @@
                       <w:b/>
                     </w:rPr>
                   </w:pPr>
-                  <w:proofErr w:type="gramStart"/>
                   <w:r>
                     <w:rPr>
                       <w:b/>
                     </w:rPr>
                     <w:t>验</w:t>
                   </w:r>
-                  <w:proofErr w:type="gramEnd"/>
                 </w:p>
                 <w:p>
                   <w:pPr>
@@ -390,23 +386,7 @@
                       <w:b/>
                       <w:sz w:val="30"/>
                     </w:rPr>
-                    <w:t>Ren</w:t>
-                  </w:r>
-                  <w:proofErr w:type="gramStart"/>
-                  <w:r>
-                    <w:rPr>
-                      <w:b/>
-                      <w:sz w:val="30"/>
-                    </w:rPr>
-                    <w:t>’</w:t>
-                  </w:r>
-                  <w:proofErr w:type="gramEnd"/>
-                  <w:r>
-                    <w:rPr>
-                      <w:b/>
-                      <w:sz w:val="30"/>
-                    </w:rPr>
-                    <w:t>Py</w:t>
+                    <w:t>Ren’Py</w:t>
                   </w:r>
                   <w:proofErr w:type="spellEnd"/>
                   <w:r>
@@ -1122,11 +1102,9 @@
         </w:rPr>
         <w:t>Ren</w:t>
       </w:r>
-      <w:proofErr w:type="gramStart"/>
       <w:r>
         <w:t>’</w:t>
       </w:r>
-      <w:proofErr w:type="gramEnd"/>
       <w:r>
         <w:rPr>
           <w:rFonts w:hint="eastAsia"/>
@@ -1144,21 +1122,7 @@
         <w:rPr>
           <w:rFonts w:hint="eastAsia"/>
         </w:rPr>
-        <w:t>引擎开发了一款视觉小说游戏，旨在通过文字剧情、角色</w:t>
-      </w:r>
-      <w:proofErr w:type="gramStart"/>
-      <w:r>
-        <w:rPr>
-          <w:rFonts w:hint="eastAsia"/>
-        </w:rPr>
-        <w:t>立绘与</w:t>
-      </w:r>
-      <w:proofErr w:type="gramEnd"/>
-      <w:r>
-        <w:rPr>
-          <w:rFonts w:hint="eastAsia"/>
-        </w:rPr>
-        <w:t>交互式选项为玩家提供沉浸式体验。与传统视觉小说不同，本项目特别强调“数据结构与算法在游戏编程中的应用”，在剧情进程中嵌入了一个</w:t>
+        <w:t>引擎开发了一款视觉小说游戏，旨在通过文字剧情、角色立绘与交互式选项为玩家提供沉浸式体验。与传统视觉小说不同，本项目特别强调“数据结构与算法在游戏编程中的应用”，在剧情进程中嵌入了一个</w:t>
       </w:r>
       <w:r>
         <w:rPr>
@@ -1220,11 +1184,9 @@
         </w:rPr>
         <w:t>Ren</w:t>
       </w:r>
-      <w:proofErr w:type="gramStart"/>
       <w:r>
         <w:t>’</w:t>
       </w:r>
-      <w:proofErr w:type="gramEnd"/>
       <w:r>
         <w:rPr>
           <w:rFonts w:hint="eastAsia"/>
@@ -1300,23 +1262,7 @@
           <w:kern w:val="0"/>
           <w:szCs w:val="21"/>
         </w:rPr>
-        <w:t>Ren</w:t>
-      </w:r>
-      <w:proofErr w:type="gramStart"/>
-      <w:r>
-        <w:rPr>
-          <w:kern w:val="0"/>
-          <w:szCs w:val="21"/>
-        </w:rPr>
-        <w:t>’</w:t>
-      </w:r>
-      <w:proofErr w:type="gramEnd"/>
-      <w:r>
-        <w:rPr>
-          <w:kern w:val="0"/>
-          <w:szCs w:val="21"/>
-        </w:rPr>
-        <w:t>Py</w:t>
+        <w:t>Ren’Py</w:t>
       </w:r>
       <w:proofErr w:type="spellEnd"/>
       <w:r>
@@ -1541,16 +1487,8 @@
         <w:rPr>
           <w:rFonts w:hint="eastAsia"/>
         </w:rPr>
-        <w:t>本课题研究的意义在于，软件工程大</w:t>
-      </w:r>
-      <w:proofErr w:type="gramStart"/>
-      <w:r>
-        <w:rPr>
-          <w:rFonts w:hint="eastAsia"/>
-        </w:rPr>
-        <w:t>一</w:t>
-      </w:r>
-      <w:proofErr w:type="gramEnd"/>
+        <w:t>本课题研究的意义在于，软件工程大一</w:t>
+      </w:r>
       <w:r>
         <w:rPr>
           <w:rFonts w:hint="eastAsia"/>
@@ -1690,11 +1628,9 @@
         </w:rPr>
         <w:t>Ren</w:t>
       </w:r>
-      <w:proofErr w:type="gramStart"/>
       <w:r>
         <w:t>’</w:t>
       </w:r>
-      <w:proofErr w:type="gramEnd"/>
       <w:r>
         <w:rPr>
           <w:rFonts w:hint="eastAsia"/>
@@ -1742,21 +1678,7 @@
         <w:rPr>
           <w:rFonts w:hint="eastAsia"/>
         </w:rPr>
-        <w:t>在国内，视觉小说的发展路径有所不同。一方面，腾讯、米哈游等大型厂商推动了乙女向与剧情</w:t>
-      </w:r>
-      <w:proofErr w:type="gramStart"/>
-      <w:r>
-        <w:rPr>
-          <w:rFonts w:hint="eastAsia"/>
-        </w:rPr>
-        <w:t>向手游的</w:t>
-      </w:r>
-      <w:proofErr w:type="gramEnd"/>
-      <w:r>
-        <w:rPr>
-          <w:rFonts w:hint="eastAsia"/>
-        </w:rPr>
-        <w:t>发展，虽然在商业模式上引入了抽卡、养成等系统，但依然延续了视觉小说“以剧情为核心”的特点；这类产品因强社交属性与高投入美术而获得了较高人气。另一方面，独立团队与个人开发者也尝试使用</w:t>
+        <w:t>在国内，视觉小说的发展路径有所不同。一方面，腾讯、米哈游等大型厂商推动了乙女向与剧情向手游的发展，虽然在商业模式上引入了抽卡、养成等系统，但依然延续了视觉小说“以剧情为核心”的特点；这类产品因强社交属性与高投入美术而获得了较高人气。另一方面，独立团队与个人开发者也尝试使用</w:t>
       </w:r>
       <w:proofErr w:type="spellStart"/>
       <w:r>
@@ -1765,11 +1687,9 @@
         </w:rPr>
         <w:t>Ren</w:t>
       </w:r>
-      <w:proofErr w:type="gramStart"/>
       <w:r>
         <w:t>’</w:t>
       </w:r>
-      <w:proofErr w:type="gramEnd"/>
       <w:r>
         <w:rPr>
           <w:rFonts w:hint="eastAsia"/>
@@ -1805,21 +1725,7 @@
         <w:rPr>
           <w:rFonts w:hint="eastAsia"/>
         </w:rPr>
-        <w:t>等平台发行。但受限于市场体量、政策审查和资金支持，国产视觉小说整体数量有限，且</w:t>
-      </w:r>
-      <w:proofErr w:type="gramStart"/>
-      <w:r>
-        <w:rPr>
-          <w:rFonts w:hint="eastAsia"/>
-        </w:rPr>
-        <w:t>高完成度作品</w:t>
-      </w:r>
-      <w:proofErr w:type="gramEnd"/>
-      <w:r>
-        <w:rPr>
-          <w:rFonts w:hint="eastAsia"/>
-        </w:rPr>
-        <w:t>较少。</w:t>
+        <w:t>等平台发行。但受限于市场体量、政策审查和资金支持，国产视觉小说整体数量有限，且高完成度作品较少。</w:t>
       </w:r>
     </w:p>
     <w:p>
@@ -1965,21 +1871,7 @@
         <w:rPr>
           <w:rFonts w:hint="eastAsia"/>
         </w:rPr>
-        <w:t>工具</w:t>
-      </w:r>
-      <w:proofErr w:type="gramStart"/>
-      <w:r>
-        <w:rPr>
-          <w:rFonts w:hint="eastAsia"/>
-        </w:rPr>
-        <w:t>进行立绘和</w:t>
-      </w:r>
-      <w:proofErr w:type="gramEnd"/>
-      <w:r>
-        <w:rPr>
-          <w:rFonts w:hint="eastAsia"/>
-        </w:rPr>
-        <w:t>差分制作，同时在游戏中嵌入小游戏或其他具有可论说的数据结构内容</w:t>
+        <w:t>工具进行立绘和差分制作，同时在游戏中嵌入小游戏或其他具有可论说的数据结构内容</w:t>
       </w:r>
       <w:r>
         <w:rPr>
@@ -2010,21 +1902,7 @@
         <w:rPr>
           <w:rFonts w:hint="eastAsia"/>
         </w:rPr>
-        <w:t>，以便完成作为</w:t>
-      </w:r>
-      <w:proofErr w:type="gramStart"/>
-      <w:r>
-        <w:rPr>
-          <w:rFonts w:hint="eastAsia"/>
-        </w:rPr>
-        <w:t>数据结构课设的</w:t>
-      </w:r>
-      <w:proofErr w:type="gramEnd"/>
-      <w:r>
-        <w:rPr>
-          <w:rFonts w:hint="eastAsia"/>
-        </w:rPr>
-        <w:t>基本要求</w:t>
+        <w:t>，以便完成作为数据结构课设的基本要求</w:t>
       </w:r>
       <w:r>
         <w:rPr>
@@ -2110,21 +1988,7 @@
         <w:rPr>
           <w:rFonts w:hint="eastAsia"/>
         </w:rPr>
-        <w:t>上架，仅</w:t>
-      </w:r>
-      <w:proofErr w:type="gramStart"/>
-      <w:r>
-        <w:rPr>
-          <w:rFonts w:hint="eastAsia"/>
-        </w:rPr>
-        <w:t>作为课设和</w:t>
-      </w:r>
-      <w:proofErr w:type="gramEnd"/>
-      <w:r>
-        <w:rPr>
-          <w:rFonts w:hint="eastAsia"/>
-        </w:rPr>
-        <w:t>学习而做。</w:t>
+        <w:t>上架，仅作为课设和学习而做。</w:t>
       </w:r>
     </w:p>
     <w:p>
@@ -2168,21 +2032,7 @@
         <w:rPr>
           <w:rFonts w:hint="eastAsia"/>
         </w:rPr>
-        <w:t>因此我们小组成立了</w:t>
-      </w:r>
-      <w:proofErr w:type="gramStart"/>
-      <w:r>
-        <w:rPr>
-          <w:rFonts w:hint="eastAsia"/>
-        </w:rPr>
-        <w:t>微信群</w:t>
-      </w:r>
-      <w:proofErr w:type="gramEnd"/>
-      <w:r>
-        <w:rPr>
-          <w:rFonts w:hint="eastAsia"/>
-        </w:rPr>
-        <w:t>便于沟通，我在群中发布了这样一条信息，简述可以实现的选题以及该选题应当使用的开发工具：</w:t>
+        <w:t>因此我们小组成立了微信群便于沟通，我在群中发布了这样一条信息，简述可以实现的选题以及该选题应当使用的开发工具：</w:t>
       </w:r>
     </w:p>
     <w:p>
@@ -2542,23 +2392,7 @@
                                 <w:rFonts w:hint="eastAsia"/>
                                 <w:lang w:val="zh-CN"/>
                               </w:rPr>
-                              <w:t>使用一切力量复现现在市面上有的一些成熟的游戏，比如做个小王者，做个小奇迹暖暖，做一个</w:t>
-                            </w:r>
-                            <w:proofErr w:type="gramStart"/>
-                            <w:r>
-                              <w:rPr>
-                                <w:rFonts w:hint="eastAsia"/>
-                                <w:lang w:val="zh-CN"/>
-                              </w:rPr>
-                              <w:t>小抽卡游戏</w:t>
-                            </w:r>
-                            <w:proofErr w:type="gramEnd"/>
-                            <w:r>
-                              <w:rPr>
-                                <w:rFonts w:hint="eastAsia"/>
-                                <w:lang w:val="zh-CN"/>
-                              </w:rPr>
-                              <w:t>。优点是可以很好了解现在的游戏现状，熟悉大众游戏的逻辑；缺点是</w:t>
+                              <w:t>使用一切力量复现现在市面上有的一些成熟的游戏，比如做个小王者，做个小奇迹暖暖，做一个小抽卡游戏。优点是可以很好了解现在的游戏现状，熟悉大众游戏的逻辑；缺点是</w:t>
                             </w:r>
                             <w:r>
                               <w:rPr>
@@ -2916,23 +2750,7 @@
                           <w:rFonts w:hint="eastAsia"/>
                           <w:lang w:val="zh-CN"/>
                         </w:rPr>
-                        <w:t>使用一切力量复现现在市面上有的一些成熟的游戏，比如做个小王者，做个小奇迹暖暖，做一个</w:t>
-                      </w:r>
-                      <w:proofErr w:type="gramStart"/>
-                      <w:r>
-                        <w:rPr>
-                          <w:rFonts w:hint="eastAsia"/>
-                          <w:lang w:val="zh-CN"/>
-                        </w:rPr>
-                        <w:t>小抽卡游戏</w:t>
-                      </w:r>
-                      <w:proofErr w:type="gramEnd"/>
-                      <w:r>
-                        <w:rPr>
-                          <w:rFonts w:hint="eastAsia"/>
-                          <w:lang w:val="zh-CN"/>
-                        </w:rPr>
-                        <w:t>。优点是可以很好了解现在的游戏现状，熟悉大众游戏的逻辑；缺点是</w:t>
+                        <w:t>使用一切力量复现现在市面上有的一些成熟的游戏，比如做个小王者，做个小奇迹暖暖，做一个小抽卡游戏。优点是可以很好了解现在的游戏现状，熟悉大众游戏的逻辑；缺点是</w:t>
                       </w:r>
                       <w:r>
                         <w:rPr>
@@ -3085,23 +2903,7 @@
           <w:rFonts w:hint="eastAsia"/>
           <w:lang w:val="zh-CN"/>
         </w:rPr>
-        <w:t>语言，而我们是否可以根据这个特性拓展出很多复杂的实现。即便复杂的东西最后实现不了，也能做出</w:t>
-      </w:r>
-      <w:proofErr w:type="gramStart"/>
-      <w:r>
-        <w:rPr>
-          <w:rFonts w:hint="eastAsia"/>
-          <w:lang w:val="zh-CN"/>
-        </w:rPr>
-        <w:t>最</w:t>
-      </w:r>
-      <w:proofErr w:type="gramEnd"/>
-      <w:r>
-        <w:rPr>
-          <w:rFonts w:hint="eastAsia"/>
-          <w:lang w:val="zh-CN"/>
-        </w:rPr>
-        <w:t>基础的、能安装到手机</w:t>
+        <w:t>语言，而我们是否可以根据这个特性拓展出很多复杂的实现。即便复杂的东西最后实现不了，也能做出最基础的、能安装到手机</w:t>
       </w:r>
       <w:r>
         <w:rPr>
@@ -3185,13 +2987,25 @@
         <w:rPr>
           <w:rFonts w:hint="eastAsia"/>
         </w:rPr>
-        <w:t>软件免费获取，排除人员耗费的时间精力，经济成本为</w:t>
-      </w:r>
-      <w:r>
-        <w:rPr>
-          <w:rFonts w:hint="eastAsia"/>
-        </w:rPr>
-        <w:t>零</w:t>
+        <w:t>软件免费获取</w:t>
+      </w:r>
+      <w:r>
+        <w:rPr>
+          <w:rFonts w:hint="eastAsia"/>
+        </w:rPr>
+        <w:t>，大模型则使用网上免费的</w:t>
+      </w:r>
+      <w:r>
+        <w:rPr>
+          <w:rFonts w:hint="eastAsia"/>
+        </w:rPr>
+        <w:t>API</w:t>
+      </w:r>
+      <w:r>
+        <w:rPr>
+          <w:rFonts w:hint="eastAsia"/>
+        </w:rPr>
+        <w:t>调用</w:t>
       </w:r>
       <w:r>
         <w:rPr>
@@ -3294,23 +3108,7 @@
           <w:rFonts w:hint="eastAsia"/>
           <w:lang w:val="zh-CN"/>
         </w:rPr>
-        <w:t>引擎制作的视觉小说游戏自带</w:t>
-      </w:r>
-      <w:proofErr w:type="gramStart"/>
-      <w:r>
-        <w:rPr>
-          <w:rFonts w:hint="eastAsia"/>
-          <w:lang w:val="zh-CN"/>
-        </w:rPr>
-        <w:t>最</w:t>
-      </w:r>
-      <w:proofErr w:type="gramEnd"/>
-      <w:r>
-        <w:rPr>
-          <w:rFonts w:hint="eastAsia"/>
-          <w:lang w:val="zh-CN"/>
-        </w:rPr>
-        <w:t>基础的</w:t>
+        <w:t>引擎制作的视觉小说游戏自带最基础的</w:t>
       </w:r>
       <w:r>
         <w:rPr>
@@ -3699,7 +3497,7 @@
           <w:bCs/>
           <w:lang w:val="zh-CN"/>
         </w:rPr>
-        <w:t>1 VSCode</w:t>
+        <w:t xml:space="preserve">1 </w:t>
       </w:r>
       <w:r>
         <w:rPr>
@@ -3708,7 +3506,7 @@
           <w:bCs/>
           <w:lang w:val="zh-CN"/>
         </w:rPr>
-        <w:t>中</w:t>
+        <w:t xml:space="preserve"> </w:t>
       </w:r>
       <w:r>
         <w:rPr>
@@ -3717,7 +3515,7 @@
           <w:bCs/>
           <w:lang w:val="zh-CN"/>
         </w:rPr>
-        <w:t>Git</w:t>
+        <w:t>VSCode</w:t>
       </w:r>
       <w:r>
         <w:rPr>
@@ -3726,12 +3524,31 @@
           <w:bCs/>
           <w:lang w:val="zh-CN"/>
         </w:rPr>
+        <w:t>中</w:t>
+      </w:r>
+      <w:r>
+        <w:rPr>
+          <w:rFonts w:hint="eastAsia"/>
+          <w:b/>
+          <w:bCs/>
+          <w:lang w:val="zh-CN"/>
+        </w:rPr>
+        <w:t>Git</w:t>
+      </w:r>
+      <w:r>
+        <w:rPr>
+          <w:rFonts w:hint="eastAsia"/>
+          <w:b/>
+          <w:bCs/>
+          <w:lang w:val="zh-CN"/>
+        </w:rPr>
         <w:t>源代码管理页面截图</w:t>
       </w:r>
     </w:p>
     <w:p>
       <w:pPr>
         <w:rPr>
+          <w:rFonts w:hint="eastAsia"/>
           <w:lang w:val="zh-CN"/>
         </w:rPr>
       </w:pPr>
@@ -4143,6 +3960,163 @@
       </w:r>
     </w:p>
     <w:p>
+      <w:r>
+        <w:tab/>
+      </w:r>
+      <w:proofErr w:type="spellStart"/>
+      <w:r>
+        <w:rPr>
+          <w:rFonts w:hint="eastAsia"/>
+        </w:rPr>
+        <w:t>Ren</w:t>
+      </w:r>
+      <w:r>
+        <w:t>’</w:t>
+      </w:r>
+      <w:r>
+        <w:rPr>
+          <w:rFonts w:hint="eastAsia"/>
+        </w:rPr>
+        <w:t>Py</w:t>
+      </w:r>
+      <w:proofErr w:type="spellEnd"/>
+      <w:r>
+        <w:rPr>
+          <w:rFonts w:hint="eastAsia"/>
+        </w:rPr>
+        <w:t>的启动器可以快捷打开以上文件路径和进入</w:t>
+      </w:r>
+      <w:r>
+        <w:rPr>
+          <w:rFonts w:hint="eastAsia"/>
+        </w:rPr>
+        <w:t>VS Code</w:t>
+      </w:r>
+      <w:r>
+        <w:rPr>
+          <w:rFonts w:hint="eastAsia"/>
+        </w:rPr>
+        <w:t>编辑界面。</w:t>
+      </w:r>
+    </w:p>
+    <w:p>
+      <w:pPr>
+        <w:jc w:val="center"/>
+      </w:pPr>
+      <w:r>
+        <w:rPr>
+          <w:noProof/>
+        </w:rPr>
+        <w:drawing>
+          <wp:inline distT="0" distB="0" distL="0" distR="0" wp14:anchorId="51249F4F" wp14:editId="3D490470">
+            <wp:extent cx="3204058" cy="2523477"/>
+            <wp:effectExtent l="0" t="0" r="0" b="0"/>
+            <wp:docPr id="1902074387" name="图片 1"/>
+            <wp:cNvGraphicFramePr>
+              <a:graphicFrameLocks xmlns:a="http://schemas.openxmlformats.org/drawingml/2006/main" noChangeAspect="1"/>
+            </wp:cNvGraphicFramePr>
+            <a:graphic xmlns:a="http://schemas.openxmlformats.org/drawingml/2006/main">
+              <a:graphicData uri="http://schemas.openxmlformats.org/drawingml/2006/picture">
+                <pic:pic xmlns:pic="http://schemas.openxmlformats.org/drawingml/2006/picture">
+                  <pic:nvPicPr>
+                    <pic:cNvPr id="1902074387" name=""/>
+                    <pic:cNvPicPr/>
+                  </pic:nvPicPr>
+                  <pic:blipFill rotWithShape="1">
+                    <a:blip r:embed="rId9"/>
+                    <a:srcRect l="709" r="681" b="788"/>
+                    <a:stretch>
+                      <a:fillRect/>
+                    </a:stretch>
+                  </pic:blipFill>
+                  <pic:spPr bwMode="auto">
+                    <a:xfrm>
+                      <a:off x="0" y="0"/>
+                      <a:ext cx="3218316" cy="2534707"/>
+                    </a:xfrm>
+                    <a:prstGeom prst="rect">
+                      <a:avLst/>
+                    </a:prstGeom>
+                    <a:ln>
+                      <a:noFill/>
+                    </a:ln>
+                    <a:extLst>
+                      <a:ext uri="{53640926-AAD7-44D8-BBD7-CCE9431645EC}">
+                        <a14:shadowObscured xmlns:a14="http://schemas.microsoft.com/office/drawing/2010/main"/>
+                      </a:ext>
+                    </a:extLst>
+                  </pic:spPr>
+                </pic:pic>
+              </a:graphicData>
+            </a:graphic>
+          </wp:inline>
+        </w:drawing>
+      </w:r>
+    </w:p>
+    <w:p>
+      <w:pPr>
+        <w:jc w:val="center"/>
+        <w:rPr>
+          <w:rFonts w:hint="eastAsia"/>
+          <w:b/>
+          <w:bCs/>
+          <w:lang w:val="zh-CN"/>
+        </w:rPr>
+      </w:pPr>
+      <w:r>
+        <w:rPr>
+          <w:rFonts w:hint="eastAsia"/>
+          <w:b/>
+          <w:bCs/>
+          <w:lang w:val="zh-CN"/>
+        </w:rPr>
+        <w:t>图</w:t>
+      </w:r>
+      <w:r>
+        <w:rPr>
+          <w:rFonts w:hint="eastAsia"/>
+          <w:b/>
+          <w:bCs/>
+          <w:lang w:val="zh-CN"/>
+        </w:rPr>
+        <w:t>2</w:t>
+      </w:r>
+      <w:r>
+        <w:rPr>
+          <w:rFonts w:hint="eastAsia"/>
+          <w:b/>
+          <w:bCs/>
+          <w:lang w:val="zh-CN"/>
+        </w:rPr>
+        <w:t xml:space="preserve"> </w:t>
+      </w:r>
+      <w:r>
+        <w:rPr>
+          <w:rFonts w:hint="eastAsia"/>
+          <w:b/>
+          <w:bCs/>
+          <w:lang w:val="zh-CN"/>
+        </w:rPr>
+        <w:t xml:space="preserve"> </w:t>
+      </w:r>
+      <w:r>
+        <w:rPr>
+          <w:rFonts w:hint="eastAsia"/>
+          <w:b/>
+          <w:bCs/>
+          <w:lang w:val="zh-CN"/>
+        </w:rPr>
+        <w:t>项目管理页面</w:t>
+      </w:r>
+    </w:p>
+    <w:p>
+      <w:pPr>
+        <w:rPr>
+          <w:rFonts w:hint="eastAsia"/>
+        </w:rPr>
+      </w:pPr>
+    </w:p>
+    <w:p>
       <w:pPr>
         <w:pStyle w:val="TOC3"/>
       </w:pPr>
@@ -4187,21 +4161,7 @@
         <w:rPr>
           <w:rFonts w:hint="eastAsia"/>
         </w:rPr>
-        <w:t>的展示与过场动画、</w:t>
-      </w:r>
-      <w:proofErr w:type="gramStart"/>
-      <w:r>
-        <w:rPr>
-          <w:rFonts w:hint="eastAsia"/>
-        </w:rPr>
-        <w:t>人物立绘的</w:t>
-      </w:r>
-      <w:proofErr w:type="gramEnd"/>
-      <w:r>
-        <w:rPr>
-          <w:rFonts w:hint="eastAsia"/>
-        </w:rPr>
-        <w:t>切换移动、特效等。二是选项逻辑，或者说线路，意为视觉小说由于可存在的选项选择不同而有不一样的剧本组成方式，在代码中主要由</w:t>
+        <w:t>的展示与过场动画、人物立绘的切换移动、特效等。二是选项逻辑，或者说线路，意为视觉小说由于可存在的选项选择不同而有不一样的剧本组成方式，在代码中主要由</w:t>
       </w:r>
       <w:r>
         <w:rPr>
@@ -4448,24 +4408,19 @@
           <w:rPr>
             <w:rFonts w:hint="eastAsia"/>
           </w:rPr>
-          <w:t>某某</w:t>
-        </w:r>
-        <w:proofErr w:type="gramStart"/>
+          <w:t>游戏</w:t>
+        </w:r>
         <w:r>
           <w:rPr>
             <w:rFonts w:hint="eastAsia"/>
           </w:rPr>
-          <w:t>某</w:t>
-        </w:r>
-        <w:proofErr w:type="gramEnd"/>
+          <w:t>logo</w:t>
+        </w:r>
         <w:r>
           <w:rPr>
             <w:rFonts w:hint="eastAsia"/>
           </w:rPr>
-          <w:t>功能</w:t>
-        </w:r>
-        <w:r>
-          <w:t xml:space="preserve"> </w:t>
+          <w:t>设计与实现</w:t>
         </w:r>
       </w:hyperlink>
     </w:p>
@@ -4477,28 +4432,1410 @@
         <w:rPr>
           <w:rFonts w:hint="eastAsia"/>
         </w:rPr>
-        <w:t>这里搞几个有代表性的</w:t>
+        <w:t>一般的游戏在启动时都会有一个</w:t>
+      </w:r>
+      <w:r>
+        <w:rPr>
+          <w:rFonts w:hint="eastAsia"/>
+        </w:rPr>
+        <w:t>l</w:t>
+      </w:r>
+      <w:r>
+        <w:rPr>
+          <w:rFonts w:hint="eastAsia"/>
+        </w:rPr>
+        <w:t>ogo</w:t>
+      </w:r>
+      <w:r>
+        <w:rPr>
+          <w:rFonts w:hint="eastAsia"/>
+        </w:rPr>
+        <w:t>页面，用于展示制作组或厂商。而我们</w:t>
+      </w:r>
+      <w:r>
+        <w:rPr>
+          <w:rFonts w:hint="eastAsia"/>
+        </w:rPr>
+        <w:t>小组</w:t>
+      </w:r>
+      <w:r>
+        <w:rPr>
+          <w:rFonts w:hint="eastAsia"/>
+        </w:rPr>
+        <w:t>的视觉小说是出于爱好而做，因此我们自诩“业余社”（</w:t>
+      </w:r>
+      <w:r>
+        <w:rPr>
+          <w:rFonts w:hint="eastAsia"/>
+        </w:rPr>
+        <w:t>Amateur Soft</w:t>
+      </w:r>
+      <w:r>
+        <w:rPr>
+          <w:rFonts w:hint="eastAsia"/>
+        </w:rPr>
+        <w:t>），</w:t>
+      </w:r>
+      <w:r>
+        <w:rPr>
+          <w:rFonts w:hint="eastAsia"/>
+        </w:rPr>
+        <w:t>简称</w:t>
+      </w:r>
+      <w:r>
+        <w:rPr>
+          <w:rFonts w:hint="eastAsia"/>
+        </w:rPr>
+        <w:t>AS</w:t>
+      </w:r>
+      <w:r>
+        <w:rPr>
+          <w:rFonts w:hint="eastAsia"/>
+        </w:rPr>
+        <w:t>，</w:t>
+      </w:r>
+      <w:r>
+        <w:rPr>
+          <w:rFonts w:hint="eastAsia"/>
+        </w:rPr>
+        <w:t>并以此作为</w:t>
+      </w:r>
+      <w:r>
+        <w:rPr>
+          <w:rFonts w:hint="eastAsia"/>
+        </w:rPr>
+        <w:t>logo</w:t>
+      </w:r>
+      <w:r>
+        <w:rPr>
+          <w:rFonts w:hint="eastAsia"/>
+        </w:rPr>
+        <w:t>兼游戏图标</w:t>
+      </w:r>
+      <w:r>
+        <w:rPr>
+          <w:rFonts w:hint="eastAsia"/>
+        </w:rPr>
+        <w:t>，保证视觉组件的完整性。</w:t>
+      </w:r>
+    </w:p>
+    <w:p>
+      <w:pPr>
+        <w:jc w:val="center"/>
+      </w:pPr>
+      <w:r>
+        <w:rPr>
+          <w:noProof/>
+        </w:rPr>
+        <w:lastRenderedPageBreak/>
+        <w:drawing>
+          <wp:inline distT="0" distB="0" distL="0" distR="0" wp14:anchorId="50439C12" wp14:editId="361F8491">
+            <wp:extent cx="1149350" cy="1149350"/>
+            <wp:effectExtent l="0" t="0" r="0" b="0"/>
+            <wp:docPr id="223777784" name="图片 2"/>
+            <wp:cNvGraphicFramePr>
+              <a:graphicFrameLocks xmlns:a="http://schemas.openxmlformats.org/drawingml/2006/main" noChangeAspect="1"/>
+            </wp:cNvGraphicFramePr>
+            <a:graphic xmlns:a="http://schemas.openxmlformats.org/drawingml/2006/main">
+              <a:graphicData uri="http://schemas.openxmlformats.org/drawingml/2006/picture">
+                <pic:pic xmlns:pic="http://schemas.openxmlformats.org/drawingml/2006/picture">
+                  <pic:nvPicPr>
+                    <pic:cNvPr id="0" name="Picture 1"/>
+                    <pic:cNvPicPr>
+                      <a:picLocks noChangeAspect="1" noChangeArrowheads="1"/>
+                    </pic:cNvPicPr>
+                  </pic:nvPicPr>
+                  <pic:blipFill>
+                    <a:blip r:embed="rId10" cstate="print">
+                      <a:extLst>
+                        <a:ext uri="{BEBA8EAE-BF5A-486C-A8C5-ECC9F3942E4B}">
+                          <a14:imgProps xmlns:a14="http://schemas.microsoft.com/office/drawing/2010/main">
+                            <a14:imgLayer r:embed="rId11">
+                              <a14:imgEffect>
+                                <a14:brightnessContrast contrast="40000"/>
+                              </a14:imgEffect>
+                            </a14:imgLayer>
+                          </a14:imgProps>
+                        </a:ext>
+                        <a:ext uri="{28A0092B-C50C-407E-A947-70E740481C1C}">
+                          <a14:useLocalDpi xmlns:a14="http://schemas.microsoft.com/office/drawing/2010/main" val="0"/>
+                        </a:ext>
+                      </a:extLst>
+                    </a:blip>
+                    <a:srcRect/>
+                    <a:stretch>
+                      <a:fillRect/>
+                    </a:stretch>
+                  </pic:blipFill>
+                  <pic:spPr bwMode="auto">
+                    <a:xfrm>
+                      <a:off x="0" y="0"/>
+                      <a:ext cx="1160481" cy="1160481"/>
+                    </a:xfrm>
+                    <a:prstGeom prst="rect">
+                      <a:avLst/>
+                    </a:prstGeom>
+                    <a:noFill/>
+                    <a:ln>
+                      <a:noFill/>
+                    </a:ln>
+                  </pic:spPr>
+                </pic:pic>
+              </a:graphicData>
+            </a:graphic>
+          </wp:inline>
+        </w:drawing>
+      </w:r>
+    </w:p>
+    <w:p>
+      <w:pPr>
+        <w:jc w:val="center"/>
+        <w:rPr>
+          <w:rFonts w:hint="eastAsia"/>
+          <w:b/>
+          <w:bCs/>
+          <w:lang w:val="zh-CN"/>
+        </w:rPr>
+      </w:pPr>
+      <w:r>
+        <w:rPr>
+          <w:rFonts w:hint="eastAsia"/>
+          <w:b/>
+          <w:bCs/>
+          <w:lang w:val="zh-CN"/>
+        </w:rPr>
+        <w:t>图</w:t>
+      </w:r>
+      <w:r>
+        <w:rPr>
+          <w:rFonts w:hint="eastAsia"/>
+          <w:b/>
+          <w:bCs/>
+          <w:lang w:val="zh-CN"/>
+        </w:rPr>
+        <w:t>3</w:t>
+      </w:r>
+      <w:r>
+        <w:rPr>
+          <w:rFonts w:hint="eastAsia"/>
+          <w:b/>
+          <w:bCs/>
+          <w:lang w:val="zh-CN"/>
+        </w:rPr>
+        <w:t xml:space="preserve"> </w:t>
+      </w:r>
+      <w:r>
+        <w:rPr>
+          <w:rFonts w:hint="eastAsia"/>
+          <w:b/>
+          <w:bCs/>
+          <w:lang w:val="zh-CN"/>
+        </w:rPr>
+        <w:t xml:space="preserve"> </w:t>
+      </w:r>
+      <w:r>
+        <w:rPr>
+          <w:rFonts w:hint="eastAsia"/>
+          <w:b/>
+          <w:bCs/>
+          <w:lang w:val="zh-CN"/>
+        </w:rPr>
+        <w:t>logo</w:t>
+      </w:r>
+      <w:r>
+        <w:rPr>
+          <w:rFonts w:hint="eastAsia"/>
+          <w:b/>
+          <w:bCs/>
+          <w:lang w:val="zh-CN"/>
+        </w:rPr>
+        <w:t>设计</w:t>
+      </w:r>
+    </w:p>
+    <w:p>
+      <w:r>
+        <w:tab/>
+        <w:t>L</w:t>
+      </w:r>
+      <w:r>
+        <w:rPr>
+          <w:rFonts w:hint="eastAsia"/>
+        </w:rPr>
+        <w:t>ogo</w:t>
+      </w:r>
+      <w:r>
+        <w:rPr>
+          <w:rFonts w:hint="eastAsia"/>
+        </w:rPr>
+        <w:t>的设计上参考了游戏内容本身，结合了“樱花”这一</w:t>
+      </w:r>
+      <w:r>
+        <w:rPr>
+          <w:rFonts w:hint="eastAsia"/>
+        </w:rPr>
+        <w:t>相关要素。在</w:t>
+      </w:r>
+      <w:r>
+        <w:rPr>
+          <w:rFonts w:hint="eastAsia"/>
+        </w:rPr>
+        <w:t>字体上，如字母“</w:t>
+      </w:r>
+      <w:r>
+        <w:rPr>
+          <w:rFonts w:hint="eastAsia"/>
+        </w:rPr>
+        <w:t>A</w:t>
+      </w:r>
+      <w:r>
+        <w:rPr>
+          <w:rFonts w:hint="eastAsia"/>
+        </w:rPr>
+        <w:t>”左下角的笔头形变形，</w:t>
+      </w:r>
+      <w:r>
+        <w:rPr>
+          <w:rFonts w:hint="eastAsia"/>
+        </w:rPr>
+        <w:t>寓意“校园”和“写作”。最后在右下角有五角星形的简称标识，也起到了和四散的樱花花瓣相同的点缀效果。加载页面也参考同样的设计。</w:t>
+      </w:r>
+    </w:p>
+    <w:p>
+      <w:pPr>
+        <w:jc w:val="center"/>
+      </w:pPr>
+      <w:r>
+        <w:rPr>
+          <w:noProof/>
+        </w:rPr>
+        <w:drawing>
+          <wp:inline distT="0" distB="0" distL="0" distR="0" wp14:anchorId="4DEC98D3" wp14:editId="4BCF28DA">
+            <wp:extent cx="2397125" cy="1348636"/>
+            <wp:effectExtent l="0" t="0" r="3175" b="4445"/>
+            <wp:docPr id="303380822" name="图片 4"/>
+            <wp:cNvGraphicFramePr>
+              <a:graphicFrameLocks xmlns:a="http://schemas.openxmlformats.org/drawingml/2006/main" noChangeAspect="1"/>
+            </wp:cNvGraphicFramePr>
+            <a:graphic xmlns:a="http://schemas.openxmlformats.org/drawingml/2006/main">
+              <a:graphicData uri="http://schemas.openxmlformats.org/drawingml/2006/picture">
+                <pic:pic xmlns:pic="http://schemas.openxmlformats.org/drawingml/2006/picture">
+                  <pic:nvPicPr>
+                    <pic:cNvPr id="0" name="Picture 5"/>
+                    <pic:cNvPicPr>
+                      <a:picLocks noChangeAspect="1" noChangeArrowheads="1"/>
+                    </pic:cNvPicPr>
+                  </pic:nvPicPr>
+                  <pic:blipFill>
+                    <a:blip r:embed="rId12" cstate="print">
+                      <a:extLst>
+                        <a:ext uri="{BEBA8EAE-BF5A-486C-A8C5-ECC9F3942E4B}">
+                          <a14:imgProps xmlns:a14="http://schemas.microsoft.com/office/drawing/2010/main">
+                            <a14:imgLayer r:embed="rId13">
+                              <a14:imgEffect>
+                                <a14:brightnessContrast contrast="40000"/>
+                              </a14:imgEffect>
+                            </a14:imgLayer>
+                          </a14:imgProps>
+                        </a:ext>
+                        <a:ext uri="{28A0092B-C50C-407E-A947-70E740481C1C}">
+                          <a14:useLocalDpi xmlns:a14="http://schemas.microsoft.com/office/drawing/2010/main" val="0"/>
+                        </a:ext>
+                      </a:extLst>
+                    </a:blip>
+                    <a:srcRect/>
+                    <a:stretch>
+                      <a:fillRect/>
+                    </a:stretch>
+                  </pic:blipFill>
+                  <pic:spPr bwMode="auto">
+                    <a:xfrm>
+                      <a:off x="0" y="0"/>
+                      <a:ext cx="2441022" cy="1373333"/>
+                    </a:xfrm>
+                    <a:prstGeom prst="rect">
+                      <a:avLst/>
+                    </a:prstGeom>
+                    <a:noFill/>
+                    <a:ln>
+                      <a:noFill/>
+                    </a:ln>
+                  </pic:spPr>
+                </pic:pic>
+              </a:graphicData>
+            </a:graphic>
+          </wp:inline>
+        </w:drawing>
+      </w:r>
+      <w:r>
+        <w:rPr>
+          <w:noProof/>
+        </w:rPr>
+        <w:drawing>
+          <wp:inline distT="0" distB="0" distL="0" distR="0" wp14:anchorId="0DC452D9" wp14:editId="5F4A2776">
+            <wp:extent cx="2381885" cy="1339773"/>
+            <wp:effectExtent l="0" t="0" r="0" b="0"/>
+            <wp:docPr id="1180987959" name="图片 3"/>
+            <wp:cNvGraphicFramePr>
+              <a:graphicFrameLocks xmlns:a="http://schemas.openxmlformats.org/drawingml/2006/main" noChangeAspect="1"/>
+            </wp:cNvGraphicFramePr>
+            <a:graphic xmlns:a="http://schemas.openxmlformats.org/drawingml/2006/main">
+              <a:graphicData uri="http://schemas.openxmlformats.org/drawingml/2006/picture">
+                <pic:pic xmlns:pic="http://schemas.openxmlformats.org/drawingml/2006/picture">
+                  <pic:nvPicPr>
+                    <pic:cNvPr id="0" name="Picture 3"/>
+                    <pic:cNvPicPr>
+                      <a:picLocks noChangeAspect="1" noChangeArrowheads="1"/>
+                    </pic:cNvPicPr>
+                  </pic:nvPicPr>
+                  <pic:blipFill>
+                    <a:blip r:embed="rId14" cstate="print">
+                      <a:extLst>
+                        <a:ext uri="{28A0092B-C50C-407E-A947-70E740481C1C}">
+                          <a14:useLocalDpi xmlns:a14="http://schemas.microsoft.com/office/drawing/2010/main" val="0"/>
+                        </a:ext>
+                      </a:extLst>
+                    </a:blip>
+                    <a:srcRect/>
+                    <a:stretch>
+                      <a:fillRect/>
+                    </a:stretch>
+                  </pic:blipFill>
+                  <pic:spPr bwMode="auto">
+                    <a:xfrm>
+                      <a:off x="0" y="0"/>
+                      <a:ext cx="2415669" cy="1358776"/>
+                    </a:xfrm>
+                    <a:prstGeom prst="rect">
+                      <a:avLst/>
+                    </a:prstGeom>
+                    <a:noFill/>
+                    <a:ln>
+                      <a:noFill/>
+                    </a:ln>
+                  </pic:spPr>
+                </pic:pic>
+              </a:graphicData>
+            </a:graphic>
+          </wp:inline>
+        </w:drawing>
+      </w:r>
+    </w:p>
+    <w:p>
+      <w:pPr>
+        <w:jc w:val="center"/>
+        <w:rPr>
+          <w:b/>
+          <w:bCs/>
+          <w:lang w:val="zh-CN"/>
+        </w:rPr>
+      </w:pPr>
+      <w:r>
+        <w:rPr>
+          <w:rFonts w:hint="eastAsia"/>
+          <w:b/>
+          <w:bCs/>
+          <w:lang w:val="zh-CN"/>
+        </w:rPr>
+        <w:t>图</w:t>
+      </w:r>
+      <w:r>
+        <w:rPr>
+          <w:rFonts w:hint="eastAsia"/>
+          <w:b/>
+          <w:bCs/>
+          <w:lang w:val="zh-CN"/>
+        </w:rPr>
+        <w:t>4</w:t>
+      </w:r>
+      <w:r>
+        <w:rPr>
+          <w:rFonts w:hint="eastAsia"/>
+          <w:b/>
+          <w:bCs/>
+          <w:lang w:val="zh-CN"/>
+        </w:rPr>
+        <w:t xml:space="preserve"> </w:t>
+      </w:r>
+      <w:r>
+        <w:rPr>
+          <w:rFonts w:hint="eastAsia"/>
+          <w:b/>
+          <w:bCs/>
+          <w:lang w:val="zh-CN"/>
+        </w:rPr>
+        <w:t xml:space="preserve"> </w:t>
+      </w:r>
+      <w:r>
+        <w:rPr>
+          <w:b/>
+          <w:bCs/>
+          <w:lang w:val="zh-CN"/>
+        </w:rPr>
+        <w:t>splash</w:t>
+      </w:r>
+      <w:r>
+        <w:rPr>
+          <w:rFonts w:hint="eastAsia"/>
+          <w:b/>
+          <w:bCs/>
+          <w:lang w:val="zh-CN"/>
+        </w:rPr>
+        <w:t>页面</w:t>
+      </w:r>
+      <w:r>
+        <w:rPr>
+          <w:rFonts w:hint="eastAsia"/>
+          <w:b/>
+          <w:bCs/>
+          <w:lang w:val="zh-CN"/>
+        </w:rPr>
+        <w:t>和</w:t>
+      </w:r>
+      <w:r>
+        <w:rPr>
+          <w:rFonts w:hint="eastAsia"/>
+          <w:b/>
+          <w:bCs/>
+          <w:lang w:val="zh-CN"/>
+        </w:rPr>
+        <w:t>加载页面</w:t>
+      </w:r>
+    </w:p>
+    <w:p>
+      <w:pPr>
+        <w:rPr>
+          <w:lang w:val="zh-CN"/>
+        </w:rPr>
+      </w:pPr>
+      <w:r>
+        <w:rPr>
+          <w:lang w:val="zh-CN"/>
+        </w:rPr>
+        <w:tab/>
+      </w:r>
+      <w:r>
+        <w:rPr>
+          <w:rFonts w:hint="eastAsia"/>
+          <w:lang w:val="zh-CN"/>
+        </w:rPr>
+        <w:t>代码的实现上较为简单，因为</w:t>
+      </w:r>
+      <w:r>
+        <w:rPr>
+          <w:rFonts w:hint="eastAsia"/>
+          <w:lang w:val="zh-CN"/>
+        </w:rPr>
+        <w:t>Ren</w:t>
+      </w:r>
+      <w:r>
+        <w:rPr>
+          <w:lang w:val="zh-CN"/>
+        </w:rPr>
+        <w:t>’</w:t>
+      </w:r>
+      <w:r>
+        <w:rPr>
+          <w:rFonts w:hint="eastAsia"/>
+          <w:lang w:val="zh-CN"/>
+        </w:rPr>
+        <w:t>Py</w:t>
+      </w:r>
+      <w:r>
+        <w:rPr>
+          <w:rFonts w:hint="eastAsia"/>
+          <w:lang w:val="zh-CN"/>
+        </w:rPr>
+        <w:t>语法为启动画面预先定义了有关的</w:t>
+      </w:r>
+      <w:r>
+        <w:rPr>
+          <w:rFonts w:hint="eastAsia"/>
+          <w:lang w:val="zh-CN"/>
+        </w:rPr>
+        <w:t>方法。</w:t>
+      </w:r>
+    </w:p>
+    <w:p>
+      <w:pPr>
+        <w:widowControl/>
+        <w:shd w:val="clear" w:color="auto" w:fill="1F1F1F"/>
+        <w:spacing w:line="200" w:lineRule="exact"/>
+        <w:ind w:leftChars="607" w:left="1275" w:rightChars="782" w:right="1642" w:firstLine="2"/>
+        <w:jc w:val="left"/>
+        <w:rPr>
+          <w:rFonts w:ascii="Consolas" w:hAnsi="Consolas" w:cs="宋体"/>
+          <w:color w:val="CCCCCC"/>
+          <w:kern w:val="0"/>
+          <w:sz w:val="16"/>
+          <w:szCs w:val="16"/>
+        </w:rPr>
+      </w:pPr>
+      <w:r>
+        <w:rPr>
+          <w:rFonts w:ascii="Consolas" w:hAnsi="Consolas" w:cs="宋体"/>
+          <w:color w:val="6A9955"/>
+          <w:kern w:val="0"/>
+          <w:sz w:val="16"/>
+          <w:szCs w:val="16"/>
+        </w:rPr>
+        <w:t xml:space="preserve"># </w:t>
+      </w:r>
+      <w:r>
+        <w:rPr>
+          <w:rFonts w:ascii="Consolas" w:hAnsi="Consolas" w:cs="宋体"/>
+          <w:color w:val="6A9955"/>
+          <w:kern w:val="0"/>
+          <w:sz w:val="16"/>
+          <w:szCs w:val="16"/>
+        </w:rPr>
+        <w:t>游戏的脚本可置于此文件中。</w:t>
+      </w:r>
+    </w:p>
+    <w:p>
+      <w:pPr>
+        <w:widowControl/>
+        <w:shd w:val="clear" w:color="auto" w:fill="1F1F1F"/>
+        <w:spacing w:line="200" w:lineRule="exact"/>
+        <w:ind w:leftChars="607" w:left="1275" w:rightChars="782" w:right="1642" w:firstLine="2"/>
+        <w:jc w:val="left"/>
+        <w:rPr>
+          <w:rFonts w:ascii="Consolas" w:hAnsi="Consolas" w:cs="宋体"/>
+          <w:color w:val="CCCCCC"/>
+          <w:kern w:val="0"/>
+          <w:sz w:val="16"/>
+          <w:szCs w:val="16"/>
+        </w:rPr>
+      </w:pPr>
+      <w:r>
+        <w:rPr>
+          <w:rFonts w:ascii="Consolas" w:hAnsi="Consolas" w:cs="宋体"/>
+          <w:color w:val="6A9955"/>
+          <w:kern w:val="0"/>
+          <w:sz w:val="16"/>
+          <w:szCs w:val="16"/>
+        </w:rPr>
+        <w:t xml:space="preserve"># </w:t>
+      </w:r>
+      <w:r>
+        <w:rPr>
+          <w:rFonts w:ascii="Consolas" w:hAnsi="Consolas" w:cs="宋体"/>
+          <w:color w:val="6A9955"/>
+          <w:kern w:val="0"/>
+          <w:sz w:val="16"/>
+          <w:szCs w:val="16"/>
+        </w:rPr>
+        <w:t>先加一个开场</w:t>
+      </w:r>
+      <w:r>
+        <w:rPr>
+          <w:rFonts w:ascii="Consolas" w:hAnsi="Consolas" w:cs="宋体"/>
+          <w:color w:val="6A9955"/>
+          <w:kern w:val="0"/>
+          <w:sz w:val="16"/>
+          <w:szCs w:val="16"/>
+        </w:rPr>
+        <w:t>logo</w:t>
+      </w:r>
+    </w:p>
+    <w:p>
+      <w:pPr>
+        <w:widowControl/>
+        <w:shd w:val="clear" w:color="auto" w:fill="1F1F1F"/>
+        <w:spacing w:line="200" w:lineRule="exact"/>
+        <w:ind w:leftChars="607" w:left="1275" w:rightChars="782" w:right="1642" w:firstLine="2"/>
+        <w:jc w:val="left"/>
+        <w:rPr>
+          <w:rFonts w:ascii="Consolas" w:hAnsi="Consolas" w:cs="宋体"/>
+          <w:color w:val="CCCCCC"/>
+          <w:kern w:val="0"/>
+          <w:sz w:val="16"/>
+          <w:szCs w:val="16"/>
+        </w:rPr>
+      </w:pPr>
+      <w:r>
+        <w:rPr>
+          <w:rFonts w:ascii="Consolas" w:hAnsi="Consolas" w:cs="宋体"/>
+          <w:color w:val="569CD6"/>
+          <w:kern w:val="0"/>
+          <w:sz w:val="16"/>
+          <w:szCs w:val="16"/>
+        </w:rPr>
+        <w:t>image</w:t>
+      </w:r>
+      <w:r>
+        <w:rPr>
+          <w:rFonts w:ascii="Consolas" w:hAnsi="Consolas" w:cs="宋体"/>
+          <w:color w:val="CCCCCC"/>
+          <w:kern w:val="0"/>
+          <w:sz w:val="16"/>
+          <w:szCs w:val="16"/>
+        </w:rPr>
+        <w:t xml:space="preserve"> </w:t>
+      </w:r>
+      <w:r>
+        <w:rPr>
+          <w:rFonts w:ascii="Consolas" w:hAnsi="Consolas" w:cs="宋体"/>
+          <w:color w:val="4EC9B0"/>
+          <w:kern w:val="0"/>
+          <w:sz w:val="16"/>
+          <w:szCs w:val="16"/>
+        </w:rPr>
+        <w:t xml:space="preserve">splash </w:t>
+      </w:r>
+      <w:r>
+        <w:rPr>
+          <w:rFonts w:ascii="Consolas" w:hAnsi="Consolas" w:cs="宋体"/>
+          <w:color w:val="D4D4D4"/>
+          <w:kern w:val="0"/>
+          <w:sz w:val="16"/>
+          <w:szCs w:val="16"/>
+        </w:rPr>
+        <w:t>=</w:t>
+      </w:r>
+      <w:r>
+        <w:rPr>
+          <w:rFonts w:ascii="Consolas" w:hAnsi="Consolas" w:cs="宋体"/>
+          <w:color w:val="CCCCCC"/>
+          <w:kern w:val="0"/>
+          <w:sz w:val="16"/>
+          <w:szCs w:val="16"/>
+        </w:rPr>
+        <w:t xml:space="preserve"> </w:t>
+      </w:r>
+      <w:r>
+        <w:rPr>
+          <w:rFonts w:ascii="Consolas" w:hAnsi="Consolas" w:cs="宋体"/>
+          <w:color w:val="CE9178"/>
+          <w:kern w:val="0"/>
+          <w:sz w:val="16"/>
+          <w:szCs w:val="16"/>
+        </w:rPr>
+        <w:t>"splash.jpg"</w:t>
+      </w:r>
+    </w:p>
+    <w:p>
+      <w:pPr>
+        <w:widowControl/>
+        <w:shd w:val="clear" w:color="auto" w:fill="1F1F1F"/>
+        <w:spacing w:line="200" w:lineRule="exact"/>
+        <w:ind w:leftChars="607" w:left="1275" w:rightChars="782" w:right="1642" w:firstLine="2"/>
+        <w:jc w:val="left"/>
+        <w:rPr>
+          <w:rFonts w:ascii="Consolas" w:hAnsi="Consolas" w:cs="宋体" w:hint="eastAsia"/>
+          <w:color w:val="CCCCCC"/>
+          <w:kern w:val="0"/>
+          <w:sz w:val="16"/>
+          <w:szCs w:val="16"/>
+        </w:rPr>
+      </w:pPr>
+      <w:r>
+        <w:rPr>
+          <w:rFonts w:ascii="Consolas" w:hAnsi="Consolas" w:cs="宋体"/>
+          <w:color w:val="6A9955"/>
+          <w:kern w:val="0"/>
+          <w:sz w:val="16"/>
+          <w:szCs w:val="16"/>
+        </w:rPr>
+        <w:t># loading</w:t>
+      </w:r>
+      <w:r>
+        <w:rPr>
+          <w:rFonts w:ascii="Consolas" w:hAnsi="Consolas" w:cs="宋体"/>
+          <w:color w:val="6A9955"/>
+          <w:kern w:val="0"/>
+          <w:sz w:val="16"/>
+          <w:szCs w:val="16"/>
+        </w:rPr>
+        <w:t>界面</w:t>
+      </w:r>
+    </w:p>
+    <w:p>
+      <w:pPr>
+        <w:widowControl/>
+        <w:shd w:val="clear" w:color="auto" w:fill="1F1F1F"/>
+        <w:spacing w:line="200" w:lineRule="exact"/>
+        <w:ind w:leftChars="607" w:left="1275" w:rightChars="782" w:right="1642" w:firstLine="2"/>
+        <w:jc w:val="left"/>
+        <w:rPr>
+          <w:rFonts w:ascii="Consolas" w:hAnsi="Consolas" w:cs="宋体"/>
+          <w:color w:val="CCCCCC"/>
+          <w:kern w:val="0"/>
+          <w:sz w:val="16"/>
+          <w:szCs w:val="16"/>
+        </w:rPr>
+      </w:pPr>
+      <w:r>
+        <w:rPr>
+          <w:rFonts w:ascii="Consolas" w:hAnsi="Consolas" w:cs="宋体"/>
+          <w:color w:val="569CD6"/>
+          <w:kern w:val="0"/>
+          <w:sz w:val="16"/>
+          <w:szCs w:val="16"/>
+        </w:rPr>
+        <w:t>label</w:t>
+      </w:r>
+      <w:r>
+        <w:rPr>
+          <w:rFonts w:ascii="Consolas" w:hAnsi="Consolas" w:cs="宋体"/>
+          <w:color w:val="CCCCCC"/>
+          <w:kern w:val="0"/>
+          <w:sz w:val="16"/>
+          <w:szCs w:val="16"/>
+        </w:rPr>
+        <w:t xml:space="preserve"> </w:t>
       </w:r>
       <w:proofErr w:type="spellStart"/>
       <w:r>
         <w:rPr>
-          <w:rFonts w:hint="eastAsia"/>
-        </w:rPr>
-        <w:t>renpy</w:t>
+          <w:rFonts w:ascii="Consolas" w:hAnsi="Consolas" w:cs="宋体"/>
+          <w:color w:val="DCDCAA"/>
+          <w:kern w:val="0"/>
+          <w:sz w:val="16"/>
+          <w:szCs w:val="16"/>
+        </w:rPr>
+        <w:t>splashscreen</w:t>
       </w:r>
       <w:proofErr w:type="spellEnd"/>
       <w:r>
         <w:rPr>
-          <w:rFonts w:hint="eastAsia"/>
-        </w:rPr>
-        <w:t>语句及其效果上去</w:t>
-      </w:r>
-    </w:p>
-    <w:p>
-      <w:pPr>
-        <w:pStyle w:val="TOC2"/>
-      </w:pPr>
-      <w:hyperlink w:anchor="_Toc4138" w:history="1">
+          <w:rFonts w:ascii="Consolas" w:hAnsi="Consolas" w:cs="宋体"/>
+          <w:color w:val="CCCCCC"/>
+          <w:kern w:val="0"/>
+          <w:sz w:val="16"/>
+          <w:szCs w:val="16"/>
+        </w:rPr>
+        <w:t>:</w:t>
+      </w:r>
+    </w:p>
+    <w:p>
+      <w:pPr>
+        <w:widowControl/>
+        <w:shd w:val="clear" w:color="auto" w:fill="1F1F1F"/>
+        <w:spacing w:line="200" w:lineRule="exact"/>
+        <w:ind w:leftChars="607" w:left="1275" w:rightChars="782" w:right="1642" w:firstLine="2"/>
+        <w:jc w:val="left"/>
+        <w:rPr>
+          <w:rFonts w:ascii="Consolas" w:hAnsi="Consolas" w:cs="宋体"/>
+          <w:color w:val="CCCCCC"/>
+          <w:kern w:val="0"/>
+          <w:sz w:val="16"/>
+          <w:szCs w:val="16"/>
+        </w:rPr>
+      </w:pPr>
+      <w:r>
+        <w:rPr>
+          <w:rFonts w:ascii="Consolas" w:hAnsi="Consolas" w:cs="宋体"/>
+          <w:color w:val="CCCCCC"/>
+          <w:kern w:val="0"/>
+          <w:sz w:val="16"/>
+          <w:szCs w:val="16"/>
+        </w:rPr>
+        <w:t xml:space="preserve">    </w:t>
+      </w:r>
+      <w:r>
+        <w:rPr>
+          <w:rFonts w:ascii="Consolas" w:hAnsi="Consolas" w:cs="宋体"/>
+          <w:color w:val="569CD6"/>
+          <w:kern w:val="0"/>
+          <w:sz w:val="16"/>
+          <w:szCs w:val="16"/>
+        </w:rPr>
+        <w:t>scene</w:t>
+      </w:r>
+      <w:r>
+        <w:rPr>
+          <w:rFonts w:ascii="Consolas" w:hAnsi="Consolas" w:cs="宋体"/>
+          <w:color w:val="CCCCCC"/>
+          <w:kern w:val="0"/>
+          <w:sz w:val="16"/>
+          <w:szCs w:val="16"/>
+        </w:rPr>
+        <w:t xml:space="preserve"> </w:t>
+      </w:r>
+      <w:r>
+        <w:rPr>
+          <w:rFonts w:ascii="Consolas" w:hAnsi="Consolas" w:cs="宋体"/>
+          <w:color w:val="4EC9B0"/>
+          <w:kern w:val="0"/>
+          <w:sz w:val="16"/>
+          <w:szCs w:val="16"/>
+        </w:rPr>
+        <w:t>black</w:t>
+      </w:r>
+    </w:p>
+    <w:p>
+      <w:pPr>
+        <w:widowControl/>
+        <w:shd w:val="clear" w:color="auto" w:fill="1F1F1F"/>
+        <w:spacing w:line="200" w:lineRule="exact"/>
+        <w:ind w:leftChars="607" w:left="1275" w:rightChars="782" w:right="1642" w:firstLine="2"/>
+        <w:jc w:val="left"/>
+        <w:rPr>
+          <w:rFonts w:ascii="Consolas" w:hAnsi="Consolas" w:cs="宋体" w:hint="eastAsia"/>
+          <w:color w:val="CCCCCC"/>
+          <w:kern w:val="0"/>
+          <w:sz w:val="16"/>
+          <w:szCs w:val="16"/>
+        </w:rPr>
+      </w:pPr>
+      <w:r>
+        <w:rPr>
+          <w:rFonts w:ascii="Consolas" w:hAnsi="Consolas" w:cs="宋体"/>
+          <w:color w:val="CCCCCC"/>
+          <w:kern w:val="0"/>
+          <w:sz w:val="16"/>
+          <w:szCs w:val="16"/>
+        </w:rPr>
+        <w:t xml:space="preserve">    </w:t>
+      </w:r>
+      <w:r>
+        <w:rPr>
+          <w:rFonts w:ascii="Consolas" w:hAnsi="Consolas" w:cs="宋体"/>
+          <w:color w:val="C586C0"/>
+          <w:kern w:val="0"/>
+          <w:sz w:val="16"/>
+          <w:szCs w:val="16"/>
+        </w:rPr>
+        <w:t>with</w:t>
+      </w:r>
+      <w:r>
+        <w:rPr>
+          <w:rFonts w:ascii="Consolas" w:hAnsi="Consolas" w:cs="宋体"/>
+          <w:color w:val="CCCCCC"/>
+          <w:kern w:val="0"/>
+          <w:sz w:val="16"/>
+          <w:szCs w:val="16"/>
+        </w:rPr>
+        <w:t xml:space="preserve"> </w:t>
+      </w:r>
+      <w:r>
+        <w:rPr>
+          <w:rFonts w:ascii="Consolas" w:hAnsi="Consolas" w:cs="宋体"/>
+          <w:color w:val="DCDCAA"/>
+          <w:kern w:val="0"/>
+          <w:sz w:val="16"/>
+          <w:szCs w:val="16"/>
+        </w:rPr>
+        <w:t>Pause</w:t>
+      </w:r>
+      <w:r>
+        <w:rPr>
+          <w:rFonts w:ascii="Consolas" w:hAnsi="Consolas" w:cs="宋体"/>
+          <w:color w:val="CCCCCC"/>
+          <w:kern w:val="0"/>
+          <w:sz w:val="16"/>
+          <w:szCs w:val="16"/>
+        </w:rPr>
+        <w:t>(</w:t>
+      </w:r>
+      <w:r>
+        <w:rPr>
+          <w:rFonts w:ascii="Consolas" w:hAnsi="Consolas" w:cs="宋体"/>
+          <w:color w:val="B5CEA8"/>
+          <w:kern w:val="0"/>
+          <w:sz w:val="16"/>
+          <w:szCs w:val="16"/>
+        </w:rPr>
+        <w:t>1</w:t>
+      </w:r>
+      <w:r>
+        <w:rPr>
+          <w:rFonts w:ascii="Consolas" w:hAnsi="Consolas" w:cs="宋体"/>
+          <w:color w:val="CCCCCC"/>
+          <w:kern w:val="0"/>
+          <w:sz w:val="16"/>
+          <w:szCs w:val="16"/>
+        </w:rPr>
+        <w:t>)</w:t>
+      </w:r>
+    </w:p>
+    <w:p>
+      <w:pPr>
+        <w:widowControl/>
+        <w:shd w:val="clear" w:color="auto" w:fill="1F1F1F"/>
+        <w:spacing w:line="200" w:lineRule="exact"/>
+        <w:ind w:leftChars="607" w:left="1275" w:rightChars="782" w:right="1642" w:firstLine="2"/>
+        <w:jc w:val="left"/>
+        <w:rPr>
+          <w:rFonts w:ascii="Consolas" w:hAnsi="Consolas" w:cs="宋体" w:hint="eastAsia"/>
+          <w:color w:val="CCCCCC"/>
+          <w:kern w:val="0"/>
+          <w:sz w:val="16"/>
+          <w:szCs w:val="16"/>
+        </w:rPr>
+      </w:pPr>
+      <w:r>
+        <w:rPr>
+          <w:rFonts w:ascii="Consolas" w:hAnsi="Consolas" w:cs="宋体"/>
+          <w:color w:val="CCCCCC"/>
+          <w:kern w:val="0"/>
+          <w:sz w:val="16"/>
+          <w:szCs w:val="16"/>
+        </w:rPr>
+        <w:t xml:space="preserve">    </w:t>
+      </w:r>
+      <w:r>
+        <w:rPr>
+          <w:rFonts w:ascii="Consolas" w:hAnsi="Consolas" w:cs="宋体"/>
+          <w:color w:val="569CD6"/>
+          <w:kern w:val="0"/>
+          <w:sz w:val="16"/>
+          <w:szCs w:val="16"/>
+        </w:rPr>
+        <w:t>play</w:t>
+      </w:r>
+      <w:r>
+        <w:rPr>
+          <w:rFonts w:ascii="Consolas" w:hAnsi="Consolas" w:cs="宋体"/>
+          <w:color w:val="CCCCCC"/>
+          <w:kern w:val="0"/>
+          <w:sz w:val="16"/>
+          <w:szCs w:val="16"/>
+        </w:rPr>
+        <w:t xml:space="preserve"> </w:t>
+      </w:r>
+      <w:r>
+        <w:rPr>
+          <w:rFonts w:ascii="Consolas" w:hAnsi="Consolas" w:cs="宋体"/>
+          <w:color w:val="4EC9B0"/>
+          <w:kern w:val="0"/>
+          <w:sz w:val="16"/>
+          <w:szCs w:val="16"/>
+        </w:rPr>
+        <w:t>sound</w:t>
+      </w:r>
+      <w:r>
+        <w:rPr>
+          <w:rFonts w:ascii="Consolas" w:hAnsi="Consolas" w:cs="宋体"/>
+          <w:color w:val="CCCCCC"/>
+          <w:kern w:val="0"/>
+          <w:sz w:val="16"/>
+          <w:szCs w:val="16"/>
+        </w:rPr>
+        <w:t xml:space="preserve"> </w:t>
+      </w:r>
+      <w:r>
+        <w:rPr>
+          <w:rFonts w:ascii="Consolas" w:hAnsi="Consolas" w:cs="宋体"/>
+          <w:color w:val="CE9178"/>
+          <w:kern w:val="0"/>
+          <w:sz w:val="16"/>
+          <w:szCs w:val="16"/>
+        </w:rPr>
+        <w:t>"dinglingling.MP3"</w:t>
+      </w:r>
+    </w:p>
+    <w:p>
+      <w:pPr>
+        <w:widowControl/>
+        <w:shd w:val="clear" w:color="auto" w:fill="1F1F1F"/>
+        <w:spacing w:line="200" w:lineRule="exact"/>
+        <w:ind w:leftChars="607" w:left="1275" w:rightChars="782" w:right="1642" w:firstLine="2"/>
+        <w:jc w:val="left"/>
+        <w:rPr>
+          <w:rFonts w:ascii="Consolas" w:hAnsi="Consolas" w:cs="宋体"/>
+          <w:color w:val="CCCCCC"/>
+          <w:kern w:val="0"/>
+          <w:sz w:val="16"/>
+          <w:szCs w:val="16"/>
+        </w:rPr>
+      </w:pPr>
+      <w:r>
+        <w:rPr>
+          <w:rFonts w:ascii="Consolas" w:hAnsi="Consolas" w:cs="宋体"/>
+          <w:color w:val="CCCCCC"/>
+          <w:kern w:val="0"/>
+          <w:sz w:val="16"/>
+          <w:szCs w:val="16"/>
+        </w:rPr>
+        <w:t xml:space="preserve">    </w:t>
+      </w:r>
+      <w:r>
+        <w:rPr>
+          <w:rFonts w:ascii="Consolas" w:hAnsi="Consolas" w:cs="宋体"/>
+          <w:color w:val="569CD6"/>
+          <w:kern w:val="0"/>
+          <w:sz w:val="16"/>
+          <w:szCs w:val="16"/>
+        </w:rPr>
+        <w:t>show</w:t>
+      </w:r>
+      <w:r>
+        <w:rPr>
+          <w:rFonts w:ascii="Consolas" w:hAnsi="Consolas" w:cs="宋体"/>
+          <w:color w:val="CCCCCC"/>
+          <w:kern w:val="0"/>
+          <w:sz w:val="16"/>
+          <w:szCs w:val="16"/>
+        </w:rPr>
+        <w:t xml:space="preserve"> </w:t>
+      </w:r>
+      <w:r>
+        <w:rPr>
+          <w:rFonts w:ascii="Consolas" w:hAnsi="Consolas" w:cs="宋体"/>
+          <w:color w:val="4EC9B0"/>
+          <w:kern w:val="0"/>
+          <w:sz w:val="16"/>
+          <w:szCs w:val="16"/>
+        </w:rPr>
+        <w:t>splash</w:t>
+      </w:r>
+      <w:r>
+        <w:rPr>
+          <w:rFonts w:ascii="Consolas" w:hAnsi="Consolas" w:cs="宋体"/>
+          <w:color w:val="CCCCCC"/>
+          <w:kern w:val="0"/>
+          <w:sz w:val="16"/>
+          <w:szCs w:val="16"/>
+        </w:rPr>
+        <w:t xml:space="preserve"> </w:t>
+      </w:r>
+      <w:r>
+        <w:rPr>
+          <w:rFonts w:ascii="Consolas" w:hAnsi="Consolas" w:cs="宋体"/>
+          <w:color w:val="C586C0"/>
+          <w:kern w:val="0"/>
+          <w:sz w:val="16"/>
+          <w:szCs w:val="16"/>
+        </w:rPr>
+        <w:t>with</w:t>
+      </w:r>
+      <w:r>
+        <w:rPr>
+          <w:rFonts w:ascii="Consolas" w:hAnsi="Consolas" w:cs="宋体"/>
+          <w:color w:val="CCCCCC"/>
+          <w:kern w:val="0"/>
+          <w:sz w:val="16"/>
+          <w:szCs w:val="16"/>
+        </w:rPr>
+        <w:t xml:space="preserve"> </w:t>
+      </w:r>
+      <w:r>
+        <w:rPr>
+          <w:rFonts w:ascii="Consolas" w:hAnsi="Consolas" w:cs="宋体"/>
+          <w:color w:val="9CDCFE"/>
+          <w:kern w:val="0"/>
+          <w:sz w:val="16"/>
+          <w:szCs w:val="16"/>
+        </w:rPr>
+        <w:t>dissolve</w:t>
+      </w:r>
+    </w:p>
+    <w:p>
+      <w:pPr>
+        <w:widowControl/>
+        <w:shd w:val="clear" w:color="auto" w:fill="1F1F1F"/>
+        <w:spacing w:line="200" w:lineRule="exact"/>
+        <w:ind w:leftChars="607" w:left="1275" w:rightChars="782" w:right="1642" w:firstLine="2"/>
+        <w:jc w:val="left"/>
+        <w:rPr>
+          <w:rFonts w:ascii="Consolas" w:hAnsi="Consolas" w:cs="宋体" w:hint="eastAsia"/>
+          <w:color w:val="CCCCCC"/>
+          <w:kern w:val="0"/>
+          <w:sz w:val="16"/>
+          <w:szCs w:val="16"/>
+        </w:rPr>
+      </w:pPr>
+      <w:r>
+        <w:rPr>
+          <w:rFonts w:ascii="Consolas" w:hAnsi="Consolas" w:cs="宋体"/>
+          <w:color w:val="CCCCCC"/>
+          <w:kern w:val="0"/>
+          <w:sz w:val="16"/>
+          <w:szCs w:val="16"/>
+        </w:rPr>
+        <w:t xml:space="preserve">    </w:t>
+      </w:r>
+      <w:r>
+        <w:rPr>
+          <w:rFonts w:ascii="Consolas" w:hAnsi="Consolas" w:cs="宋体"/>
+          <w:color w:val="C586C0"/>
+          <w:kern w:val="0"/>
+          <w:sz w:val="16"/>
+          <w:szCs w:val="16"/>
+        </w:rPr>
+        <w:t>with</w:t>
+      </w:r>
+      <w:r>
+        <w:rPr>
+          <w:rFonts w:ascii="Consolas" w:hAnsi="Consolas" w:cs="宋体"/>
+          <w:color w:val="CCCCCC"/>
+          <w:kern w:val="0"/>
+          <w:sz w:val="16"/>
+          <w:szCs w:val="16"/>
+        </w:rPr>
+        <w:t xml:space="preserve"> </w:t>
+      </w:r>
+      <w:r>
+        <w:rPr>
+          <w:rFonts w:ascii="Consolas" w:hAnsi="Consolas" w:cs="宋体"/>
+          <w:color w:val="DCDCAA"/>
+          <w:kern w:val="0"/>
+          <w:sz w:val="16"/>
+          <w:szCs w:val="16"/>
+        </w:rPr>
+        <w:t>Pause</w:t>
+      </w:r>
+      <w:r>
+        <w:rPr>
+          <w:rFonts w:ascii="Consolas" w:hAnsi="Consolas" w:cs="宋体"/>
+          <w:color w:val="CCCCCC"/>
+          <w:kern w:val="0"/>
+          <w:sz w:val="16"/>
+          <w:szCs w:val="16"/>
+        </w:rPr>
+        <w:t>(</w:t>
+      </w:r>
+      <w:r>
+        <w:rPr>
+          <w:rFonts w:ascii="Consolas" w:hAnsi="Consolas" w:cs="宋体"/>
+          <w:color w:val="B5CEA8"/>
+          <w:kern w:val="0"/>
+          <w:sz w:val="16"/>
+          <w:szCs w:val="16"/>
+        </w:rPr>
+        <w:t>2</w:t>
+      </w:r>
+      <w:r>
+        <w:rPr>
+          <w:rFonts w:ascii="Consolas" w:hAnsi="Consolas" w:cs="宋体"/>
+          <w:color w:val="CCCCCC"/>
+          <w:kern w:val="0"/>
+          <w:sz w:val="16"/>
+          <w:szCs w:val="16"/>
+        </w:rPr>
+        <w:t>)</w:t>
+      </w:r>
+    </w:p>
+    <w:p>
+      <w:pPr>
+        <w:widowControl/>
+        <w:shd w:val="clear" w:color="auto" w:fill="1F1F1F"/>
+        <w:spacing w:line="200" w:lineRule="exact"/>
+        <w:ind w:leftChars="607" w:left="1275" w:rightChars="782" w:right="1642" w:firstLine="2"/>
+        <w:jc w:val="left"/>
+        <w:rPr>
+          <w:rFonts w:ascii="Consolas" w:hAnsi="Consolas" w:cs="宋体"/>
+          <w:color w:val="CCCCCC"/>
+          <w:kern w:val="0"/>
+          <w:sz w:val="16"/>
+          <w:szCs w:val="16"/>
+        </w:rPr>
+      </w:pPr>
+      <w:r>
+        <w:rPr>
+          <w:rFonts w:ascii="Consolas" w:hAnsi="Consolas" w:cs="宋体"/>
+          <w:color w:val="CCCCCC"/>
+          <w:kern w:val="0"/>
+          <w:sz w:val="16"/>
+          <w:szCs w:val="16"/>
+        </w:rPr>
+        <w:t xml:space="preserve">    </w:t>
+      </w:r>
+      <w:r>
+        <w:rPr>
+          <w:rFonts w:ascii="Consolas" w:hAnsi="Consolas" w:cs="宋体"/>
+          <w:color w:val="569CD6"/>
+          <w:kern w:val="0"/>
+          <w:sz w:val="16"/>
+          <w:szCs w:val="16"/>
+        </w:rPr>
+        <w:t>scene</w:t>
+      </w:r>
+      <w:r>
+        <w:rPr>
+          <w:rFonts w:ascii="Consolas" w:hAnsi="Consolas" w:cs="宋体"/>
+          <w:color w:val="CCCCCC"/>
+          <w:kern w:val="0"/>
+          <w:sz w:val="16"/>
+          <w:szCs w:val="16"/>
+        </w:rPr>
+        <w:t xml:space="preserve"> </w:t>
+      </w:r>
+      <w:r>
+        <w:rPr>
+          <w:rFonts w:ascii="Consolas" w:hAnsi="Consolas" w:cs="宋体"/>
+          <w:color w:val="4EC9B0"/>
+          <w:kern w:val="0"/>
+          <w:sz w:val="16"/>
+          <w:szCs w:val="16"/>
+        </w:rPr>
+        <w:t xml:space="preserve">black </w:t>
+      </w:r>
+      <w:r>
+        <w:rPr>
+          <w:rFonts w:ascii="Consolas" w:hAnsi="Consolas" w:cs="宋体"/>
+          <w:color w:val="C586C0"/>
+          <w:kern w:val="0"/>
+          <w:sz w:val="16"/>
+          <w:szCs w:val="16"/>
+        </w:rPr>
+        <w:t>with</w:t>
+      </w:r>
+      <w:r>
+        <w:rPr>
+          <w:rFonts w:ascii="Consolas" w:hAnsi="Consolas" w:cs="宋体"/>
+          <w:color w:val="CCCCCC"/>
+          <w:kern w:val="0"/>
+          <w:sz w:val="16"/>
+          <w:szCs w:val="16"/>
+        </w:rPr>
+        <w:t xml:space="preserve"> </w:t>
+      </w:r>
+      <w:r>
+        <w:rPr>
+          <w:rFonts w:ascii="Consolas" w:hAnsi="Consolas" w:cs="宋体"/>
+          <w:color w:val="9CDCFE"/>
+          <w:kern w:val="0"/>
+          <w:sz w:val="16"/>
+          <w:szCs w:val="16"/>
+        </w:rPr>
+        <w:t>dissolve</w:t>
+      </w:r>
+    </w:p>
+    <w:p>
+      <w:pPr>
+        <w:widowControl/>
+        <w:shd w:val="clear" w:color="auto" w:fill="1F1F1F"/>
+        <w:spacing w:line="200" w:lineRule="exact"/>
+        <w:ind w:leftChars="607" w:left="1275" w:rightChars="782" w:right="1642" w:firstLine="2"/>
+        <w:jc w:val="left"/>
+        <w:rPr>
+          <w:rFonts w:ascii="Consolas" w:hAnsi="Consolas" w:cs="宋体" w:hint="eastAsia"/>
+          <w:color w:val="CCCCCC"/>
+          <w:kern w:val="0"/>
+          <w:sz w:val="16"/>
+          <w:szCs w:val="16"/>
+        </w:rPr>
+      </w:pPr>
+      <w:r>
+        <w:rPr>
+          <w:rFonts w:ascii="Consolas" w:hAnsi="Consolas" w:cs="宋体"/>
+          <w:color w:val="CCCCCC"/>
+          <w:kern w:val="0"/>
+          <w:sz w:val="16"/>
+          <w:szCs w:val="16"/>
+        </w:rPr>
+        <w:t xml:space="preserve">    </w:t>
+      </w:r>
+      <w:r>
+        <w:rPr>
+          <w:rFonts w:ascii="Consolas" w:hAnsi="Consolas" w:cs="宋体"/>
+          <w:color w:val="C586C0"/>
+          <w:kern w:val="0"/>
+          <w:sz w:val="16"/>
+          <w:szCs w:val="16"/>
+        </w:rPr>
+        <w:t>with</w:t>
+      </w:r>
+      <w:r>
+        <w:rPr>
+          <w:rFonts w:ascii="Consolas" w:hAnsi="Consolas" w:cs="宋体"/>
+          <w:color w:val="CCCCCC"/>
+          <w:kern w:val="0"/>
+          <w:sz w:val="16"/>
+          <w:szCs w:val="16"/>
+        </w:rPr>
+        <w:t xml:space="preserve"> </w:t>
+      </w:r>
+      <w:r>
+        <w:rPr>
+          <w:rFonts w:ascii="Consolas" w:hAnsi="Consolas" w:cs="宋体"/>
+          <w:color w:val="DCDCAA"/>
+          <w:kern w:val="0"/>
+          <w:sz w:val="16"/>
+          <w:szCs w:val="16"/>
+        </w:rPr>
+        <w:t>Pause</w:t>
+      </w:r>
+      <w:r>
+        <w:rPr>
+          <w:rFonts w:ascii="Consolas" w:hAnsi="Consolas" w:cs="宋体"/>
+          <w:color w:val="CCCCCC"/>
+          <w:kern w:val="0"/>
+          <w:sz w:val="16"/>
+          <w:szCs w:val="16"/>
+        </w:rPr>
+        <w:t>(</w:t>
+      </w:r>
+      <w:r>
+        <w:rPr>
+          <w:rFonts w:ascii="Consolas" w:hAnsi="Consolas" w:cs="宋体"/>
+          <w:color w:val="B5CEA8"/>
+          <w:kern w:val="0"/>
+          <w:sz w:val="16"/>
+          <w:szCs w:val="16"/>
+        </w:rPr>
+        <w:t>1</w:t>
+      </w:r>
+      <w:r>
+        <w:rPr>
+          <w:rFonts w:ascii="Consolas" w:hAnsi="Consolas" w:cs="宋体"/>
+          <w:color w:val="CCCCCC"/>
+          <w:kern w:val="0"/>
+          <w:sz w:val="16"/>
+          <w:szCs w:val="16"/>
+        </w:rPr>
+        <w:t>)</w:t>
+      </w:r>
+    </w:p>
+    <w:p>
+      <w:pPr>
+        <w:widowControl/>
+        <w:shd w:val="clear" w:color="auto" w:fill="1F1F1F"/>
+        <w:spacing w:line="200" w:lineRule="exact"/>
+        <w:ind w:leftChars="607" w:left="1275" w:rightChars="782" w:right="1642" w:firstLine="2"/>
+        <w:jc w:val="left"/>
+        <w:rPr>
+          <w:rFonts w:ascii="Consolas" w:hAnsi="Consolas" w:cs="宋体" w:hint="eastAsia"/>
+          <w:color w:val="C586C0"/>
+          <w:kern w:val="0"/>
+          <w:sz w:val="16"/>
+          <w:szCs w:val="16"/>
+        </w:rPr>
+      </w:pPr>
+      <w:r>
+        <w:rPr>
+          <w:rFonts w:ascii="Consolas" w:hAnsi="Consolas" w:cs="宋体"/>
+          <w:color w:val="CCCCCC"/>
+          <w:kern w:val="0"/>
+          <w:sz w:val="16"/>
+          <w:szCs w:val="16"/>
+        </w:rPr>
+        <w:t xml:space="preserve">    </w:t>
+      </w:r>
+      <w:r>
+        <w:rPr>
+          <w:rFonts w:ascii="Consolas" w:hAnsi="Consolas" w:cs="宋体"/>
+          <w:color w:val="C586C0"/>
+          <w:kern w:val="0"/>
+          <w:sz w:val="16"/>
+          <w:szCs w:val="16"/>
+        </w:rPr>
+        <w:t>return</w:t>
+      </w:r>
+    </w:p>
+    <w:p>
+      <w:pPr>
+        <w:rPr>
+          <w:rFonts w:hint="eastAsia"/>
+        </w:rPr>
+      </w:pPr>
+      <w:r>
+        <w:tab/>
+      </w:r>
+      <w:r>
+        <w:rPr>
+          <w:rFonts w:hint="eastAsia"/>
+        </w:rPr>
+        <w:t>以上代码实现了一个由黑场过度到启动画面，再过度回黑场的效果。</w:t>
+      </w:r>
+    </w:p>
+    <w:p>
+      <w:pPr>
+        <w:pStyle w:val="TOC3"/>
+      </w:pPr>
+      <w:hyperlink w:anchor="_Toc18002" w:history="1">
         <w:r>
           <w:t>3.</w:t>
         </w:r>
@@ -4509,6 +5846,1563 @@
           <w:t>3</w:t>
         </w:r>
         <w:r>
+          <w:t>.</w:t>
+        </w:r>
+        <w:r>
+          <w:rPr>
+            <w:rFonts w:hint="eastAsia"/>
+          </w:rPr>
+          <w:t>2</w:t>
+        </w:r>
+      </w:hyperlink>
+      <w:r>
+        <w:rPr>
+          <w:rFonts w:hint="eastAsia"/>
+        </w:rPr>
+        <w:t>页面实现</w:t>
+      </w:r>
+    </w:p>
+    <w:p>
+      <w:r>
+        <w:tab/>
+      </w:r>
+      <w:r>
+        <w:rPr>
+          <w:rFonts w:hint="eastAsia"/>
+        </w:rPr>
+        <w:t>在</w:t>
+      </w:r>
+      <w:proofErr w:type="spellStart"/>
+      <w:r>
+        <w:rPr>
+          <w:rFonts w:hint="eastAsia"/>
+        </w:rPr>
+        <w:t>Ren</w:t>
+      </w:r>
+      <w:r>
+        <w:t>’</w:t>
+      </w:r>
+      <w:r>
+        <w:rPr>
+          <w:rFonts w:hint="eastAsia"/>
+        </w:rPr>
+        <w:t>Py</w:t>
+      </w:r>
+      <w:proofErr w:type="spellEnd"/>
+      <w:r>
+        <w:rPr>
+          <w:rFonts w:hint="eastAsia"/>
+        </w:rPr>
+        <w:t>中，所有的页面以</w:t>
+      </w:r>
+      <w:r>
+        <w:rPr>
+          <w:rFonts w:hint="eastAsia"/>
+        </w:rPr>
+        <w:t>screen &lt;</w:t>
+      </w:r>
+      <w:r>
+        <w:rPr>
+          <w:rFonts w:hint="eastAsia"/>
+        </w:rPr>
+        <w:t>页面名称</w:t>
+      </w:r>
+      <w:r>
+        <w:rPr>
+          <w:rFonts w:hint="eastAsia"/>
+        </w:rPr>
+        <w:t>&gt;(&lt;</w:t>
+      </w:r>
+      <w:r>
+        <w:rPr>
+          <w:rFonts w:hint="eastAsia"/>
+        </w:rPr>
+        <w:t>参数</w:t>
+      </w:r>
+      <w:r>
+        <w:rPr>
+          <w:rFonts w:hint="eastAsia"/>
+        </w:rPr>
+        <w:t>&gt;)</w:t>
+      </w:r>
+      <w:r>
+        <w:rPr>
+          <w:rFonts w:hint="eastAsia"/>
+        </w:rPr>
+        <w:t>定义，页面组件类似网页前端设计，可以在组件中套用组件，从而设计出关于、流程图、鉴赏模式等页面。</w:t>
+      </w:r>
+    </w:p>
+    <w:p>
+      <w:pPr>
+        <w:pStyle w:val="TOC3"/>
+      </w:pPr>
+      <w:hyperlink w:anchor="_Toc18002" w:history="1">
+        <w:r>
+          <w:t>3.</w:t>
+        </w:r>
+        <w:r>
+          <w:rPr>
+            <w:rFonts w:hint="eastAsia"/>
+          </w:rPr>
+          <w:t>3</w:t>
+        </w:r>
+        <w:r>
+          <w:t>.</w:t>
+        </w:r>
+      </w:hyperlink>
+      <w:r>
+        <w:rPr>
+          <w:rFonts w:hint="eastAsia"/>
+        </w:rPr>
+        <w:t>3</w:t>
+      </w:r>
+      <w:r>
+        <w:rPr>
+          <w:rFonts w:hint="eastAsia"/>
+        </w:rPr>
+        <w:t>演出的设计与</w:t>
+      </w:r>
+      <w:r>
+        <w:rPr>
+          <w:rFonts w:hint="eastAsia"/>
+        </w:rPr>
+        <w:t>实现</w:t>
+      </w:r>
+    </w:p>
+    <w:p>
+      <w:r>
+        <w:tab/>
+      </w:r>
+      <w:r>
+        <w:rPr>
+          <w:rFonts w:hint="eastAsia"/>
+        </w:rPr>
+        <w:t>原作小说只有旁白对话，因此演出全部在开发过程中</w:t>
+      </w:r>
+      <w:r>
+        <w:rPr>
+          <w:rFonts w:hint="eastAsia"/>
+        </w:rPr>
+        <w:t>人工</w:t>
+      </w:r>
+      <w:r>
+        <w:rPr>
+          <w:rFonts w:hint="eastAsia"/>
+        </w:rPr>
+        <w:t>设计。</w:t>
+      </w:r>
+      <w:r>
+        <w:rPr>
+          <w:rFonts w:hint="eastAsia"/>
+        </w:rPr>
+        <w:t>只有人可以体会小说中细腻的情感转变，</w:t>
+      </w:r>
+      <w:r>
+        <w:rPr>
+          <w:rFonts w:hint="eastAsia"/>
+        </w:rPr>
+        <w:t>因此才能根据需要</w:t>
+      </w:r>
+      <w:r>
+        <w:rPr>
+          <w:rFonts w:hint="eastAsia"/>
+        </w:rPr>
+        <w:t>设计各种演出。</w:t>
+      </w:r>
+    </w:p>
+    <w:p>
+      <w:r>
+        <w:tab/>
+      </w:r>
+      <w:r>
+        <w:rPr>
+          <w:rFonts w:hint="eastAsia"/>
+        </w:rPr>
+        <w:t>例如，设计一个立绘上跳的变换，模拟人物惊讶的表现：</w:t>
+      </w:r>
+    </w:p>
+    <w:p>
+      <w:pPr>
+        <w:widowControl/>
+        <w:shd w:val="clear" w:color="auto" w:fill="1F1F1F"/>
+        <w:spacing w:line="200" w:lineRule="exact"/>
+        <w:ind w:leftChars="607" w:left="1275" w:rightChars="782" w:right="1642"/>
+        <w:jc w:val="left"/>
+        <w:rPr>
+          <w:rFonts w:ascii="Consolas" w:hAnsi="Consolas" w:cs="宋体"/>
+          <w:color w:val="CCCCCC"/>
+          <w:kern w:val="0"/>
+          <w:sz w:val="16"/>
+          <w:szCs w:val="16"/>
+        </w:rPr>
+      </w:pPr>
+      <w:r>
+        <w:rPr>
+          <w:rFonts w:ascii="Consolas" w:hAnsi="Consolas" w:cs="宋体"/>
+          <w:color w:val="569CD6"/>
+          <w:kern w:val="0"/>
+          <w:sz w:val="16"/>
+          <w:szCs w:val="16"/>
+        </w:rPr>
+        <w:t>transform</w:t>
+      </w:r>
+      <w:r>
+        <w:rPr>
+          <w:rFonts w:ascii="Consolas" w:hAnsi="Consolas" w:cs="宋体"/>
+          <w:color w:val="CCCCCC"/>
+          <w:kern w:val="0"/>
+          <w:sz w:val="16"/>
+          <w:szCs w:val="16"/>
+        </w:rPr>
+        <w:t xml:space="preserve"> </w:t>
+      </w:r>
+      <w:proofErr w:type="spellStart"/>
+      <w:r>
+        <w:rPr>
+          <w:rFonts w:ascii="Consolas" w:hAnsi="Consolas" w:cs="宋体"/>
+          <w:color w:val="9CDCFE"/>
+          <w:kern w:val="0"/>
+          <w:sz w:val="16"/>
+          <w:szCs w:val="16"/>
+        </w:rPr>
+        <w:t>jump_surprised</w:t>
+      </w:r>
+      <w:proofErr w:type="spellEnd"/>
+      <w:r>
+        <w:rPr>
+          <w:rFonts w:ascii="Consolas" w:hAnsi="Consolas" w:cs="宋体"/>
+          <w:color w:val="CCCCCC"/>
+          <w:kern w:val="0"/>
+          <w:sz w:val="16"/>
+          <w:szCs w:val="16"/>
+        </w:rPr>
+        <w:t xml:space="preserve">: </w:t>
+      </w:r>
+      <w:r>
+        <w:rPr>
+          <w:rFonts w:ascii="Consolas" w:hAnsi="Consolas" w:cs="宋体"/>
+          <w:color w:val="6A9955"/>
+          <w:kern w:val="0"/>
+          <w:sz w:val="16"/>
+          <w:szCs w:val="16"/>
+        </w:rPr>
+        <w:t xml:space="preserve"># </w:t>
+      </w:r>
+      <w:r>
+        <w:rPr>
+          <w:rFonts w:ascii="Consolas" w:hAnsi="Consolas" w:cs="宋体"/>
+          <w:color w:val="6A9955"/>
+          <w:kern w:val="0"/>
+          <w:sz w:val="16"/>
+          <w:szCs w:val="16"/>
+        </w:rPr>
+        <w:t>立绘惊讶上跳</w:t>
+      </w:r>
+    </w:p>
+    <w:p>
+      <w:pPr>
+        <w:widowControl/>
+        <w:shd w:val="clear" w:color="auto" w:fill="1F1F1F"/>
+        <w:spacing w:line="200" w:lineRule="exact"/>
+        <w:ind w:leftChars="607" w:left="1275" w:rightChars="782" w:right="1642"/>
+        <w:jc w:val="left"/>
+        <w:rPr>
+          <w:rFonts w:ascii="Consolas" w:hAnsi="Consolas" w:cs="宋体"/>
+          <w:color w:val="CCCCCC"/>
+          <w:kern w:val="0"/>
+          <w:sz w:val="16"/>
+          <w:szCs w:val="16"/>
+        </w:rPr>
+      </w:pPr>
+      <w:r>
+        <w:rPr>
+          <w:rFonts w:ascii="Consolas" w:hAnsi="Consolas" w:cs="宋体"/>
+          <w:color w:val="CCCCCC"/>
+          <w:kern w:val="0"/>
+          <w:sz w:val="16"/>
+          <w:szCs w:val="16"/>
+        </w:rPr>
+        <w:t xml:space="preserve">    </w:t>
+      </w:r>
+      <w:proofErr w:type="spellStart"/>
+      <w:r>
+        <w:rPr>
+          <w:rFonts w:ascii="Consolas" w:hAnsi="Consolas" w:cs="宋体"/>
+          <w:color w:val="D7BA7D"/>
+          <w:kern w:val="0"/>
+          <w:sz w:val="16"/>
+          <w:szCs w:val="16"/>
+        </w:rPr>
+        <w:t>xalign</w:t>
+      </w:r>
+      <w:proofErr w:type="spellEnd"/>
+      <w:r>
+        <w:rPr>
+          <w:rFonts w:ascii="Consolas" w:hAnsi="Consolas" w:cs="宋体"/>
+          <w:color w:val="CCCCCC"/>
+          <w:kern w:val="0"/>
+          <w:sz w:val="16"/>
+          <w:szCs w:val="16"/>
+        </w:rPr>
+        <w:t xml:space="preserve"> </w:t>
+      </w:r>
+      <w:r>
+        <w:rPr>
+          <w:rFonts w:ascii="Consolas" w:hAnsi="Consolas" w:cs="宋体"/>
+          <w:color w:val="B5CEA8"/>
+          <w:kern w:val="0"/>
+          <w:sz w:val="16"/>
+          <w:szCs w:val="16"/>
+        </w:rPr>
+        <w:t>0.5</w:t>
+      </w:r>
+    </w:p>
+    <w:p>
+      <w:pPr>
+        <w:widowControl/>
+        <w:shd w:val="clear" w:color="auto" w:fill="1F1F1F"/>
+        <w:spacing w:line="200" w:lineRule="exact"/>
+        <w:ind w:leftChars="607" w:left="1275" w:rightChars="782" w:right="1642"/>
+        <w:jc w:val="left"/>
+        <w:rPr>
+          <w:rFonts w:ascii="Consolas" w:hAnsi="Consolas" w:cs="宋体"/>
+          <w:color w:val="CCCCCC"/>
+          <w:kern w:val="0"/>
+          <w:sz w:val="16"/>
+          <w:szCs w:val="16"/>
+        </w:rPr>
+      </w:pPr>
+      <w:r>
+        <w:rPr>
+          <w:rFonts w:ascii="Consolas" w:hAnsi="Consolas" w:cs="宋体"/>
+          <w:color w:val="CCCCCC"/>
+          <w:kern w:val="0"/>
+          <w:sz w:val="16"/>
+          <w:szCs w:val="16"/>
+        </w:rPr>
+        <w:t xml:space="preserve">    </w:t>
+      </w:r>
+      <w:proofErr w:type="spellStart"/>
+      <w:r>
+        <w:rPr>
+          <w:rFonts w:ascii="Consolas" w:hAnsi="Consolas" w:cs="宋体"/>
+          <w:color w:val="D7BA7D"/>
+          <w:kern w:val="0"/>
+          <w:sz w:val="16"/>
+          <w:szCs w:val="16"/>
+        </w:rPr>
+        <w:t>yalign</w:t>
+      </w:r>
+      <w:proofErr w:type="spellEnd"/>
+      <w:r>
+        <w:rPr>
+          <w:rFonts w:ascii="Consolas" w:hAnsi="Consolas" w:cs="宋体"/>
+          <w:color w:val="CCCCCC"/>
+          <w:kern w:val="0"/>
+          <w:sz w:val="16"/>
+          <w:szCs w:val="16"/>
+        </w:rPr>
+        <w:t xml:space="preserve"> </w:t>
+      </w:r>
+      <w:r>
+        <w:rPr>
+          <w:rFonts w:ascii="Consolas" w:hAnsi="Consolas" w:cs="宋体"/>
+          <w:color w:val="B5CEA8"/>
+          <w:kern w:val="0"/>
+          <w:sz w:val="16"/>
+          <w:szCs w:val="16"/>
+        </w:rPr>
+        <w:t>0.0</w:t>
+      </w:r>
+    </w:p>
+    <w:p>
+      <w:pPr>
+        <w:widowControl/>
+        <w:shd w:val="clear" w:color="auto" w:fill="1F1F1F"/>
+        <w:spacing w:line="200" w:lineRule="exact"/>
+        <w:ind w:leftChars="607" w:left="1275" w:rightChars="782" w:right="1642"/>
+        <w:jc w:val="left"/>
+        <w:rPr>
+          <w:rFonts w:ascii="Consolas" w:hAnsi="Consolas" w:cs="宋体"/>
+          <w:color w:val="CCCCCC"/>
+          <w:kern w:val="0"/>
+          <w:sz w:val="16"/>
+          <w:szCs w:val="16"/>
+        </w:rPr>
+      </w:pPr>
+      <w:r>
+        <w:rPr>
+          <w:rFonts w:ascii="Consolas" w:hAnsi="Consolas" w:cs="宋体"/>
+          <w:color w:val="CCCCCC"/>
+          <w:kern w:val="0"/>
+          <w:sz w:val="16"/>
+          <w:szCs w:val="16"/>
+        </w:rPr>
+        <w:t xml:space="preserve">    </w:t>
+      </w:r>
+      <w:proofErr w:type="spellStart"/>
+      <w:r>
+        <w:rPr>
+          <w:rFonts w:ascii="Consolas" w:hAnsi="Consolas" w:cs="宋体"/>
+          <w:color w:val="D7BA7D"/>
+          <w:kern w:val="0"/>
+          <w:sz w:val="16"/>
+          <w:szCs w:val="16"/>
+        </w:rPr>
+        <w:t>yoffset</w:t>
+      </w:r>
+      <w:proofErr w:type="spellEnd"/>
+      <w:r>
+        <w:rPr>
+          <w:rFonts w:ascii="Consolas" w:hAnsi="Consolas" w:cs="宋体"/>
+          <w:color w:val="CCCCCC"/>
+          <w:kern w:val="0"/>
+          <w:sz w:val="16"/>
+          <w:szCs w:val="16"/>
+        </w:rPr>
+        <w:t xml:space="preserve"> </w:t>
+      </w:r>
+      <w:r>
+        <w:rPr>
+          <w:rFonts w:ascii="Consolas" w:hAnsi="Consolas" w:cs="宋体"/>
+          <w:color w:val="B5CEA8"/>
+          <w:kern w:val="0"/>
+          <w:sz w:val="16"/>
+          <w:szCs w:val="16"/>
+        </w:rPr>
+        <w:t>0</w:t>
+      </w:r>
+    </w:p>
+    <w:p>
+      <w:pPr>
+        <w:widowControl/>
+        <w:shd w:val="clear" w:color="auto" w:fill="1F1F1F"/>
+        <w:spacing w:line="200" w:lineRule="exact"/>
+        <w:ind w:leftChars="607" w:left="1275" w:rightChars="782" w:right="1642"/>
+        <w:jc w:val="left"/>
+        <w:rPr>
+          <w:rFonts w:ascii="Consolas" w:hAnsi="Consolas" w:cs="宋体"/>
+          <w:color w:val="CCCCCC"/>
+          <w:kern w:val="0"/>
+          <w:sz w:val="16"/>
+          <w:szCs w:val="16"/>
+        </w:rPr>
+      </w:pPr>
+      <w:r>
+        <w:rPr>
+          <w:rFonts w:ascii="Consolas" w:hAnsi="Consolas" w:cs="宋体"/>
+          <w:color w:val="CCCCCC"/>
+          <w:kern w:val="0"/>
+          <w:sz w:val="16"/>
+          <w:szCs w:val="16"/>
+        </w:rPr>
+        <w:t xml:space="preserve">    </w:t>
+      </w:r>
+      <w:r>
+        <w:rPr>
+          <w:rFonts w:ascii="Consolas" w:hAnsi="Consolas" w:cs="宋体"/>
+          <w:color w:val="DCDCAA"/>
+          <w:kern w:val="0"/>
+          <w:sz w:val="16"/>
+          <w:szCs w:val="16"/>
+        </w:rPr>
+        <w:t>linear</w:t>
+      </w:r>
+      <w:r>
+        <w:rPr>
+          <w:rFonts w:ascii="Consolas" w:hAnsi="Consolas" w:cs="宋体"/>
+          <w:color w:val="CCCCCC"/>
+          <w:kern w:val="0"/>
+          <w:sz w:val="16"/>
+          <w:szCs w:val="16"/>
+        </w:rPr>
+        <w:t xml:space="preserve"> </w:t>
+      </w:r>
+      <w:r>
+        <w:rPr>
+          <w:rFonts w:ascii="Consolas" w:hAnsi="Consolas" w:cs="宋体"/>
+          <w:color w:val="B5CEA8"/>
+          <w:kern w:val="0"/>
+          <w:sz w:val="16"/>
+          <w:szCs w:val="16"/>
+        </w:rPr>
+        <w:t>0.2</w:t>
+      </w:r>
+      <w:r>
+        <w:rPr>
+          <w:rFonts w:ascii="Consolas" w:hAnsi="Consolas" w:cs="宋体"/>
+          <w:color w:val="CCCCCC"/>
+          <w:kern w:val="0"/>
+          <w:sz w:val="16"/>
+          <w:szCs w:val="16"/>
+        </w:rPr>
+        <w:t xml:space="preserve"> </w:t>
+      </w:r>
+      <w:proofErr w:type="spellStart"/>
+      <w:r>
+        <w:rPr>
+          <w:rFonts w:ascii="Consolas" w:hAnsi="Consolas" w:cs="宋体"/>
+          <w:color w:val="D7BA7D"/>
+          <w:kern w:val="0"/>
+          <w:sz w:val="16"/>
+          <w:szCs w:val="16"/>
+        </w:rPr>
+        <w:t>yoffset</w:t>
+      </w:r>
+      <w:proofErr w:type="spellEnd"/>
+      <w:r>
+        <w:rPr>
+          <w:rFonts w:ascii="Consolas" w:hAnsi="Consolas" w:cs="宋体"/>
+          <w:color w:val="CCCCCC"/>
+          <w:kern w:val="0"/>
+          <w:sz w:val="16"/>
+          <w:szCs w:val="16"/>
+        </w:rPr>
+        <w:t xml:space="preserve"> </w:t>
+      </w:r>
+      <w:r>
+        <w:rPr>
+          <w:rFonts w:ascii="Consolas" w:hAnsi="Consolas" w:cs="宋体"/>
+          <w:color w:val="D4D4D4"/>
+          <w:kern w:val="0"/>
+          <w:sz w:val="16"/>
+          <w:szCs w:val="16"/>
+        </w:rPr>
+        <w:t>-</w:t>
+      </w:r>
+      <w:r>
+        <w:rPr>
+          <w:rFonts w:ascii="Consolas" w:hAnsi="Consolas" w:cs="宋体"/>
+          <w:color w:val="B5CEA8"/>
+          <w:kern w:val="0"/>
+          <w:sz w:val="16"/>
+          <w:szCs w:val="16"/>
+        </w:rPr>
+        <w:t>30</w:t>
+      </w:r>
+      <w:r>
+        <w:rPr>
+          <w:rFonts w:ascii="Consolas" w:hAnsi="Consolas" w:cs="宋体"/>
+          <w:color w:val="CCCCCC"/>
+          <w:kern w:val="0"/>
+          <w:sz w:val="16"/>
+          <w:szCs w:val="16"/>
+        </w:rPr>
+        <w:t xml:space="preserve">  </w:t>
+      </w:r>
+      <w:r>
+        <w:rPr>
+          <w:rFonts w:ascii="Consolas" w:hAnsi="Consolas" w:cs="宋体"/>
+          <w:color w:val="6A9955"/>
+          <w:kern w:val="0"/>
+          <w:sz w:val="16"/>
+          <w:szCs w:val="16"/>
+        </w:rPr>
+        <w:t xml:space="preserve"># </w:t>
+      </w:r>
+      <w:r>
+        <w:rPr>
+          <w:rFonts w:ascii="Consolas" w:hAnsi="Consolas" w:cs="宋体"/>
+          <w:color w:val="6A9955"/>
+          <w:kern w:val="0"/>
+          <w:sz w:val="16"/>
+          <w:szCs w:val="16"/>
+        </w:rPr>
+        <w:t>向上跳</w:t>
+      </w:r>
+    </w:p>
+    <w:p>
+      <w:pPr>
+        <w:widowControl/>
+        <w:shd w:val="clear" w:color="auto" w:fill="1F1F1F"/>
+        <w:spacing w:line="200" w:lineRule="exact"/>
+        <w:ind w:leftChars="607" w:left="1275" w:rightChars="782" w:right="1642"/>
+        <w:jc w:val="left"/>
+        <w:rPr>
+          <w:rFonts w:ascii="Consolas" w:hAnsi="Consolas" w:cs="宋体"/>
+          <w:color w:val="CCCCCC"/>
+          <w:kern w:val="0"/>
+          <w:sz w:val="16"/>
+          <w:szCs w:val="16"/>
+        </w:rPr>
+      </w:pPr>
+      <w:r>
+        <w:rPr>
+          <w:rFonts w:ascii="Consolas" w:hAnsi="Consolas" w:cs="宋体"/>
+          <w:color w:val="CCCCCC"/>
+          <w:kern w:val="0"/>
+          <w:sz w:val="16"/>
+          <w:szCs w:val="16"/>
+        </w:rPr>
+        <w:t xml:space="preserve">    </w:t>
+      </w:r>
+      <w:r>
+        <w:rPr>
+          <w:rFonts w:ascii="Consolas" w:hAnsi="Consolas" w:cs="宋体"/>
+          <w:color w:val="DCDCAA"/>
+          <w:kern w:val="0"/>
+          <w:sz w:val="16"/>
+          <w:szCs w:val="16"/>
+        </w:rPr>
+        <w:t>linear</w:t>
+      </w:r>
+      <w:r>
+        <w:rPr>
+          <w:rFonts w:ascii="Consolas" w:hAnsi="Consolas" w:cs="宋体"/>
+          <w:color w:val="CCCCCC"/>
+          <w:kern w:val="0"/>
+          <w:sz w:val="16"/>
+          <w:szCs w:val="16"/>
+        </w:rPr>
+        <w:t xml:space="preserve"> </w:t>
+      </w:r>
+      <w:r>
+        <w:rPr>
+          <w:rFonts w:ascii="Consolas" w:hAnsi="Consolas" w:cs="宋体"/>
+          <w:color w:val="B5CEA8"/>
+          <w:kern w:val="0"/>
+          <w:sz w:val="16"/>
+          <w:szCs w:val="16"/>
+        </w:rPr>
+        <w:t>0.2</w:t>
+      </w:r>
+      <w:r>
+        <w:rPr>
+          <w:rFonts w:ascii="Consolas" w:hAnsi="Consolas" w:cs="宋体"/>
+          <w:color w:val="CCCCCC"/>
+          <w:kern w:val="0"/>
+          <w:sz w:val="16"/>
+          <w:szCs w:val="16"/>
+        </w:rPr>
+        <w:t xml:space="preserve"> </w:t>
+      </w:r>
+      <w:proofErr w:type="spellStart"/>
+      <w:r>
+        <w:rPr>
+          <w:rFonts w:ascii="Consolas" w:hAnsi="Consolas" w:cs="宋体"/>
+          <w:color w:val="D7BA7D"/>
+          <w:kern w:val="0"/>
+          <w:sz w:val="16"/>
+          <w:szCs w:val="16"/>
+        </w:rPr>
+        <w:t>yoffset</w:t>
+      </w:r>
+      <w:proofErr w:type="spellEnd"/>
+      <w:r>
+        <w:rPr>
+          <w:rFonts w:ascii="Consolas" w:hAnsi="Consolas" w:cs="宋体"/>
+          <w:color w:val="CCCCCC"/>
+          <w:kern w:val="0"/>
+          <w:sz w:val="16"/>
+          <w:szCs w:val="16"/>
+        </w:rPr>
+        <w:t xml:space="preserve"> </w:t>
+      </w:r>
+      <w:r>
+        <w:rPr>
+          <w:rFonts w:ascii="Consolas" w:hAnsi="Consolas" w:cs="宋体"/>
+          <w:color w:val="B5CEA8"/>
+          <w:kern w:val="0"/>
+          <w:sz w:val="16"/>
+          <w:szCs w:val="16"/>
+        </w:rPr>
+        <w:t>0</w:t>
+      </w:r>
+      <w:r>
+        <w:rPr>
+          <w:rFonts w:ascii="Consolas" w:hAnsi="Consolas" w:cs="宋体"/>
+          <w:color w:val="CCCCCC"/>
+          <w:kern w:val="0"/>
+          <w:sz w:val="16"/>
+          <w:szCs w:val="16"/>
+        </w:rPr>
+        <w:t xml:space="preserve">    </w:t>
+      </w:r>
+      <w:r>
+        <w:rPr>
+          <w:rFonts w:ascii="Consolas" w:hAnsi="Consolas" w:cs="宋体"/>
+          <w:color w:val="6A9955"/>
+          <w:kern w:val="0"/>
+          <w:sz w:val="16"/>
+          <w:szCs w:val="16"/>
+        </w:rPr>
+        <w:t xml:space="preserve"># </w:t>
+      </w:r>
+      <w:r>
+        <w:rPr>
+          <w:rFonts w:ascii="Consolas" w:hAnsi="Consolas" w:cs="宋体"/>
+          <w:color w:val="6A9955"/>
+          <w:kern w:val="0"/>
+          <w:sz w:val="16"/>
+          <w:szCs w:val="16"/>
+        </w:rPr>
+        <w:t>回到原位</w:t>
+      </w:r>
+    </w:p>
+    <w:p>
+      <w:pPr>
+        <w:rPr>
+          <w:rFonts w:hint="eastAsia"/>
+        </w:rPr>
+      </w:pPr>
+      <w:r>
+        <w:rPr>
+          <w:rFonts w:hint="eastAsia"/>
+        </w:rPr>
+        <w:t>其中</w:t>
+      </w:r>
+      <w:r>
+        <w:rPr>
+          <w:rFonts w:hint="eastAsia"/>
+        </w:rPr>
+        <w:t>transform</w:t>
+      </w:r>
+      <w:r>
+        <w:rPr>
+          <w:rFonts w:hint="eastAsia"/>
+        </w:rPr>
+        <w:t>用来</w:t>
+      </w:r>
+      <w:r>
+        <w:rPr>
+          <w:rFonts w:hint="eastAsia"/>
+        </w:rPr>
+        <w:t>自定义变幻，其他关键字可以参考详实的官方文档</w:t>
+      </w:r>
+      <w:r>
+        <w:rPr>
+          <w:rFonts w:hint="eastAsia"/>
+          <w:vertAlign w:val="superscript"/>
+        </w:rPr>
+        <w:t>[1]</w:t>
+      </w:r>
+      <w:r>
+        <w:rPr>
+          <w:rFonts w:hint="eastAsia"/>
+        </w:rPr>
+        <w:t>。</w:t>
+      </w:r>
+    </w:p>
+    <w:p>
+      <w:pPr>
+        <w:ind w:firstLine="420"/>
+        <w:rPr>
+          <w:rFonts w:hint="eastAsia"/>
+        </w:rPr>
+      </w:pPr>
+      <w:r>
+        <w:rPr>
+          <w:rFonts w:hint="eastAsia"/>
+        </w:rPr>
+        <w:t>再例如，设计一个人物从一侧退场的表现：</w:t>
+      </w:r>
+    </w:p>
+    <w:p>
+      <w:pPr>
+        <w:widowControl/>
+        <w:shd w:val="clear" w:color="auto" w:fill="1F1F1F"/>
+        <w:spacing w:line="200" w:lineRule="exact"/>
+        <w:ind w:leftChars="607" w:left="1275" w:rightChars="782" w:right="1642" w:firstLine="1"/>
+        <w:jc w:val="left"/>
+        <w:rPr>
+          <w:rFonts w:ascii="Consolas" w:hAnsi="Consolas" w:cs="宋体"/>
+          <w:color w:val="CCCCCC"/>
+          <w:kern w:val="0"/>
+          <w:sz w:val="16"/>
+          <w:szCs w:val="16"/>
+        </w:rPr>
+      </w:pPr>
+      <w:r>
+        <w:rPr>
+          <w:rFonts w:ascii="Consolas" w:hAnsi="Consolas" w:cs="宋体"/>
+          <w:color w:val="569CD6"/>
+          <w:kern w:val="0"/>
+          <w:sz w:val="16"/>
+          <w:szCs w:val="16"/>
+        </w:rPr>
+        <w:t>transform</w:t>
+      </w:r>
+      <w:r>
+        <w:rPr>
+          <w:rFonts w:ascii="Consolas" w:hAnsi="Consolas" w:cs="宋体"/>
+          <w:color w:val="CCCCCC"/>
+          <w:kern w:val="0"/>
+          <w:sz w:val="16"/>
+          <w:szCs w:val="16"/>
+        </w:rPr>
+        <w:t xml:space="preserve"> </w:t>
+      </w:r>
+      <w:proofErr w:type="spellStart"/>
+      <w:r>
+        <w:rPr>
+          <w:rFonts w:ascii="Consolas" w:hAnsi="Consolas" w:cs="宋体"/>
+          <w:color w:val="9CDCFE"/>
+          <w:kern w:val="0"/>
+          <w:sz w:val="16"/>
+          <w:szCs w:val="16"/>
+        </w:rPr>
+        <w:t>move_out_right</w:t>
+      </w:r>
+      <w:proofErr w:type="spellEnd"/>
+      <w:r>
+        <w:rPr>
+          <w:rFonts w:ascii="Consolas" w:hAnsi="Consolas" w:cs="宋体"/>
+          <w:color w:val="CCCCCC"/>
+          <w:kern w:val="0"/>
+          <w:sz w:val="16"/>
+          <w:szCs w:val="16"/>
+        </w:rPr>
+        <w:t>:</w:t>
+      </w:r>
+    </w:p>
+    <w:p>
+      <w:pPr>
+        <w:widowControl/>
+        <w:shd w:val="clear" w:color="auto" w:fill="1F1F1F"/>
+        <w:spacing w:line="200" w:lineRule="exact"/>
+        <w:ind w:leftChars="607" w:left="1275" w:rightChars="782" w:right="1642" w:firstLine="1"/>
+        <w:jc w:val="left"/>
+        <w:rPr>
+          <w:rFonts w:ascii="Consolas" w:hAnsi="Consolas" w:cs="宋体"/>
+          <w:color w:val="CCCCCC"/>
+          <w:kern w:val="0"/>
+          <w:sz w:val="16"/>
+          <w:szCs w:val="16"/>
+        </w:rPr>
+      </w:pPr>
+      <w:r>
+        <w:rPr>
+          <w:rFonts w:ascii="Consolas" w:hAnsi="Consolas" w:cs="宋体"/>
+          <w:color w:val="CCCCCC"/>
+          <w:kern w:val="0"/>
+          <w:sz w:val="16"/>
+          <w:szCs w:val="16"/>
+        </w:rPr>
+        <w:t xml:space="preserve">    </w:t>
+      </w:r>
+      <w:proofErr w:type="spellStart"/>
+      <w:r>
+        <w:rPr>
+          <w:rFonts w:ascii="Consolas" w:hAnsi="Consolas" w:cs="宋体"/>
+          <w:color w:val="D7BA7D"/>
+          <w:kern w:val="0"/>
+          <w:sz w:val="16"/>
+          <w:szCs w:val="16"/>
+        </w:rPr>
+        <w:t>xalign</w:t>
+      </w:r>
+      <w:proofErr w:type="spellEnd"/>
+      <w:r>
+        <w:rPr>
+          <w:rFonts w:ascii="Consolas" w:hAnsi="Consolas" w:cs="宋体"/>
+          <w:color w:val="CCCCCC"/>
+          <w:kern w:val="0"/>
+          <w:sz w:val="16"/>
+          <w:szCs w:val="16"/>
+        </w:rPr>
+        <w:t xml:space="preserve"> </w:t>
+      </w:r>
+      <w:r>
+        <w:rPr>
+          <w:rFonts w:ascii="Consolas" w:hAnsi="Consolas" w:cs="宋体"/>
+          <w:color w:val="B5CEA8"/>
+          <w:kern w:val="0"/>
+          <w:sz w:val="16"/>
+          <w:szCs w:val="16"/>
+        </w:rPr>
+        <w:t>0.5</w:t>
+      </w:r>
+      <w:r>
+        <w:rPr>
+          <w:rFonts w:ascii="Consolas" w:hAnsi="Consolas" w:cs="宋体"/>
+          <w:color w:val="CCCCCC"/>
+          <w:kern w:val="0"/>
+          <w:sz w:val="16"/>
+          <w:szCs w:val="16"/>
+        </w:rPr>
+        <w:t xml:space="preserve"> </w:t>
+      </w:r>
+      <w:r>
+        <w:rPr>
+          <w:rFonts w:ascii="Consolas" w:hAnsi="Consolas" w:cs="宋体"/>
+          <w:color w:val="6A9955"/>
+          <w:kern w:val="0"/>
+          <w:sz w:val="16"/>
+          <w:szCs w:val="16"/>
+        </w:rPr>
+        <w:t>#</w:t>
+      </w:r>
+      <w:r>
+        <w:rPr>
+          <w:rFonts w:ascii="Consolas" w:hAnsi="Consolas" w:cs="宋体"/>
+          <w:color w:val="6A9955"/>
+          <w:kern w:val="0"/>
+          <w:sz w:val="16"/>
+          <w:szCs w:val="16"/>
+        </w:rPr>
+        <w:t>从中间</w:t>
+      </w:r>
+    </w:p>
+    <w:p>
+      <w:pPr>
+        <w:widowControl/>
+        <w:shd w:val="clear" w:color="auto" w:fill="1F1F1F"/>
+        <w:spacing w:line="200" w:lineRule="exact"/>
+        <w:ind w:leftChars="607" w:left="1275" w:rightChars="782" w:right="1642" w:firstLine="1"/>
+        <w:jc w:val="left"/>
+        <w:rPr>
+          <w:rFonts w:ascii="Consolas" w:hAnsi="Consolas" w:cs="宋体"/>
+          <w:color w:val="CCCCCC"/>
+          <w:kern w:val="0"/>
+          <w:sz w:val="16"/>
+          <w:szCs w:val="16"/>
+        </w:rPr>
+      </w:pPr>
+      <w:r>
+        <w:rPr>
+          <w:rFonts w:ascii="Consolas" w:hAnsi="Consolas" w:cs="宋体"/>
+          <w:color w:val="CCCCCC"/>
+          <w:kern w:val="0"/>
+          <w:sz w:val="16"/>
+          <w:szCs w:val="16"/>
+        </w:rPr>
+        <w:t xml:space="preserve">    </w:t>
+      </w:r>
+      <w:r>
+        <w:rPr>
+          <w:rFonts w:ascii="Consolas" w:hAnsi="Consolas" w:cs="宋体"/>
+          <w:color w:val="DCDCAA"/>
+          <w:kern w:val="0"/>
+          <w:sz w:val="16"/>
+          <w:szCs w:val="16"/>
+        </w:rPr>
+        <w:t>linear</w:t>
+      </w:r>
+      <w:r>
+        <w:rPr>
+          <w:rFonts w:ascii="Consolas" w:hAnsi="Consolas" w:cs="宋体"/>
+          <w:color w:val="CCCCCC"/>
+          <w:kern w:val="0"/>
+          <w:sz w:val="16"/>
+          <w:szCs w:val="16"/>
+        </w:rPr>
+        <w:t xml:space="preserve"> </w:t>
+      </w:r>
+      <w:r>
+        <w:rPr>
+          <w:rFonts w:ascii="Consolas" w:hAnsi="Consolas" w:cs="宋体"/>
+          <w:color w:val="B5CEA8"/>
+          <w:kern w:val="0"/>
+          <w:sz w:val="16"/>
+          <w:szCs w:val="16"/>
+        </w:rPr>
+        <w:t>1.0</w:t>
+      </w:r>
+      <w:r>
+        <w:rPr>
+          <w:rFonts w:ascii="Consolas" w:hAnsi="Consolas" w:cs="宋体"/>
+          <w:color w:val="CCCCCC"/>
+          <w:kern w:val="0"/>
+          <w:sz w:val="16"/>
+          <w:szCs w:val="16"/>
+        </w:rPr>
+        <w:t xml:space="preserve"> </w:t>
+      </w:r>
+      <w:proofErr w:type="spellStart"/>
+      <w:r>
+        <w:rPr>
+          <w:rFonts w:ascii="Consolas" w:hAnsi="Consolas" w:cs="宋体"/>
+          <w:color w:val="D7BA7D"/>
+          <w:kern w:val="0"/>
+          <w:sz w:val="16"/>
+          <w:szCs w:val="16"/>
+        </w:rPr>
+        <w:t>xalign</w:t>
+      </w:r>
+      <w:proofErr w:type="spellEnd"/>
+      <w:r>
+        <w:rPr>
+          <w:rFonts w:ascii="Consolas" w:hAnsi="Consolas" w:cs="宋体"/>
+          <w:color w:val="CCCCCC"/>
+          <w:kern w:val="0"/>
+          <w:sz w:val="16"/>
+          <w:szCs w:val="16"/>
+        </w:rPr>
+        <w:t xml:space="preserve"> </w:t>
+      </w:r>
+      <w:r>
+        <w:rPr>
+          <w:rFonts w:ascii="Consolas" w:hAnsi="Consolas" w:cs="宋体"/>
+          <w:color w:val="B5CEA8"/>
+          <w:kern w:val="0"/>
+          <w:sz w:val="16"/>
+          <w:szCs w:val="16"/>
+        </w:rPr>
+        <w:t>1.2</w:t>
+      </w:r>
+      <w:r>
+        <w:rPr>
+          <w:rFonts w:ascii="Consolas" w:hAnsi="Consolas" w:cs="宋体"/>
+          <w:color w:val="CCCCCC"/>
+          <w:kern w:val="0"/>
+          <w:sz w:val="16"/>
+          <w:szCs w:val="16"/>
+        </w:rPr>
+        <w:t xml:space="preserve"> </w:t>
+      </w:r>
+      <w:r>
+        <w:rPr>
+          <w:rFonts w:ascii="Consolas" w:hAnsi="Consolas" w:cs="宋体"/>
+          <w:color w:val="D7BA7D"/>
+          <w:kern w:val="0"/>
+          <w:sz w:val="16"/>
+          <w:szCs w:val="16"/>
+        </w:rPr>
+        <w:t>alpha</w:t>
+      </w:r>
+      <w:r>
+        <w:rPr>
+          <w:rFonts w:ascii="Consolas" w:hAnsi="Consolas" w:cs="宋体"/>
+          <w:color w:val="CCCCCC"/>
+          <w:kern w:val="0"/>
+          <w:sz w:val="16"/>
+          <w:szCs w:val="16"/>
+        </w:rPr>
+        <w:t xml:space="preserve"> </w:t>
+      </w:r>
+      <w:r>
+        <w:rPr>
+          <w:rFonts w:ascii="Consolas" w:hAnsi="Consolas" w:cs="宋体"/>
+          <w:color w:val="B5CEA8"/>
+          <w:kern w:val="0"/>
+          <w:sz w:val="16"/>
+          <w:szCs w:val="16"/>
+        </w:rPr>
+        <w:t>0.0</w:t>
+      </w:r>
+      <w:r>
+        <w:rPr>
+          <w:rFonts w:ascii="Consolas" w:hAnsi="Consolas" w:cs="宋体"/>
+          <w:color w:val="CCCCCC"/>
+          <w:kern w:val="0"/>
+          <w:sz w:val="16"/>
+          <w:szCs w:val="16"/>
+        </w:rPr>
+        <w:t xml:space="preserve">  </w:t>
+      </w:r>
+      <w:r>
+        <w:rPr>
+          <w:rFonts w:ascii="Consolas" w:hAnsi="Consolas" w:cs="宋体"/>
+          <w:color w:val="6A9955"/>
+          <w:kern w:val="0"/>
+          <w:sz w:val="16"/>
+          <w:szCs w:val="16"/>
+        </w:rPr>
+        <w:t>#</w:t>
+      </w:r>
+      <w:r>
+        <w:rPr>
+          <w:rFonts w:ascii="Consolas" w:hAnsi="Consolas" w:cs="宋体"/>
+          <w:color w:val="6A9955"/>
+          <w:kern w:val="0"/>
+          <w:sz w:val="16"/>
+          <w:szCs w:val="16"/>
+        </w:rPr>
+        <w:t>移动到右侧</w:t>
+      </w:r>
+      <w:r>
+        <w:rPr>
+          <w:rFonts w:ascii="Consolas" w:hAnsi="Consolas" w:cs="宋体" w:hint="eastAsia"/>
+          <w:color w:val="6A9955"/>
+          <w:kern w:val="0"/>
+          <w:sz w:val="16"/>
+          <w:szCs w:val="16"/>
+        </w:rPr>
+        <w:t>并渐隐</w:t>
+      </w:r>
+    </w:p>
+    <w:p>
+      <w:r>
+        <w:tab/>
+      </w:r>
+      <w:r>
+        <w:rPr>
+          <w:rFonts w:hint="eastAsia"/>
+        </w:rPr>
+        <w:t>人物立绘展示、插入音效、配乐则同理：</w:t>
+      </w:r>
+    </w:p>
+    <w:p>
+      <w:pPr>
+        <w:widowControl/>
+        <w:shd w:val="clear" w:color="auto" w:fill="1F1F1F"/>
+        <w:spacing w:line="200" w:lineRule="exact"/>
+        <w:ind w:leftChars="607" w:left="1275" w:rightChars="782" w:right="1642"/>
+        <w:jc w:val="left"/>
+        <w:rPr>
+          <w:rFonts w:ascii="Consolas" w:hAnsi="Consolas" w:cs="宋体" w:hint="eastAsia"/>
+          <w:color w:val="CCCCCC"/>
+          <w:kern w:val="0"/>
+          <w:sz w:val="16"/>
+          <w:szCs w:val="16"/>
+        </w:rPr>
+      </w:pPr>
+      <w:r>
+        <w:rPr>
+          <w:rFonts w:ascii="Consolas" w:hAnsi="Consolas" w:cs="宋体"/>
+          <w:color w:val="CCCCCC"/>
+          <w:kern w:val="0"/>
+          <w:sz w:val="16"/>
+          <w:szCs w:val="16"/>
+        </w:rPr>
+        <w:lastRenderedPageBreak/>
+        <w:t xml:space="preserve">    </w:t>
+      </w:r>
+      <w:r>
+        <w:rPr>
+          <w:rFonts w:ascii="Consolas" w:hAnsi="Consolas" w:cs="宋体"/>
+          <w:color w:val="569CD6"/>
+          <w:kern w:val="0"/>
+          <w:sz w:val="16"/>
+          <w:szCs w:val="16"/>
+        </w:rPr>
+        <w:t>stop</w:t>
+      </w:r>
+      <w:r>
+        <w:rPr>
+          <w:rFonts w:ascii="Consolas" w:hAnsi="Consolas" w:cs="宋体"/>
+          <w:color w:val="CCCCCC"/>
+          <w:kern w:val="0"/>
+          <w:sz w:val="16"/>
+          <w:szCs w:val="16"/>
+        </w:rPr>
+        <w:t xml:space="preserve"> </w:t>
+      </w:r>
+      <w:r>
+        <w:rPr>
+          <w:rFonts w:ascii="Consolas" w:hAnsi="Consolas" w:cs="宋体"/>
+          <w:color w:val="4EC9B0"/>
+          <w:kern w:val="0"/>
+          <w:sz w:val="16"/>
+          <w:szCs w:val="16"/>
+        </w:rPr>
+        <w:t>music</w:t>
+      </w:r>
+      <w:r>
+        <w:rPr>
+          <w:rFonts w:ascii="Consolas" w:hAnsi="Consolas" w:cs="宋体"/>
+          <w:color w:val="CCCCCC"/>
+          <w:kern w:val="0"/>
+          <w:sz w:val="16"/>
+          <w:szCs w:val="16"/>
+        </w:rPr>
+        <w:t xml:space="preserve"> </w:t>
+      </w:r>
+      <w:r>
+        <w:rPr>
+          <w:rFonts w:ascii="Consolas" w:hAnsi="Consolas" w:cs="宋体"/>
+          <w:color w:val="569CD6"/>
+          <w:kern w:val="0"/>
+          <w:sz w:val="16"/>
+          <w:szCs w:val="16"/>
+        </w:rPr>
+        <w:t>fadeout</w:t>
+      </w:r>
+      <w:r>
+        <w:rPr>
+          <w:rFonts w:ascii="Consolas" w:hAnsi="Consolas" w:cs="宋体"/>
+          <w:color w:val="CCCCCC"/>
+          <w:kern w:val="0"/>
+          <w:sz w:val="16"/>
+          <w:szCs w:val="16"/>
+        </w:rPr>
+        <w:t xml:space="preserve"> </w:t>
+      </w:r>
+      <w:r>
+        <w:rPr>
+          <w:rFonts w:ascii="Consolas" w:hAnsi="Consolas" w:cs="宋体"/>
+          <w:color w:val="B5CEA8"/>
+          <w:kern w:val="0"/>
+          <w:sz w:val="16"/>
+          <w:szCs w:val="16"/>
+        </w:rPr>
+        <w:t>1.0</w:t>
+      </w:r>
+      <w:r>
+        <w:rPr>
+          <w:rFonts w:ascii="Consolas" w:hAnsi="Consolas" w:cs="宋体" w:hint="eastAsia"/>
+          <w:color w:val="B5CEA8"/>
+          <w:kern w:val="0"/>
+          <w:sz w:val="16"/>
+          <w:szCs w:val="16"/>
+        </w:rPr>
+        <w:t xml:space="preserve">  </w:t>
+      </w:r>
+      <w:r>
+        <w:rPr>
+          <w:rFonts w:ascii="Consolas" w:hAnsi="Consolas" w:cs="宋体"/>
+          <w:color w:val="6A9955"/>
+          <w:kern w:val="0"/>
+          <w:sz w:val="16"/>
+          <w:szCs w:val="16"/>
+        </w:rPr>
+        <w:t>#</w:t>
+      </w:r>
+      <w:r>
+        <w:rPr>
+          <w:rFonts w:ascii="Consolas" w:hAnsi="Consolas" w:cs="宋体" w:hint="eastAsia"/>
+          <w:color w:val="6A9955"/>
+          <w:kern w:val="0"/>
+          <w:sz w:val="16"/>
+          <w:szCs w:val="16"/>
+        </w:rPr>
+        <w:t>移除当前</w:t>
+      </w:r>
+      <w:r>
+        <w:rPr>
+          <w:rFonts w:ascii="Consolas" w:hAnsi="Consolas" w:cs="宋体" w:hint="eastAsia"/>
+          <w:color w:val="6A9955"/>
+          <w:kern w:val="0"/>
+          <w:sz w:val="16"/>
+          <w:szCs w:val="16"/>
+        </w:rPr>
+        <w:t>BGM</w:t>
+      </w:r>
+    </w:p>
+    <w:p>
+      <w:pPr>
+        <w:widowControl/>
+        <w:shd w:val="clear" w:color="auto" w:fill="1F1F1F"/>
+        <w:spacing w:line="200" w:lineRule="exact"/>
+        <w:ind w:leftChars="607" w:left="1275" w:rightChars="782" w:right="1642"/>
+        <w:jc w:val="left"/>
+        <w:rPr>
+          <w:rFonts w:ascii="Consolas" w:hAnsi="Consolas" w:cs="宋体" w:hint="eastAsia"/>
+          <w:color w:val="CCCCCC"/>
+          <w:kern w:val="0"/>
+          <w:sz w:val="16"/>
+          <w:szCs w:val="16"/>
+        </w:rPr>
+      </w:pPr>
+      <w:r>
+        <w:rPr>
+          <w:rFonts w:ascii="Consolas" w:hAnsi="Consolas" w:cs="宋体"/>
+          <w:color w:val="CCCCCC"/>
+          <w:kern w:val="0"/>
+          <w:sz w:val="16"/>
+          <w:szCs w:val="16"/>
+        </w:rPr>
+        <w:t xml:space="preserve">    </w:t>
+      </w:r>
+      <w:r>
+        <w:rPr>
+          <w:rFonts w:ascii="Consolas" w:hAnsi="Consolas" w:cs="宋体"/>
+          <w:color w:val="569CD6"/>
+          <w:kern w:val="0"/>
+          <w:sz w:val="16"/>
+          <w:szCs w:val="16"/>
+        </w:rPr>
+        <w:t>play</w:t>
+      </w:r>
+      <w:r>
+        <w:rPr>
+          <w:rFonts w:ascii="Consolas" w:hAnsi="Consolas" w:cs="宋体"/>
+          <w:color w:val="CCCCCC"/>
+          <w:kern w:val="0"/>
+          <w:sz w:val="16"/>
+          <w:szCs w:val="16"/>
+        </w:rPr>
+        <w:t xml:space="preserve"> </w:t>
+      </w:r>
+      <w:r>
+        <w:rPr>
+          <w:rFonts w:ascii="Consolas" w:hAnsi="Consolas" w:cs="宋体"/>
+          <w:color w:val="4EC9B0"/>
+          <w:kern w:val="0"/>
+          <w:sz w:val="16"/>
+          <w:szCs w:val="16"/>
+        </w:rPr>
+        <w:t>sound</w:t>
+      </w:r>
+      <w:r>
+        <w:rPr>
+          <w:rFonts w:ascii="Consolas" w:hAnsi="Consolas" w:cs="宋体"/>
+          <w:color w:val="CCCCCC"/>
+          <w:kern w:val="0"/>
+          <w:sz w:val="16"/>
+          <w:szCs w:val="16"/>
+        </w:rPr>
+        <w:t xml:space="preserve"> </w:t>
+      </w:r>
+      <w:r>
+        <w:rPr>
+          <w:rFonts w:ascii="Consolas" w:hAnsi="Consolas" w:cs="宋体"/>
+          <w:color w:val="CE9178"/>
+          <w:kern w:val="0"/>
+          <w:sz w:val="16"/>
+          <w:szCs w:val="16"/>
+        </w:rPr>
+        <w:t>"fall_down.mp3"</w:t>
+      </w:r>
+      <w:r>
+        <w:rPr>
+          <w:rFonts w:ascii="Consolas" w:hAnsi="Consolas" w:cs="宋体" w:hint="eastAsia"/>
+          <w:color w:val="CE9178"/>
+          <w:kern w:val="0"/>
+          <w:sz w:val="16"/>
+          <w:szCs w:val="16"/>
+        </w:rPr>
+        <w:t xml:space="preserve">  </w:t>
+      </w:r>
+      <w:r>
+        <w:rPr>
+          <w:rFonts w:ascii="Consolas" w:hAnsi="Consolas" w:cs="宋体" w:hint="eastAsia"/>
+          <w:color w:val="6A9955"/>
+          <w:kern w:val="0"/>
+          <w:sz w:val="16"/>
+          <w:szCs w:val="16"/>
+        </w:rPr>
+        <w:t>#</w:t>
+      </w:r>
+      <w:r>
+        <w:rPr>
+          <w:rFonts w:ascii="Consolas" w:hAnsi="Consolas" w:cs="宋体" w:hint="eastAsia"/>
+          <w:color w:val="6A9955"/>
+          <w:kern w:val="0"/>
+          <w:sz w:val="16"/>
+          <w:szCs w:val="16"/>
+        </w:rPr>
+        <w:t>播放音效</w:t>
+      </w:r>
+    </w:p>
+    <w:p>
+      <w:pPr>
+        <w:widowControl/>
+        <w:shd w:val="clear" w:color="auto" w:fill="1F1F1F"/>
+        <w:spacing w:line="200" w:lineRule="exact"/>
+        <w:ind w:leftChars="607" w:left="1275" w:rightChars="782" w:right="1642"/>
+        <w:jc w:val="left"/>
+        <w:rPr>
+          <w:rFonts w:ascii="Consolas" w:hAnsi="Consolas" w:cs="宋体" w:hint="eastAsia"/>
+          <w:color w:val="6A9955"/>
+          <w:kern w:val="0"/>
+          <w:sz w:val="16"/>
+          <w:szCs w:val="16"/>
+        </w:rPr>
+      </w:pPr>
+      <w:r>
+        <w:rPr>
+          <w:rFonts w:ascii="Consolas" w:hAnsi="Consolas" w:cs="宋体"/>
+          <w:color w:val="CCCCCC"/>
+          <w:kern w:val="0"/>
+          <w:sz w:val="16"/>
+          <w:szCs w:val="16"/>
+        </w:rPr>
+        <w:t xml:space="preserve">    </w:t>
+      </w:r>
+      <w:r>
+        <w:rPr>
+          <w:rFonts w:ascii="Consolas" w:hAnsi="Consolas" w:cs="宋体"/>
+          <w:color w:val="569CD6"/>
+          <w:kern w:val="0"/>
+          <w:sz w:val="16"/>
+          <w:szCs w:val="16"/>
+        </w:rPr>
+        <w:t>scene</w:t>
+      </w:r>
+      <w:r>
+        <w:rPr>
+          <w:rFonts w:ascii="Consolas" w:hAnsi="Consolas" w:cs="宋体"/>
+          <w:color w:val="CCCCCC"/>
+          <w:kern w:val="0"/>
+          <w:sz w:val="16"/>
+          <w:szCs w:val="16"/>
+        </w:rPr>
+        <w:t xml:space="preserve"> </w:t>
+      </w:r>
+      <w:r>
+        <w:rPr>
+          <w:rFonts w:ascii="Consolas" w:hAnsi="Consolas" w:cs="宋体"/>
+          <w:color w:val="4EC9B0"/>
+          <w:kern w:val="0"/>
+          <w:sz w:val="16"/>
+          <w:szCs w:val="16"/>
+        </w:rPr>
+        <w:t xml:space="preserve">black </w:t>
+      </w:r>
+      <w:r>
+        <w:rPr>
+          <w:rFonts w:ascii="Consolas" w:hAnsi="Consolas" w:cs="宋体"/>
+          <w:color w:val="C586C0"/>
+          <w:kern w:val="0"/>
+          <w:sz w:val="16"/>
+          <w:szCs w:val="16"/>
+        </w:rPr>
+        <w:t>with</w:t>
+      </w:r>
+      <w:r>
+        <w:rPr>
+          <w:rFonts w:ascii="Consolas" w:hAnsi="Consolas" w:cs="宋体"/>
+          <w:color w:val="CCCCCC"/>
+          <w:kern w:val="0"/>
+          <w:sz w:val="16"/>
+          <w:szCs w:val="16"/>
+        </w:rPr>
+        <w:t xml:space="preserve"> </w:t>
+      </w:r>
+      <w:r>
+        <w:rPr>
+          <w:rFonts w:ascii="Consolas" w:hAnsi="Consolas" w:cs="宋体"/>
+          <w:color w:val="9CDCFE"/>
+          <w:kern w:val="0"/>
+          <w:sz w:val="16"/>
+          <w:szCs w:val="16"/>
+        </w:rPr>
+        <w:t>fade</w:t>
+      </w:r>
+      <w:r>
+        <w:rPr>
+          <w:rFonts w:ascii="Consolas" w:hAnsi="Consolas" w:cs="宋体" w:hint="eastAsia"/>
+          <w:color w:val="9CDCFE"/>
+          <w:kern w:val="0"/>
+          <w:sz w:val="16"/>
+          <w:szCs w:val="16"/>
+        </w:rPr>
+        <w:t xml:space="preserve">    </w:t>
+      </w:r>
+      <w:r>
+        <w:rPr>
+          <w:rFonts w:ascii="Consolas" w:hAnsi="Consolas" w:cs="宋体" w:hint="eastAsia"/>
+          <w:color w:val="6A9955"/>
+          <w:kern w:val="0"/>
+          <w:sz w:val="16"/>
+          <w:szCs w:val="16"/>
+        </w:rPr>
+        <w:t>#</w:t>
+      </w:r>
+      <w:r>
+        <w:rPr>
+          <w:rFonts w:ascii="Consolas" w:hAnsi="Consolas" w:cs="宋体" w:hint="eastAsia"/>
+          <w:color w:val="6A9955"/>
+          <w:kern w:val="0"/>
+          <w:sz w:val="16"/>
+          <w:szCs w:val="16"/>
+        </w:rPr>
+        <w:t>更换场景</w:t>
+      </w:r>
+    </w:p>
+    <w:p>
+      <w:pPr>
+        <w:widowControl/>
+        <w:shd w:val="clear" w:color="auto" w:fill="1F1F1F"/>
+        <w:spacing w:line="200" w:lineRule="exact"/>
+        <w:ind w:leftChars="607" w:left="1275" w:rightChars="782" w:right="1642"/>
+        <w:jc w:val="left"/>
+        <w:rPr>
+          <w:rFonts w:ascii="Consolas" w:hAnsi="Consolas" w:cs="宋体" w:hint="eastAsia"/>
+          <w:color w:val="6A9955"/>
+          <w:kern w:val="0"/>
+          <w:sz w:val="16"/>
+          <w:szCs w:val="16"/>
+        </w:rPr>
+      </w:pPr>
+      <w:r>
+        <w:rPr>
+          <w:rFonts w:ascii="Consolas" w:hAnsi="Consolas" w:cs="宋体"/>
+          <w:color w:val="CCCCCC"/>
+          <w:kern w:val="0"/>
+          <w:sz w:val="16"/>
+          <w:szCs w:val="16"/>
+        </w:rPr>
+        <w:t xml:space="preserve">    </w:t>
+      </w:r>
+      <w:r>
+        <w:rPr>
+          <w:rFonts w:ascii="Consolas" w:hAnsi="Consolas" w:cs="宋体"/>
+          <w:color w:val="C586C0"/>
+          <w:kern w:val="0"/>
+          <w:sz w:val="16"/>
+          <w:szCs w:val="16"/>
+        </w:rPr>
+        <w:t>pause</w:t>
+      </w:r>
+      <w:r>
+        <w:rPr>
+          <w:rFonts w:ascii="Consolas" w:hAnsi="Consolas" w:cs="宋体"/>
+          <w:color w:val="CCCCCC"/>
+          <w:kern w:val="0"/>
+          <w:sz w:val="16"/>
+          <w:szCs w:val="16"/>
+        </w:rPr>
+        <w:t xml:space="preserve"> </w:t>
+      </w:r>
+      <w:r>
+        <w:rPr>
+          <w:rFonts w:ascii="Consolas" w:hAnsi="Consolas" w:cs="宋体"/>
+          <w:color w:val="B5CEA8"/>
+          <w:kern w:val="0"/>
+          <w:sz w:val="16"/>
+          <w:szCs w:val="16"/>
+        </w:rPr>
+        <w:t>2.0</w:t>
+      </w:r>
+      <w:r>
+        <w:rPr>
+          <w:rFonts w:ascii="Consolas" w:hAnsi="Consolas" w:cs="宋体" w:hint="eastAsia"/>
+          <w:color w:val="B5CEA8"/>
+          <w:kern w:val="0"/>
+          <w:sz w:val="16"/>
+          <w:szCs w:val="16"/>
+        </w:rPr>
+        <w:t xml:space="preserve">                </w:t>
+      </w:r>
+      <w:r>
+        <w:rPr>
+          <w:rFonts w:ascii="Consolas" w:hAnsi="Consolas" w:cs="宋体" w:hint="eastAsia"/>
+          <w:color w:val="6A9955"/>
+          <w:kern w:val="0"/>
+          <w:sz w:val="16"/>
+          <w:szCs w:val="16"/>
+        </w:rPr>
+        <w:t xml:space="preserve"> #</w:t>
+      </w:r>
+      <w:r>
+        <w:rPr>
+          <w:rFonts w:ascii="Consolas" w:hAnsi="Consolas" w:cs="宋体" w:hint="eastAsia"/>
+          <w:color w:val="6A9955"/>
+          <w:kern w:val="0"/>
+          <w:sz w:val="16"/>
+          <w:szCs w:val="16"/>
+        </w:rPr>
+        <w:t>延迟两秒</w:t>
+      </w:r>
+    </w:p>
+    <w:p>
+      <w:pPr>
+        <w:rPr>
+          <w:rFonts w:ascii="Consolas" w:hAnsi="Consolas" w:cs="宋体" w:hint="eastAsia"/>
+          <w:color w:val="6A9955"/>
+          <w:kern w:val="0"/>
+          <w:sz w:val="16"/>
+          <w:szCs w:val="16"/>
+        </w:rPr>
+      </w:pPr>
+    </w:p>
+    <w:p>
+      <w:pPr>
+        <w:pStyle w:val="TOC2"/>
+      </w:pPr>
+      <w:hyperlink w:anchor="_Toc4138" w:history="1">
+        <w:r>
+          <w:t>3.</w:t>
+        </w:r>
+        <w:r>
+          <w:rPr>
+            <w:rFonts w:hint="eastAsia"/>
+          </w:rPr>
+          <w:t>3</w:t>
+        </w:r>
+        <w:r>
           <w:t xml:space="preserve"> </w:t>
         </w:r>
         <w:r>
@@ -4545,11 +7439,9 @@
         </w:rPr>
         <w:t>Ren</w:t>
       </w:r>
-      <w:proofErr w:type="gramStart"/>
       <w:r>
         <w:t>’</w:t>
       </w:r>
-      <w:proofErr w:type="gramEnd"/>
       <w:r>
         <w:rPr>
           <w:rFonts w:hint="eastAsia"/>
@@ -4618,11 +7510,9 @@
         </w:rPr>
         <w:t>Ren</w:t>
       </w:r>
-      <w:proofErr w:type="gramStart"/>
       <w:r>
         <w:t>’</w:t>
       </w:r>
-      <w:proofErr w:type="gramEnd"/>
       <w:r>
         <w:rPr>
           <w:rFonts w:hint="eastAsia"/>
@@ -4634,21 +7524,7 @@
         <w:rPr>
           <w:rFonts w:hint="eastAsia"/>
         </w:rPr>
-        <w:t>的良好结合，也能体现数据结构在游戏</w:t>
-      </w:r>
-      <w:proofErr w:type="gramStart"/>
-      <w:r>
-        <w:rPr>
-          <w:rFonts w:hint="eastAsia"/>
-        </w:rPr>
-        <w:t>交互中</w:t>
-      </w:r>
-      <w:proofErr w:type="gramEnd"/>
-      <w:r>
-        <w:rPr>
-          <w:rFonts w:hint="eastAsia"/>
-        </w:rPr>
-        <w:t>的具体应用。</w:t>
+        <w:t>的良好结合，也能体现数据结构在游戏交互中的具体应用。</w:t>
       </w:r>
     </w:p>
     <w:p>
@@ -4750,21 +7626,7 @@
         <w:rPr>
           <w:rFonts w:hint="eastAsia"/>
         </w:rPr>
-        <w:t>球拍对象：左右各</w:t>
-      </w:r>
-      <w:proofErr w:type="gramStart"/>
-      <w:r>
-        <w:rPr>
-          <w:rFonts w:hint="eastAsia"/>
-        </w:rPr>
-        <w:t>一</w:t>
-      </w:r>
-      <w:proofErr w:type="gramEnd"/>
-      <w:r>
-        <w:rPr>
-          <w:rFonts w:hint="eastAsia"/>
-        </w:rPr>
-        <w:t>，分别由玩家与</w:t>
+        <w:t>球拍对象：左右各一，分别由玩家与</w:t>
       </w:r>
       <w:r>
         <w:rPr>
@@ -5151,7 +8013,6 @@
         <w:rPr>
           <w:rFonts w:hint="eastAsia"/>
         </w:rPr>
-        <w:lastRenderedPageBreak/>
         <w:t>这些数据结构共同维护了小游戏的运行状态，并驱动画面刷新与逻辑判断。</w:t>
       </w:r>
     </w:p>
@@ -5202,12 +8063,10 @@
         <w:t>(</w:t>
       </w:r>
       <w:proofErr w:type="spellStart"/>
-      <w:proofErr w:type="gramStart"/>
       <w:r>
         <w:t>renpy.Displayable</w:t>
       </w:r>
       <w:proofErr w:type="spellEnd"/>
-      <w:proofErr w:type="gramEnd"/>
       <w:r>
         <w:t>)</w:t>
       </w:r>
@@ -5491,11 +8350,9 @@
         </w:rPr>
         <w:t>Ren</w:t>
       </w:r>
-      <w:proofErr w:type="gramStart"/>
       <w:r>
         <w:t>’</w:t>
       </w:r>
-      <w:proofErr w:type="gramEnd"/>
       <w:r>
         <w:rPr>
           <w:rFonts w:hint="eastAsia"/>
@@ -5507,21 +8364,7 @@
         <w:rPr>
           <w:rFonts w:hint="eastAsia"/>
         </w:rPr>
-        <w:t>引擎中能以稳定</w:t>
-      </w:r>
-      <w:proofErr w:type="gramStart"/>
-      <w:r>
-        <w:rPr>
-          <w:rFonts w:hint="eastAsia"/>
-        </w:rPr>
-        <w:t>帧率运行</w:t>
-      </w:r>
-      <w:proofErr w:type="gramEnd"/>
-      <w:r>
-        <w:rPr>
-          <w:rFonts w:hint="eastAsia"/>
-        </w:rPr>
-        <w:t>。</w:t>
+        <w:t>引擎中能以稳定帧率运行。</w:t>
       </w:r>
     </w:p>
     <w:p>
@@ -5566,6 +8409,7 @@
         <w:rPr>
           <w:rFonts w:hint="eastAsia"/>
         </w:rPr>
+        <w:lastRenderedPageBreak/>
         <w:t>小游戏的设计不仅是单纯的娱乐模块，更承担了展示“数据结构与算法在游戏中的应用”的课程任务。其实现体现了以下几点：</w:t>
       </w:r>
     </w:p>
@@ -5654,6 +8498,114 @@
     </w:p>
     <w:p>
       <w:pPr>
+        <w:jc w:val="center"/>
+      </w:pPr>
+      <w:r>
+        <w:rPr>
+          <w:noProof/>
+        </w:rPr>
+        <w:drawing>
+          <wp:inline distT="0" distB="0" distL="0" distR="0" wp14:anchorId="45F3E830" wp14:editId="1BEECA1F">
+            <wp:extent cx="4680518" cy="2739224"/>
+            <wp:effectExtent l="0" t="0" r="6350" b="4445"/>
+            <wp:docPr id="1958364940" name="图片 1"/>
+            <wp:cNvGraphicFramePr>
+              <a:graphicFrameLocks xmlns:a="http://schemas.openxmlformats.org/drawingml/2006/main" noChangeAspect="1"/>
+            </wp:cNvGraphicFramePr>
+            <a:graphic xmlns:a="http://schemas.openxmlformats.org/drawingml/2006/main">
+              <a:graphicData uri="http://schemas.openxmlformats.org/drawingml/2006/picture">
+                <pic:pic xmlns:pic="http://schemas.openxmlformats.org/drawingml/2006/picture">
+                  <pic:nvPicPr>
+                    <pic:cNvPr id="1958364940" name=""/>
+                    <pic:cNvPicPr/>
+                  </pic:nvPicPr>
+                  <pic:blipFill>
+                    <a:blip r:embed="rId15"/>
+                    <a:stretch>
+                      <a:fillRect/>
+                    </a:stretch>
+                  </pic:blipFill>
+                  <pic:spPr>
+                    <a:xfrm>
+                      <a:off x="0" y="0"/>
+                      <a:ext cx="4725007" cy="2765260"/>
+                    </a:xfrm>
+                    <a:prstGeom prst="rect">
+                      <a:avLst/>
+                    </a:prstGeom>
+                  </pic:spPr>
+                </pic:pic>
+              </a:graphicData>
+            </a:graphic>
+          </wp:inline>
+        </w:drawing>
+      </w:r>
+    </w:p>
+    <w:p>
+      <w:pPr>
+        <w:jc w:val="center"/>
+        <w:rPr>
+          <w:rFonts w:hint="eastAsia"/>
+          <w:b/>
+          <w:bCs/>
+          <w:lang w:val="zh-CN"/>
+        </w:rPr>
+      </w:pPr>
+      <w:r>
+        <w:rPr>
+          <w:rFonts w:hint="eastAsia"/>
+          <w:b/>
+          <w:bCs/>
+          <w:lang w:val="zh-CN"/>
+        </w:rPr>
+        <w:t>图</w:t>
+      </w:r>
+      <w:r>
+        <w:rPr>
+          <w:rFonts w:hint="eastAsia"/>
+          <w:b/>
+          <w:bCs/>
+          <w:lang w:val="zh-CN"/>
+        </w:rPr>
+        <w:t>5</w:t>
+      </w:r>
+      <w:r>
+        <w:rPr>
+          <w:rFonts w:hint="eastAsia"/>
+          <w:b/>
+          <w:bCs/>
+          <w:lang w:val="zh-CN"/>
+        </w:rPr>
+        <w:t xml:space="preserve"> </w:t>
+      </w:r>
+      <w:r>
+        <w:rPr>
+          <w:rFonts w:hint="eastAsia"/>
+          <w:b/>
+          <w:bCs/>
+          <w:lang w:val="zh-CN"/>
+        </w:rPr>
+        <w:t xml:space="preserve"> </w:t>
+      </w:r>
+      <w:r>
+        <w:rPr>
+          <w:rFonts w:hint="eastAsia"/>
+          <w:b/>
+          <w:bCs/>
+          <w:lang w:val="zh-CN"/>
+        </w:rPr>
+        <w:t>内嵌小游戏运行界面</w:t>
+      </w:r>
+    </w:p>
+    <w:p>
+      <w:pPr>
+        <w:rPr>
+          <w:rFonts w:hint="eastAsia"/>
+        </w:rPr>
+      </w:pPr>
+    </w:p>
+    <w:p>
+      <w:pPr>
         <w:pStyle w:val="TOC1"/>
       </w:pPr>
       <w:hyperlink w:anchor="_Toc5238" w:history="1">
@@ -5925,11 +8877,9 @@
         </w:rPr>
         <w:t>Ren</w:t>
       </w:r>
-      <w:proofErr w:type="gramStart"/>
       <w:r>
         <w:t>’</w:t>
       </w:r>
-      <w:proofErr w:type="gramEnd"/>
       <w:r>
         <w:rPr>
           <w:rFonts w:hint="eastAsia"/>
@@ -6007,29 +8957,47 @@
         <w:t>总的来说，本项目顺利完成了实验要求，不仅实现了“从需求分析到最终发布”的完整开发流程，也为后续更复杂的游戏开发提供了宝贵经验。</w:t>
       </w:r>
     </w:p>
-    <w:p>
-      <w:pPr>
-        <w:rPr>
-          <w:rFonts w:hint="eastAsia"/>
-        </w:rPr>
-      </w:pPr>
-    </w:p>
+    <w:p/>
     <w:p>
       <w:pPr>
         <w:pStyle w:val="TOC1"/>
-        <w:rPr>
-          <w:rFonts w:hint="eastAsia"/>
-        </w:rPr>
-      </w:pPr>
-      <w:r>
-        <w:rPr>
-          <w:rFonts w:hint="eastAsia"/>
-        </w:rPr>
-        <w:t>程序员有话说</w:t>
-      </w:r>
-    </w:p>
-    <w:p>
-      <w:pPr>
+      </w:pPr>
+      <w:r>
+        <w:rPr>
+          <w:rFonts w:hint="eastAsia"/>
+        </w:rPr>
+        <w:t>感想与收获</w:t>
+      </w:r>
+    </w:p>
+    <w:p>
+      <w:pPr>
+        <w:ind w:firstLine="420"/>
+        <w:rPr>
+          <w:rFonts w:hint="eastAsia"/>
+        </w:rPr>
+      </w:pPr>
+      <w:r>
+        <w:rPr>
+          <w:rFonts w:hint="eastAsia"/>
+        </w:rPr>
+        <w:t>本次项目历时</w:t>
+      </w:r>
+      <w:r>
+        <w:rPr>
+          <w:rFonts w:hint="eastAsia"/>
+        </w:rPr>
+        <w:t>四</w:t>
+      </w:r>
+      <w:r>
+        <w:rPr>
+          <w:rFonts w:hint="eastAsia"/>
+        </w:rPr>
+        <w:t>个月终于完工。</w:t>
+      </w:r>
+    </w:p>
+    <w:p>
+      <w:pPr>
+        <w:ind w:firstLine="420"/>
         <w:rPr>
           <w:b/>
           <w:bCs/>
@@ -6037,17 +9005,10 @@
       </w:pPr>
       <w:r>
         <w:rPr>
+          <w:rFonts w:hint="eastAsia"/>
           <w:b/>
           <w:bCs/>
         </w:rPr>
-        <w:tab/>
-      </w:r>
-      <w:r>
-        <w:rPr>
-          <w:rFonts w:hint="eastAsia"/>
-          <w:b/>
-          <w:bCs/>
-        </w:rPr>
         <w:t>我在开发过程中遇到最大的问题，就是走马观花，导致流程很没有条理，难以推进。</w:t>
       </w:r>
     </w:p>
@@ -6059,21 +9020,7 @@
         <w:rPr>
           <w:rFonts w:hint="eastAsia"/>
         </w:rPr>
-        <w:t>比如急于求成做出效果在群里炫耀给大家看，结果在剧本演出尚未修改完善的情况下，就急匆匆地写成代码，套上美术</w:t>
-      </w:r>
-      <w:proofErr w:type="gramStart"/>
-      <w:r>
-        <w:rPr>
-          <w:rFonts w:hint="eastAsia"/>
-        </w:rPr>
-        <w:t>立绘给</w:t>
-      </w:r>
-      <w:proofErr w:type="gramEnd"/>
-      <w:r>
-        <w:rPr>
-          <w:rFonts w:hint="eastAsia"/>
-        </w:rPr>
-        <w:t>大家看效果。结果导致后面有些地方的代码和前面就有很多矛盾，诸如命名、定义，以及特定演出的技术实现等方面，要前后统一起来要花大量时间，但要是不统一前面、而后面强行兼容的话，后面的代码又会成为第二个人看不懂的所谓“屎山”，这让我在推进过程中反复受阻，在“推翻前面”和“打补丁”之间不知如何选择。</w:t>
+        <w:t>比如急于求成做出效果在群里炫耀给大家看，结果在剧本演出尚未修改完善的情况下，就急匆匆地写成代码，套上美术立绘给大家看效果。结果导致后面有些地方的代码和前面就有很多矛盾，诸如命名、定义，以及特定演出的技术实现等方面，要前后统一起来要花大量时间，但要是不统一前面、而后面强行兼容的话，后面的代码又会成为第二个人看不懂的所谓“屎山”，这让我在推进过程中反复受阻，在“推翻前面”和“打补丁”之间不知如何选择。</w:t>
       </w:r>
     </w:p>
     <w:p>
@@ -6108,29 +9055,12 @@
         <w:rPr>
           <w:rFonts w:hint="eastAsia"/>
         </w:rPr>
-        <w:t>，游戏制作中道崩</w:t>
-      </w:r>
-      <w:proofErr w:type="gramStart"/>
-      <w:r>
-        <w:rPr>
-          <w:rFonts w:hint="eastAsia"/>
-        </w:rPr>
-        <w:t>殂</w:t>
-      </w:r>
-      <w:proofErr w:type="gramEnd"/>
-      <w:r>
-        <w:rPr>
-          <w:rFonts w:hint="eastAsia"/>
-        </w:rPr>
-        <w:t>，失去兴趣。</w:t>
+        <w:t>，游戏制作中道崩殂，失去兴趣。</w:t>
       </w:r>
     </w:p>
     <w:p>
       <w:pPr>
         <w:ind w:firstLine="420"/>
-        <w:rPr>
-          <w:rFonts w:hint="eastAsia"/>
-        </w:rPr>
       </w:pPr>
       <w:r>
         <w:rPr>
@@ -6275,14 +9205,24 @@
       <w:pPr>
         <w:pStyle w:val="TOC1"/>
       </w:pPr>
-      <w:hyperlink w:anchor="_Toc1309" w:history="1">
-        <w:r>
-          <w:rPr>
-            <w:szCs w:val="44"/>
-          </w:rPr>
-          <w:t>参考文献</w:t>
-        </w:r>
-      </w:hyperlink>
+      <w:r>
+        <w:rPr>
+          <w:rFonts w:hint="eastAsia"/>
+        </w:rPr>
+        <w:t>引</w:t>
+      </w:r>
+      <w:r>
+        <w:rPr>
+          <w:rFonts w:hint="eastAsia"/>
+        </w:rPr>
+        <w:t xml:space="preserve">  </w:t>
+      </w:r>
+      <w:r>
+        <w:rPr>
+          <w:rFonts w:hint="eastAsia"/>
+        </w:rPr>
+        <w:t>用</w:t>
+      </w:r>
     </w:p>
     <w:p>
       <w:pPr>
@@ -6328,7 +9268,7 @@
         </w:rPr>
         <w:t xml:space="preserve">[EB/OL]. [2025-08-22]. </w:t>
       </w:r>
-      <w:hyperlink r:id="rId9" w:history="1">
+      <w:hyperlink r:id="rId16" w:history="1">
         <w:r>
           <w:rPr>
             <w:rStyle w:val="aa"/>
@@ -6339,6 +9279,11 @@
       </w:hyperlink>
     </w:p>
     <w:p>
+      <w:pPr>
+        <w:rPr>
+          <w:rFonts w:hint="eastAsia"/>
+        </w:rPr>
+      </w:pPr>
       <w:r>
         <w:tab/>
       </w:r>
@@ -6360,6 +9305,62 @@
         </w:rPr>
         <w:t>hatGPT</w:t>
       </w:r>
+      <w:r>
+        <w:rPr>
+          <w:rFonts w:hint="eastAsia"/>
+        </w:rPr>
+        <w:t>, GPT5, 2025</w:t>
+      </w:r>
+    </w:p>
+    <w:p>
+      <w:pPr>
+        <w:rPr>
+          <w:rFonts w:hint="eastAsia"/>
+        </w:rPr>
+      </w:pPr>
+      <w:r>
+        <w:tab/>
+      </w:r>
+      <w:r>
+        <w:rPr>
+          <w:rFonts w:hint="eastAsia"/>
+        </w:rPr>
+        <w:t>[3]</w:t>
+      </w:r>
+      <w:r>
+        <w:rPr>
+          <w:rFonts w:hint="eastAsia"/>
+        </w:rPr>
+        <w:t>在</w:t>
+      </w:r>
+      <w:proofErr w:type="spellStart"/>
+      <w:r>
+        <w:rPr>
+          <w:rFonts w:hint="eastAsia"/>
+        </w:rPr>
+        <w:t>Github</w:t>
+      </w:r>
+      <w:proofErr w:type="spellEnd"/>
+      <w:r>
+        <w:rPr>
+          <w:rFonts w:hint="eastAsia"/>
+        </w:rPr>
+        <w:t>上开源的本项目仓库</w:t>
+      </w:r>
+      <w:hyperlink r:id="rId17" w:history="1">
+        <w:r>
+          <w:rPr>
+            <w:rStyle w:val="aa"/>
+          </w:rPr>
+          <w:t>https://github.com/bylsxy/Seven-Days-in-Bloom</w:t>
+        </w:r>
+      </w:hyperlink>
+      <w:r>
+        <w:rPr>
+          <w:rFonts w:hint="eastAsia"/>
+        </w:rPr>
+        <w:t xml:space="preserve"> </w:t>
+      </w:r>
     </w:p>
     <w:p>
       <w:pPr>
@@ -6394,14 +9395,12 @@
         </w:rPr>
         <w:t>感谢</w:t>
       </w:r>
-      <w:proofErr w:type="gramStart"/>
       <w:r>
         <w:rPr>
           <w:rFonts w:hint="eastAsia"/>
         </w:rPr>
         <w:t>张义青老师</w:t>
       </w:r>
-      <w:proofErr w:type="gramEnd"/>
     </w:p>
     <w:p>
       <w:pPr>
@@ -8868,7 +11867,7 @@
     <w:name w:val="Normal"/>
     <w:next w:val="3"/>
     <w:qFormat/>
-    <w:rsid w:val="008F4786"/>
+    <w:rsid w:val="00E55BEB"/>
     <w:pPr>
       <w:widowControl w:val="0"/>
       <w:jc w:val="both"/>
@@ -8900,7 +11899,6 @@
   <w:style w:type="character" w:default="1" w:styleId="a0">
     <w:name w:val="Default Paragraph Font"/>
     <w:uiPriority w:val="1"/>
-    <w:semiHidden/>
     <w:unhideWhenUsed/>
   </w:style>
   <w:style w:type="table" w:default="1" w:styleId="a1">

--- a/事务/个人文档撰写-xy.docx
+++ b/事务/个人文档撰写-xy.docx
@@ -163,6 +163,7 @@
                   <w:r>
                     <w:t>24</w:t>
                   </w:r>
+                  <w:proofErr w:type="gramStart"/>
                   <w:r>
                     <w:t>软工</w:t>
                   </w:r>
@@ -172,6 +173,7 @@
                   <w:r>
                     <w:t>班</w:t>
                   </w:r>
+                  <w:proofErr w:type="gramEnd"/>
                 </w:p>
               </w:tc>
               <w:tc>
@@ -319,12 +321,14 @@
                       <w:b/>
                     </w:rPr>
                   </w:pPr>
+                  <w:proofErr w:type="gramStart"/>
                   <w:r>
                     <w:rPr>
                       <w:b/>
                     </w:rPr>
                     <w:t>验</w:t>
                   </w:r>
+                  <w:proofErr w:type="gramEnd"/>
                 </w:p>
                 <w:p>
                   <w:pPr>
@@ -386,7 +390,23 @@
                       <w:b/>
                       <w:sz w:val="30"/>
                     </w:rPr>
-                    <w:t>Ren’Py</w:t>
+                    <w:t>Ren</w:t>
+                  </w:r>
+                  <w:proofErr w:type="gramStart"/>
+                  <w:r>
+                    <w:rPr>
+                      <w:b/>
+                      <w:sz w:val="30"/>
+                    </w:rPr>
+                    <w:t>’</w:t>
+                  </w:r>
+                  <w:proofErr w:type="gramEnd"/>
+                  <w:r>
+                    <w:rPr>
+                      <w:b/>
+                      <w:sz w:val="30"/>
+                    </w:rPr>
+                    <w:t>Py</w:t>
                   </w:r>
                   <w:proofErr w:type="spellEnd"/>
                   <w:r>
@@ -1052,7 +1072,7 @@
     </w:tbl>
     <w:p>
       <w:pPr>
-        <w:pStyle w:val="1"/>
+        <w:pStyle w:val="11"/>
       </w:pPr>
       <w:r>
         <w:br w:type="page"/>
@@ -1060,7 +1080,7 @@
     </w:p>
     <w:p>
       <w:pPr>
-        <w:pStyle w:val="1"/>
+        <w:pStyle w:val="11"/>
         <w:jc w:val="center"/>
       </w:pPr>
       <w:r>
@@ -1102,9 +1122,11 @@
         </w:rPr>
         <w:t>Ren</w:t>
       </w:r>
+      <w:proofErr w:type="gramStart"/>
       <w:r>
         <w:t>’</w:t>
       </w:r>
+      <w:proofErr w:type="gramEnd"/>
       <w:r>
         <w:rPr>
           <w:rFonts w:hint="eastAsia"/>
@@ -1122,7 +1144,21 @@
         <w:rPr>
           <w:rFonts w:hint="eastAsia"/>
         </w:rPr>
-        <w:t>引擎开发了一款视觉小说游戏，旨在通过文字剧情、角色立绘与交互式选项为玩家提供沉浸式体验。与传统视觉小说不同，本项目特别强调“数据结构与算法在游戏编程中的应用”，在剧情进程中嵌入了一个</w:t>
+        <w:t>引擎开发了一款视觉小说游戏，旨在通过文字剧情、角色</w:t>
+      </w:r>
+      <w:proofErr w:type="gramStart"/>
+      <w:r>
+        <w:rPr>
+          <w:rFonts w:hint="eastAsia"/>
+        </w:rPr>
+        <w:t>立绘与</w:t>
+      </w:r>
+      <w:proofErr w:type="gramEnd"/>
+      <w:r>
+        <w:rPr>
+          <w:rFonts w:hint="eastAsia"/>
+        </w:rPr>
+        <w:t>交互式选项为玩家提供沉浸式体验。与传统视觉小说不同，本项目特别强调“数据结构与算法在游戏编程中的应用”，在剧情进程中嵌入了一个</w:t>
       </w:r>
       <w:r>
         <w:rPr>
@@ -1184,9 +1220,11 @@
         </w:rPr>
         <w:t>Ren</w:t>
       </w:r>
+      <w:proofErr w:type="gramStart"/>
       <w:r>
         <w:t>’</w:t>
       </w:r>
+      <w:proofErr w:type="gramEnd"/>
       <w:r>
         <w:rPr>
           <w:rFonts w:hint="eastAsia"/>
@@ -1262,7 +1300,23 @@
           <w:kern w:val="0"/>
           <w:szCs w:val="21"/>
         </w:rPr>
-        <w:t>Ren’Py</w:t>
+        <w:t>Ren</w:t>
+      </w:r>
+      <w:proofErr w:type="gramStart"/>
+      <w:r>
+        <w:rPr>
+          <w:kern w:val="0"/>
+          <w:szCs w:val="21"/>
+        </w:rPr>
+        <w:t>’</w:t>
+      </w:r>
+      <w:proofErr w:type="gramEnd"/>
+      <w:r>
+        <w:rPr>
+          <w:kern w:val="0"/>
+          <w:szCs w:val="21"/>
+        </w:rPr>
+        <w:t>Py</w:t>
       </w:r>
       <w:proofErr w:type="spellEnd"/>
       <w:r>
@@ -1300,108 +1354,14 @@
       <w:pPr>
         <w:widowControl/>
         <w:jc w:val="left"/>
+        <w:rPr>
+          <w:rFonts w:hint="eastAsia"/>
+        </w:rPr>
       </w:pPr>
       <w:r>
         <w:br w:type="page"/>
       </w:r>
     </w:p>
-    <w:sdt>
-      <w:sdtPr>
-        <w:rPr>
-          <w:bCs w:val="0"/>
-          <w:sz w:val="32"/>
-          <w:szCs w:val="24"/>
-        </w:rPr>
-        <w:id w:val="147461770"/>
-        <w15:color w:val="DBDBDB"/>
-        <w:docPartObj>
-          <w:docPartGallery w:val="Table of Contents"/>
-          <w:docPartUnique/>
-        </w:docPartObj>
-      </w:sdtPr>
-      <w:sdtEndPr>
-        <w:rPr>
-          <w:rFonts w:eastAsia="黑体"/>
-          <w:szCs w:val="32"/>
-        </w:rPr>
-      </w:sdtEndPr>
-      <w:sdtContent>
-        <w:p>
-          <w:pPr>
-            <w:pStyle w:val="1"/>
-            <w:jc w:val="center"/>
-          </w:pPr>
-          <w:r>
-            <w:t>目</w:t>
-          </w:r>
-          <w:r>
-            <w:t xml:space="preserve">  </w:t>
-          </w:r>
-          <w:r>
-            <w:t>录</w:t>
-          </w:r>
-        </w:p>
-        <w:p>
-          <w:pPr>
-            <w:spacing w:line="300" w:lineRule="auto"/>
-            <w:rPr>
-              <w:rFonts w:eastAsia="黑体"/>
-              <w:szCs w:val="32"/>
-            </w:rPr>
-          </w:pPr>
-          <w:r>
-            <w:rPr>
-              <w:sz w:val="32"/>
-            </w:rPr>
-            <w:fldChar w:fldCharType="begin"/>
-          </w:r>
-          <w:r>
-            <w:rPr>
-              <w:rFonts w:eastAsia="黑体"/>
-              <w:kern w:val="0"/>
-              <w:sz w:val="32"/>
-              <w:szCs w:val="32"/>
-            </w:rPr>
-            <w:instrText xml:space="preserve">TOC \o "1-3" \h \u </w:instrText>
-          </w:r>
-          <w:r>
-            <w:rPr>
-              <w:sz w:val="32"/>
-            </w:rPr>
-            <w:fldChar w:fldCharType="separate"/>
-          </w:r>
-          <w:r>
-            <w:rPr>
-              <w:rFonts w:hint="eastAsia"/>
-              <w:b/>
-              <w:bCs/>
-              <w:noProof/>
-              <w:sz w:val="32"/>
-            </w:rPr>
-            <w:t>未找到目录项。</w:t>
-          </w:r>
-          <w:r>
-            <w:rPr>
-              <w:rFonts w:eastAsia="黑体"/>
-              <w:szCs w:val="32"/>
-            </w:rPr>
-            <w:fldChar w:fldCharType="end"/>
-          </w:r>
-        </w:p>
-        <w:p>
-          <w:pPr>
-            <w:pStyle w:val="3"/>
-            <w:rPr>
-              <w:rFonts w:eastAsia="黑体"/>
-              <w:szCs w:val="32"/>
-            </w:rPr>
-          </w:pPr>
-          <w:r>
-            <w:br w:type="page"/>
-          </w:r>
-        </w:p>
-      </w:sdtContent>
-    </w:sdt>
     <w:p>
       <w:pPr>
         <w:pStyle w:val="TOC1"/>
@@ -1487,8 +1447,16 @@
         <w:rPr>
           <w:rFonts w:hint="eastAsia"/>
         </w:rPr>
-        <w:t>本课题研究的意义在于，软件工程大一</w:t>
-      </w:r>
+        <w:t>本课题研究的意义在于，软件工程大</w:t>
+      </w:r>
+      <w:proofErr w:type="gramStart"/>
+      <w:r>
+        <w:rPr>
+          <w:rFonts w:hint="eastAsia"/>
+        </w:rPr>
+        <w:t>一</w:t>
+      </w:r>
+      <w:proofErr w:type="gramEnd"/>
       <w:r>
         <w:rPr>
           <w:rFonts w:hint="eastAsia"/>
@@ -1628,9 +1596,11 @@
         </w:rPr>
         <w:t>Ren</w:t>
       </w:r>
+      <w:proofErr w:type="gramStart"/>
       <w:r>
         <w:t>’</w:t>
       </w:r>
+      <w:proofErr w:type="gramEnd"/>
       <w:r>
         <w:rPr>
           <w:rFonts w:hint="eastAsia"/>
@@ -1678,7 +1648,21 @@
         <w:rPr>
           <w:rFonts w:hint="eastAsia"/>
         </w:rPr>
-        <w:t>在国内，视觉小说的发展路径有所不同。一方面，腾讯、米哈游等大型厂商推动了乙女向与剧情向手游的发展，虽然在商业模式上引入了抽卡、养成等系统，但依然延续了视觉小说“以剧情为核心”的特点；这类产品因强社交属性与高投入美术而获得了较高人气。另一方面，独立团队与个人开发者也尝试使用</w:t>
+        <w:t>在国内，视觉小说的发展路径有所不同。一方面，腾讯、米哈游等大型厂商推动了乙女向与剧情</w:t>
+      </w:r>
+      <w:proofErr w:type="gramStart"/>
+      <w:r>
+        <w:rPr>
+          <w:rFonts w:hint="eastAsia"/>
+        </w:rPr>
+        <w:t>向手游的</w:t>
+      </w:r>
+      <w:proofErr w:type="gramEnd"/>
+      <w:r>
+        <w:rPr>
+          <w:rFonts w:hint="eastAsia"/>
+        </w:rPr>
+        <w:t>发展，虽然在商业模式上引入了抽卡、养成等系统，但依然延续了视觉小说“以剧情为核心”的特点；这类产品因强社交属性与高投入美术而获得了较高人气。另一方面，独立团队与个人开发者也尝试使用</w:t>
       </w:r>
       <w:proofErr w:type="spellStart"/>
       <w:r>
@@ -1687,9 +1671,11 @@
         </w:rPr>
         <w:t>Ren</w:t>
       </w:r>
+      <w:proofErr w:type="gramStart"/>
       <w:r>
         <w:t>’</w:t>
       </w:r>
+      <w:proofErr w:type="gramEnd"/>
       <w:r>
         <w:rPr>
           <w:rFonts w:hint="eastAsia"/>
@@ -1725,7 +1711,21 @@
         <w:rPr>
           <w:rFonts w:hint="eastAsia"/>
         </w:rPr>
-        <w:t>等平台发行。但受限于市场体量、政策审查和资金支持，国产视觉小说整体数量有限，且高完成度作品较少。</w:t>
+        <w:t>等平台发行。但受限于市场体量、政策审查和资金支持，国产视觉小说整体数量有限，且</w:t>
+      </w:r>
+      <w:proofErr w:type="gramStart"/>
+      <w:r>
+        <w:rPr>
+          <w:rFonts w:hint="eastAsia"/>
+        </w:rPr>
+        <w:t>高完成度作品</w:t>
+      </w:r>
+      <w:proofErr w:type="gramEnd"/>
+      <w:r>
+        <w:rPr>
+          <w:rFonts w:hint="eastAsia"/>
+        </w:rPr>
+        <w:t>较少。</w:t>
       </w:r>
     </w:p>
     <w:p>
@@ -1871,7 +1871,21 @@
         <w:rPr>
           <w:rFonts w:hint="eastAsia"/>
         </w:rPr>
-        <w:t>工具进行立绘和差分制作，同时在游戏中嵌入小游戏或其他具有可论说的数据结构内容</w:t>
+        <w:t>工具</w:t>
+      </w:r>
+      <w:proofErr w:type="gramStart"/>
+      <w:r>
+        <w:rPr>
+          <w:rFonts w:hint="eastAsia"/>
+        </w:rPr>
+        <w:t>进行立绘和</w:t>
+      </w:r>
+      <w:proofErr w:type="gramEnd"/>
+      <w:r>
+        <w:rPr>
+          <w:rFonts w:hint="eastAsia"/>
+        </w:rPr>
+        <w:t>差分制作，同时在游戏中嵌入小游戏或其他具有可论说的数据结构内容</w:t>
       </w:r>
       <w:r>
         <w:rPr>
@@ -1902,7 +1916,21 @@
         <w:rPr>
           <w:rFonts w:hint="eastAsia"/>
         </w:rPr>
-        <w:t>，以便完成作为数据结构课设的基本要求</w:t>
+        <w:t>，以便完成作为</w:t>
+      </w:r>
+      <w:proofErr w:type="gramStart"/>
+      <w:r>
+        <w:rPr>
+          <w:rFonts w:hint="eastAsia"/>
+        </w:rPr>
+        <w:t>数据结构课设的</w:t>
+      </w:r>
+      <w:proofErr w:type="gramEnd"/>
+      <w:r>
+        <w:rPr>
+          <w:rFonts w:hint="eastAsia"/>
+        </w:rPr>
+        <w:t>基本要求</w:t>
       </w:r>
       <w:r>
         <w:rPr>
@@ -1988,7 +2016,21 @@
         <w:rPr>
           <w:rFonts w:hint="eastAsia"/>
         </w:rPr>
-        <w:t>上架，仅作为课设和学习而做。</w:t>
+        <w:t>上架，仅</w:t>
+      </w:r>
+      <w:proofErr w:type="gramStart"/>
+      <w:r>
+        <w:rPr>
+          <w:rFonts w:hint="eastAsia"/>
+        </w:rPr>
+        <w:t>作为课设和</w:t>
+      </w:r>
+      <w:proofErr w:type="gramEnd"/>
+      <w:r>
+        <w:rPr>
+          <w:rFonts w:hint="eastAsia"/>
+        </w:rPr>
+        <w:t>学习而做。</w:t>
       </w:r>
     </w:p>
     <w:p>
@@ -2032,7 +2074,21 @@
         <w:rPr>
           <w:rFonts w:hint="eastAsia"/>
         </w:rPr>
-        <w:t>因此我们小组成立了微信群便于沟通，我在群中发布了这样一条信息，简述可以实现的选题以及该选题应当使用的开发工具：</w:t>
+        <w:t>因此我们小组成立了</w:t>
+      </w:r>
+      <w:proofErr w:type="gramStart"/>
+      <w:r>
+        <w:rPr>
+          <w:rFonts w:hint="eastAsia"/>
+        </w:rPr>
+        <w:t>微信群</w:t>
+      </w:r>
+      <w:proofErr w:type="gramEnd"/>
+      <w:r>
+        <w:rPr>
+          <w:rFonts w:hint="eastAsia"/>
+        </w:rPr>
+        <w:t>便于沟通，我在群中发布了这样一条信息，简述可以实现的选题以及该选题应当使用的开发工具：</w:t>
       </w:r>
     </w:p>
     <w:p>
@@ -2392,7 +2448,23 @@
                                 <w:rFonts w:hint="eastAsia"/>
                                 <w:lang w:val="zh-CN"/>
                               </w:rPr>
-                              <w:t>使用一切力量复现现在市面上有的一些成熟的游戏，比如做个小王者，做个小奇迹暖暖，做一个小抽卡游戏。优点是可以很好了解现在的游戏现状，熟悉大众游戏的逻辑；缺点是</w:t>
+                              <w:t>使用一切力量复现现在市面上有的一些成熟的游戏，比如做个小王者，做个小奇迹暖暖，做一个</w:t>
+                            </w:r>
+                            <w:proofErr w:type="gramStart"/>
+                            <w:r>
+                              <w:rPr>
+                                <w:rFonts w:hint="eastAsia"/>
+                                <w:lang w:val="zh-CN"/>
+                              </w:rPr>
+                              <w:t>小抽卡游戏</w:t>
+                            </w:r>
+                            <w:proofErr w:type="gramEnd"/>
+                            <w:r>
+                              <w:rPr>
+                                <w:rFonts w:hint="eastAsia"/>
+                                <w:lang w:val="zh-CN"/>
+                              </w:rPr>
+                              <w:t>。优点是可以很好了解现在的游戏现状，熟悉大众游戏的逻辑；缺点是</w:t>
                             </w:r>
                             <w:r>
                               <w:rPr>
@@ -2750,7 +2822,23 @@
                           <w:rFonts w:hint="eastAsia"/>
                           <w:lang w:val="zh-CN"/>
                         </w:rPr>
-                        <w:t>使用一切力量复现现在市面上有的一些成熟的游戏，比如做个小王者，做个小奇迹暖暖，做一个小抽卡游戏。优点是可以很好了解现在的游戏现状，熟悉大众游戏的逻辑；缺点是</w:t>
+                        <w:t>使用一切力量复现现在市面上有的一些成熟的游戏，比如做个小王者，做个小奇迹暖暖，做一个</w:t>
+                      </w:r>
+                      <w:proofErr w:type="gramStart"/>
+                      <w:r>
+                        <w:rPr>
+                          <w:rFonts w:hint="eastAsia"/>
+                          <w:lang w:val="zh-CN"/>
+                        </w:rPr>
+                        <w:t>小抽卡游戏</w:t>
+                      </w:r>
+                      <w:proofErr w:type="gramEnd"/>
+                      <w:r>
+                        <w:rPr>
+                          <w:rFonts w:hint="eastAsia"/>
+                          <w:lang w:val="zh-CN"/>
+                        </w:rPr>
+                        <w:t>。优点是可以很好了解现在的游戏现状，熟悉大众游戏的逻辑；缺点是</w:t>
                       </w:r>
                       <w:r>
                         <w:rPr>
@@ -2903,7 +2991,23 @@
           <w:rFonts w:hint="eastAsia"/>
           <w:lang w:val="zh-CN"/>
         </w:rPr>
-        <w:t>语言，而我们是否可以根据这个特性拓展出很多复杂的实现。即便复杂的东西最后实现不了，也能做出最基础的、能安装到手机</w:t>
+        <w:t>语言，而我们是否可以根据这个特性拓展出很多复杂的实现。即便复杂的东西最后实现不了，也能做出</w:t>
+      </w:r>
+      <w:proofErr w:type="gramStart"/>
+      <w:r>
+        <w:rPr>
+          <w:rFonts w:hint="eastAsia"/>
+          <w:lang w:val="zh-CN"/>
+        </w:rPr>
+        <w:t>最</w:t>
+      </w:r>
+      <w:proofErr w:type="gramEnd"/>
+      <w:r>
+        <w:rPr>
+          <w:rFonts w:hint="eastAsia"/>
+          <w:lang w:val="zh-CN"/>
+        </w:rPr>
+        <w:t>基础的、能安装到手机</w:t>
       </w:r>
       <w:r>
         <w:rPr>
@@ -3108,7 +3212,23 @@
           <w:rFonts w:hint="eastAsia"/>
           <w:lang w:val="zh-CN"/>
         </w:rPr>
-        <w:t>引擎制作的视觉小说游戏自带最基础的</w:t>
+        <w:t>引擎制作的视觉小说游戏自带</w:t>
+      </w:r>
+      <w:proofErr w:type="gramStart"/>
+      <w:r>
+        <w:rPr>
+          <w:rFonts w:hint="eastAsia"/>
+          <w:lang w:val="zh-CN"/>
+        </w:rPr>
+        <w:t>最</w:t>
+      </w:r>
+      <w:proofErr w:type="gramEnd"/>
+      <w:r>
+        <w:rPr>
+          <w:rFonts w:hint="eastAsia"/>
+          <w:lang w:val="zh-CN"/>
+        </w:rPr>
+        <w:t>基础的</w:t>
       </w:r>
       <w:r>
         <w:rPr>
@@ -3548,7 +3668,6 @@
     <w:p>
       <w:pPr>
         <w:rPr>
-          <w:rFonts w:hint="eastAsia"/>
           <w:lang w:val="zh-CN"/>
         </w:rPr>
       </w:pPr>
@@ -3970,9 +4089,11 @@
         </w:rPr>
         <w:t>Ren</w:t>
       </w:r>
+      <w:proofErr w:type="gramStart"/>
       <w:r>
         <w:t>’</w:t>
       </w:r>
+      <w:proofErr w:type="gramEnd"/>
       <w:r>
         <w:rPr>
           <w:rFonts w:hint="eastAsia"/>
@@ -4057,7 +4178,6 @@
       <w:pPr>
         <w:jc w:val="center"/>
         <w:rPr>
-          <w:rFonts w:hint="eastAsia"/>
           <w:b/>
           <w:bCs/>
           <w:lang w:val="zh-CN"/>
@@ -4109,13 +4229,7 @@
         <w:t>项目管理页面</w:t>
       </w:r>
     </w:p>
-    <w:p>
-      <w:pPr>
-        <w:rPr>
-          <w:rFonts w:hint="eastAsia"/>
-        </w:rPr>
-      </w:pPr>
-    </w:p>
+    <w:p/>
     <w:p>
       <w:pPr>
         <w:pStyle w:val="TOC3"/>
@@ -4161,7 +4275,21 @@
         <w:rPr>
           <w:rFonts w:hint="eastAsia"/>
         </w:rPr>
-        <w:t>的展示与过场动画、人物立绘的切换移动、特效等。二是选项逻辑，或者说线路，意为视觉小说由于可存在的选项选择不同而有不一样的剧本组成方式，在代码中主要由</w:t>
+        <w:t>的展示与过场动画、</w:t>
+      </w:r>
+      <w:proofErr w:type="gramStart"/>
+      <w:r>
+        <w:rPr>
+          <w:rFonts w:hint="eastAsia"/>
+        </w:rPr>
+        <w:t>人物立绘的</w:t>
+      </w:r>
+      <w:proofErr w:type="gramEnd"/>
+      <w:r>
+        <w:rPr>
+          <w:rFonts w:hint="eastAsia"/>
+        </w:rPr>
+        <w:t>切换移动、特效等。二是选项逻辑，或者说线路，意为视觉小说由于可存在的选项选择不同而有不一样的剧本组成方式，在代码中主要由</w:t>
       </w:r>
       <w:r>
         <w:rPr>
@@ -4529,7 +4657,7 @@
         </w:rPr>
         <w:lastRenderedPageBreak/>
         <w:drawing>
-          <wp:inline distT="0" distB="0" distL="0" distR="0" wp14:anchorId="50439C12" wp14:editId="361F8491">
+          <wp:inline distT="0" distB="0" distL="0" distR="0" wp14:anchorId="50439C12" wp14:editId="155E23B6">
             <wp:extent cx="1149350" cy="1149350"/>
             <wp:effectExtent l="0" t="0" r="0" b="0"/>
             <wp:docPr id="223777784" name="图片 2"/>
@@ -4591,7 +4719,6 @@
       <w:pPr>
         <w:jc w:val="center"/>
         <w:rPr>
-          <w:rFonts w:hint="eastAsia"/>
           <w:b/>
           <w:bCs/>
           <w:lang w:val="zh-CN"/>
@@ -4631,16 +4758,7 @@
           <w:bCs/>
           <w:lang w:val="zh-CN"/>
         </w:rPr>
-        <w:t xml:space="preserve"> </w:t>
-      </w:r>
-      <w:r>
-        <w:rPr>
-          <w:rFonts w:hint="eastAsia"/>
-          <w:b/>
-          <w:bCs/>
-          <w:lang w:val="zh-CN"/>
-        </w:rPr>
-        <w:t>logo</w:t>
+        <w:t xml:space="preserve"> logo</w:t>
       </w:r>
       <w:r>
         <w:rPr>
@@ -4927,12 +5045,14 @@
         </w:rPr>
         <w:t>Ren</w:t>
       </w:r>
+      <w:proofErr w:type="gramStart"/>
       <w:r>
         <w:rPr>
           <w:lang w:val="zh-CN"/>
         </w:rPr>
         <w:t>’</w:t>
       </w:r>
+      <w:proofErr w:type="gramEnd"/>
       <w:r>
         <w:rPr>
           <w:rFonts w:hint="eastAsia"/>
@@ -5121,7 +5241,7 @@
         <w:ind w:leftChars="607" w:left="1275" w:rightChars="782" w:right="1642" w:firstLine="2"/>
         <w:jc w:val="left"/>
         <w:rPr>
-          <w:rFonts w:ascii="Consolas" w:hAnsi="Consolas" w:cs="宋体" w:hint="eastAsia"/>
+          <w:rFonts w:ascii="Consolas" w:hAnsi="Consolas" w:cs="宋体"/>
           <w:color w:val="CCCCCC"/>
           <w:kern w:val="0"/>
           <w:sz w:val="16"/>
@@ -5271,7 +5391,7 @@
         <w:ind w:leftChars="607" w:left="1275" w:rightChars="782" w:right="1642" w:firstLine="2"/>
         <w:jc w:val="left"/>
         <w:rPr>
-          <w:rFonts w:ascii="Consolas" w:hAnsi="Consolas" w:cs="宋体" w:hint="eastAsia"/>
+          <w:rFonts w:ascii="Consolas" w:hAnsi="Consolas" w:cs="宋体"/>
           <w:color w:val="CCCCCC"/>
           <w:kern w:val="0"/>
           <w:sz w:val="16"/>
@@ -5308,6 +5428,7 @@
         </w:rPr>
         <w:t xml:space="preserve"> </w:t>
       </w:r>
+      <w:proofErr w:type="gramStart"/>
       <w:r>
         <w:rPr>
           <w:rFonts w:ascii="Consolas" w:hAnsi="Consolas" w:cs="宋体"/>
@@ -5328,6 +5449,7 @@
         </w:rPr>
         <w:t>(</w:t>
       </w:r>
+      <w:proofErr w:type="gramEnd"/>
       <w:r>
         <w:rPr>
           <w:rFonts w:ascii="Consolas" w:hAnsi="Consolas" w:cs="宋体"/>
@@ -5357,7 +5479,7 @@
         <w:ind w:leftChars="607" w:left="1275" w:rightChars="782" w:right="1642" w:firstLine="2"/>
         <w:jc w:val="left"/>
         <w:rPr>
-          <w:rFonts w:ascii="Consolas" w:hAnsi="Consolas" w:cs="宋体" w:hint="eastAsia"/>
+          <w:rFonts w:ascii="Consolas" w:hAnsi="Consolas" w:cs="宋体"/>
           <w:color w:val="CCCCCC"/>
           <w:kern w:val="0"/>
           <w:sz w:val="16"/>
@@ -5529,7 +5651,7 @@
         <w:ind w:leftChars="607" w:left="1275" w:rightChars="782" w:right="1642" w:firstLine="2"/>
         <w:jc w:val="left"/>
         <w:rPr>
-          <w:rFonts w:ascii="Consolas" w:hAnsi="Consolas" w:cs="宋体" w:hint="eastAsia"/>
+          <w:rFonts w:ascii="Consolas" w:hAnsi="Consolas" w:cs="宋体"/>
           <w:color w:val="CCCCCC"/>
           <w:kern w:val="0"/>
           <w:sz w:val="16"/>
@@ -5566,6 +5688,7 @@
         </w:rPr>
         <w:t xml:space="preserve"> </w:t>
       </w:r>
+      <w:proofErr w:type="gramStart"/>
       <w:r>
         <w:rPr>
           <w:rFonts w:ascii="Consolas" w:hAnsi="Consolas" w:cs="宋体"/>
@@ -5586,6 +5709,7 @@
         </w:rPr>
         <w:t>(</w:t>
       </w:r>
+      <w:proofErr w:type="gramEnd"/>
       <w:r>
         <w:rPr>
           <w:rFonts w:ascii="Consolas" w:hAnsi="Consolas" w:cs="宋体"/>
@@ -5701,7 +5825,7 @@
         <w:ind w:leftChars="607" w:left="1275" w:rightChars="782" w:right="1642" w:firstLine="2"/>
         <w:jc w:val="left"/>
         <w:rPr>
-          <w:rFonts w:ascii="Consolas" w:hAnsi="Consolas" w:cs="宋体" w:hint="eastAsia"/>
+          <w:rFonts w:ascii="Consolas" w:hAnsi="Consolas" w:cs="宋体"/>
           <w:color w:val="CCCCCC"/>
           <w:kern w:val="0"/>
           <w:sz w:val="16"/>
@@ -5738,6 +5862,7 @@
         </w:rPr>
         <w:t xml:space="preserve"> </w:t>
       </w:r>
+      <w:proofErr w:type="gramStart"/>
       <w:r>
         <w:rPr>
           <w:rFonts w:ascii="Consolas" w:hAnsi="Consolas" w:cs="宋体"/>
@@ -5758,6 +5883,7 @@
         </w:rPr>
         <w:t>(</w:t>
       </w:r>
+      <w:proofErr w:type="gramEnd"/>
       <w:r>
         <w:rPr>
           <w:rFonts w:ascii="Consolas" w:hAnsi="Consolas" w:cs="宋体"/>
@@ -5787,7 +5913,7 @@
         <w:ind w:leftChars="607" w:left="1275" w:rightChars="782" w:right="1642" w:firstLine="2"/>
         <w:jc w:val="left"/>
         <w:rPr>
-          <w:rFonts w:ascii="Consolas" w:hAnsi="Consolas" w:cs="宋体" w:hint="eastAsia"/>
+          <w:rFonts w:ascii="Consolas" w:hAnsi="Consolas" w:cs="宋体"/>
           <w:color w:val="C586C0"/>
           <w:kern w:val="0"/>
           <w:sz w:val="16"/>
@@ -5816,11 +5942,6 @@
       </w:r>
     </w:p>
     <w:p>
-      <w:pPr>
-        <w:rPr>
-          <w:rFonts w:hint="eastAsia"/>
-        </w:rPr>
-      </w:pPr>
       <w:r>
         <w:tab/>
       </w:r>
@@ -5828,7 +5949,35 @@
         <w:rPr>
           <w:rFonts w:hint="eastAsia"/>
         </w:rPr>
-        <w:t>以上代码实现了一个由黑场过度到启动画面，再过度回黑场的效果。</w:t>
+        <w:t>以上代码实现了一个</w:t>
+      </w:r>
+      <w:proofErr w:type="gramStart"/>
+      <w:r>
+        <w:rPr>
+          <w:rFonts w:hint="eastAsia"/>
+        </w:rPr>
+        <w:t>由黑场过度</w:t>
+      </w:r>
+      <w:proofErr w:type="gramEnd"/>
+      <w:r>
+        <w:rPr>
+          <w:rFonts w:hint="eastAsia"/>
+        </w:rPr>
+        <w:t>到启动画面，再</w:t>
+      </w:r>
+      <w:proofErr w:type="gramStart"/>
+      <w:r>
+        <w:rPr>
+          <w:rFonts w:hint="eastAsia"/>
+        </w:rPr>
+        <w:t>过度回黑场</w:t>
+      </w:r>
+      <w:proofErr w:type="gramEnd"/>
+      <w:r>
+        <w:rPr>
+          <w:rFonts w:hint="eastAsia"/>
+        </w:rPr>
+        <w:t>的效果。</w:t>
       </w:r>
     </w:p>
     <w:p>
@@ -5879,9 +6028,11 @@
         </w:rPr>
         <w:t>Ren</w:t>
       </w:r>
+      <w:proofErr w:type="gramStart"/>
       <w:r>
         <w:t>’</w:t>
       </w:r>
+      <w:proofErr w:type="gramEnd"/>
       <w:r>
         <w:rPr>
           <w:rFonts w:hint="eastAsia"/>
@@ -5960,13 +6111,7 @@
         <w:rPr>
           <w:rFonts w:hint="eastAsia"/>
         </w:rPr>
-        <w:t>演出的设计与</w:t>
-      </w:r>
-      <w:r>
-        <w:rPr>
-          <w:rFonts w:hint="eastAsia"/>
-        </w:rPr>
-        <w:t>实现</w:t>
+        <w:t>演出的设计与实现</w:t>
       </w:r>
     </w:p>
     <w:p>
@@ -6088,6 +6233,7 @@
         </w:rPr>
         <w:t xml:space="preserve"># </w:t>
       </w:r>
+      <w:proofErr w:type="gramStart"/>
       <w:r>
         <w:rPr>
           <w:rFonts w:ascii="Consolas" w:hAnsi="Consolas" w:cs="宋体"/>
@@ -6096,7 +6242,18 @@
           <w:sz w:val="16"/>
           <w:szCs w:val="16"/>
         </w:rPr>
-        <w:t>立绘惊讶上跳</w:t>
+        <w:t>立绘惊讶</w:t>
+      </w:r>
+      <w:proofErr w:type="gramEnd"/>
+      <w:r>
+        <w:rPr>
+          <w:rFonts w:ascii="Consolas" w:hAnsi="Consolas" w:cs="宋体"/>
+          <w:color w:val="6A9955"/>
+          <w:kern w:val="0"/>
+          <w:sz w:val="16"/>
+          <w:szCs w:val="16"/>
+        </w:rPr>
+        <w:t>上跳</w:t>
       </w:r>
     </w:p>
     <w:p>
@@ -6540,11 +6697,6 @@
       </w:r>
     </w:p>
     <w:p>
-      <w:pPr>
-        <w:rPr>
-          <w:rFonts w:hint="eastAsia"/>
-        </w:rPr>
-      </w:pPr>
       <w:r>
         <w:rPr>
           <w:rFonts w:hint="eastAsia"/>
@@ -6586,9 +6738,6 @@
     <w:p>
       <w:pPr>
         <w:ind w:firstLine="420"/>
-        <w:rPr>
-          <w:rFonts w:hint="eastAsia"/>
-        </w:rPr>
       </w:pPr>
       <w:r>
         <w:rPr>
@@ -6925,11 +7074,19 @@
       <w:r>
         <w:tab/>
       </w:r>
-      <w:r>
-        <w:rPr>
-          <w:rFonts w:hint="eastAsia"/>
-        </w:rPr>
-        <w:t>人物立绘展示、插入音效、配乐则同理：</w:t>
+      <w:proofErr w:type="gramStart"/>
+      <w:r>
+        <w:rPr>
+          <w:rFonts w:hint="eastAsia"/>
+        </w:rPr>
+        <w:t>人物立绘展示</w:t>
+      </w:r>
+      <w:proofErr w:type="gramEnd"/>
+      <w:r>
+        <w:rPr>
+          <w:rFonts w:hint="eastAsia"/>
+        </w:rPr>
+        <w:t>、插入音效、配乐则同理：</w:t>
       </w:r>
     </w:p>
     <w:p>
@@ -6940,7 +7097,7 @@
         <w:ind w:leftChars="607" w:left="1275" w:rightChars="782" w:right="1642"/>
         <w:jc w:val="left"/>
         <w:rPr>
-          <w:rFonts w:ascii="Consolas" w:hAnsi="Consolas" w:cs="宋体" w:hint="eastAsia"/>
+          <w:rFonts w:ascii="Consolas" w:hAnsi="Consolas" w:cs="宋体"/>
           <w:color w:val="CCCCCC"/>
           <w:kern w:val="0"/>
           <w:sz w:val="16"/>
@@ -7077,7 +7234,7 @@
         <w:ind w:leftChars="607" w:left="1275" w:rightChars="782" w:right="1642"/>
         <w:jc w:val="left"/>
         <w:rPr>
-          <w:rFonts w:ascii="Consolas" w:hAnsi="Consolas" w:cs="宋体" w:hint="eastAsia"/>
+          <w:rFonts w:ascii="Consolas" w:hAnsi="Consolas" w:cs="宋体"/>
           <w:color w:val="CCCCCC"/>
           <w:kern w:val="0"/>
           <w:sz w:val="16"/>
@@ -7183,7 +7340,7 @@
         <w:ind w:leftChars="607" w:left="1275" w:rightChars="782" w:right="1642"/>
         <w:jc w:val="left"/>
         <w:rPr>
-          <w:rFonts w:ascii="Consolas" w:hAnsi="Consolas" w:cs="宋体" w:hint="eastAsia"/>
+          <w:rFonts w:ascii="Consolas" w:hAnsi="Consolas" w:cs="宋体"/>
           <w:color w:val="6A9955"/>
           <w:kern w:val="0"/>
           <w:sz w:val="16"/>
@@ -7299,62 +7456,72 @@
         <w:ind w:leftChars="607" w:left="1275" w:rightChars="782" w:right="1642"/>
         <w:jc w:val="left"/>
         <w:rPr>
+          <w:rFonts w:ascii="Consolas" w:hAnsi="Consolas" w:cs="宋体"/>
+          <w:color w:val="6A9955"/>
+          <w:kern w:val="0"/>
+          <w:sz w:val="16"/>
+          <w:szCs w:val="16"/>
+        </w:rPr>
+      </w:pPr>
+      <w:r>
+        <w:rPr>
+          <w:rFonts w:ascii="Consolas" w:hAnsi="Consolas" w:cs="宋体"/>
+          <w:color w:val="CCCCCC"/>
+          <w:kern w:val="0"/>
+          <w:sz w:val="16"/>
+          <w:szCs w:val="16"/>
+        </w:rPr>
+        <w:t xml:space="preserve">    </w:t>
+      </w:r>
+      <w:r>
+        <w:rPr>
+          <w:rFonts w:ascii="Consolas" w:hAnsi="Consolas" w:cs="宋体"/>
+          <w:color w:val="C586C0"/>
+          <w:kern w:val="0"/>
+          <w:sz w:val="16"/>
+          <w:szCs w:val="16"/>
+        </w:rPr>
+        <w:t>pause</w:t>
+      </w:r>
+      <w:r>
+        <w:rPr>
+          <w:rFonts w:ascii="Consolas" w:hAnsi="Consolas" w:cs="宋体"/>
+          <w:color w:val="CCCCCC"/>
+          <w:kern w:val="0"/>
+          <w:sz w:val="16"/>
+          <w:szCs w:val="16"/>
+        </w:rPr>
+        <w:t xml:space="preserve"> </w:t>
+      </w:r>
+      <w:r>
+        <w:rPr>
+          <w:rFonts w:ascii="Consolas" w:hAnsi="Consolas" w:cs="宋体"/>
+          <w:color w:val="B5CEA8"/>
+          <w:kern w:val="0"/>
+          <w:sz w:val="16"/>
+          <w:szCs w:val="16"/>
+        </w:rPr>
+        <w:t>2.0</w:t>
+      </w:r>
+      <w:r>
+        <w:rPr>
+          <w:rFonts w:ascii="Consolas" w:hAnsi="Consolas" w:cs="宋体" w:hint="eastAsia"/>
+          <w:color w:val="B5CEA8"/>
+          <w:kern w:val="0"/>
+          <w:sz w:val="16"/>
+          <w:szCs w:val="16"/>
+        </w:rPr>
+        <w:t xml:space="preserve">                </w:t>
+      </w:r>
+      <w:r>
+        <w:rPr>
           <w:rFonts w:ascii="Consolas" w:hAnsi="Consolas" w:cs="宋体" w:hint="eastAsia"/>
           <w:color w:val="6A9955"/>
           <w:kern w:val="0"/>
           <w:sz w:val="16"/>
           <w:szCs w:val="16"/>
         </w:rPr>
-      </w:pPr>
-      <w:r>
-        <w:rPr>
-          <w:rFonts w:ascii="Consolas" w:hAnsi="Consolas" w:cs="宋体"/>
-          <w:color w:val="CCCCCC"/>
-          <w:kern w:val="0"/>
-          <w:sz w:val="16"/>
-          <w:szCs w:val="16"/>
-        </w:rPr>
-        <w:t xml:space="preserve">    </w:t>
-      </w:r>
-      <w:r>
-        <w:rPr>
-          <w:rFonts w:ascii="Consolas" w:hAnsi="Consolas" w:cs="宋体"/>
-          <w:color w:val="C586C0"/>
-          <w:kern w:val="0"/>
-          <w:sz w:val="16"/>
-          <w:szCs w:val="16"/>
-        </w:rPr>
-        <w:t>pause</w:t>
-      </w:r>
-      <w:r>
-        <w:rPr>
-          <w:rFonts w:ascii="Consolas" w:hAnsi="Consolas" w:cs="宋体"/>
-          <w:color w:val="CCCCCC"/>
-          <w:kern w:val="0"/>
-          <w:sz w:val="16"/>
-          <w:szCs w:val="16"/>
-        </w:rPr>
-        <w:t xml:space="preserve"> </w:t>
-      </w:r>
-      <w:r>
-        <w:rPr>
-          <w:rFonts w:ascii="Consolas" w:hAnsi="Consolas" w:cs="宋体"/>
-          <w:color w:val="B5CEA8"/>
-          <w:kern w:val="0"/>
-          <w:sz w:val="16"/>
-          <w:szCs w:val="16"/>
-        </w:rPr>
-        <w:t>2.0</w:t>
-      </w:r>
-      <w:r>
-        <w:rPr>
-          <w:rFonts w:ascii="Consolas" w:hAnsi="Consolas" w:cs="宋体" w:hint="eastAsia"/>
-          <w:color w:val="B5CEA8"/>
-          <w:kern w:val="0"/>
-          <w:sz w:val="16"/>
-          <w:szCs w:val="16"/>
-        </w:rPr>
-        <w:t xml:space="preserve">                </w:t>
+        <w:t xml:space="preserve"> #</w:t>
       </w:r>
       <w:r>
         <w:rPr>
@@ -7364,23 +7531,13 @@
           <w:sz w:val="16"/>
           <w:szCs w:val="16"/>
         </w:rPr>
-        <w:t xml:space="preserve"> #</w:t>
-      </w:r>
-      <w:r>
-        <w:rPr>
-          <w:rFonts w:ascii="Consolas" w:hAnsi="Consolas" w:cs="宋体" w:hint="eastAsia"/>
-          <w:color w:val="6A9955"/>
-          <w:kern w:val="0"/>
-          <w:sz w:val="16"/>
-          <w:szCs w:val="16"/>
-        </w:rPr>
         <w:t>延迟两秒</w:t>
       </w:r>
     </w:p>
     <w:p>
       <w:pPr>
         <w:rPr>
-          <w:rFonts w:ascii="Consolas" w:hAnsi="Consolas" w:cs="宋体" w:hint="eastAsia"/>
+          <w:rFonts w:ascii="Consolas" w:hAnsi="Consolas" w:cs="宋体"/>
           <w:color w:val="6A9955"/>
           <w:kern w:val="0"/>
           <w:sz w:val="16"/>
@@ -7439,9 +7596,11 @@
         </w:rPr>
         <w:t>Ren</w:t>
       </w:r>
+      <w:proofErr w:type="gramStart"/>
       <w:r>
         <w:t>’</w:t>
       </w:r>
+      <w:proofErr w:type="gramEnd"/>
       <w:r>
         <w:rPr>
           <w:rFonts w:hint="eastAsia"/>
@@ -7510,9 +7669,11 @@
         </w:rPr>
         <w:t>Ren</w:t>
       </w:r>
+      <w:proofErr w:type="gramStart"/>
       <w:r>
         <w:t>’</w:t>
       </w:r>
+      <w:proofErr w:type="gramEnd"/>
       <w:r>
         <w:rPr>
           <w:rFonts w:hint="eastAsia"/>
@@ -7524,7 +7685,21 @@
         <w:rPr>
           <w:rFonts w:hint="eastAsia"/>
         </w:rPr>
-        <w:t>的良好结合，也能体现数据结构在游戏交互中的具体应用。</w:t>
+        <w:t>的良好结合，也能体现数据结构在游戏</w:t>
+      </w:r>
+      <w:proofErr w:type="gramStart"/>
+      <w:r>
+        <w:rPr>
+          <w:rFonts w:hint="eastAsia"/>
+        </w:rPr>
+        <w:t>交互中</w:t>
+      </w:r>
+      <w:proofErr w:type="gramEnd"/>
+      <w:r>
+        <w:rPr>
+          <w:rFonts w:hint="eastAsia"/>
+        </w:rPr>
+        <w:t>的具体应用。</w:t>
       </w:r>
     </w:p>
     <w:p>
@@ -7626,7 +7801,21 @@
         <w:rPr>
           <w:rFonts w:hint="eastAsia"/>
         </w:rPr>
-        <w:t>球拍对象：左右各一，分别由玩家与</w:t>
+        <w:t>球拍对象：左右各</w:t>
+      </w:r>
+      <w:proofErr w:type="gramStart"/>
+      <w:r>
+        <w:rPr>
+          <w:rFonts w:hint="eastAsia"/>
+        </w:rPr>
+        <w:t>一</w:t>
+      </w:r>
+      <w:proofErr w:type="gramEnd"/>
+      <w:r>
+        <w:rPr>
+          <w:rFonts w:hint="eastAsia"/>
+        </w:rPr>
+        <w:t>，分别由玩家与</w:t>
       </w:r>
       <w:r>
         <w:rPr>
@@ -8063,10 +8252,12 @@
         <w:t>(</w:t>
       </w:r>
       <w:proofErr w:type="spellStart"/>
+      <w:proofErr w:type="gramStart"/>
       <w:r>
         <w:t>renpy.Displayable</w:t>
       </w:r>
       <w:proofErr w:type="spellEnd"/>
+      <w:proofErr w:type="gramEnd"/>
       <w:r>
         <w:t>)</w:t>
       </w:r>
@@ -8350,9 +8541,11 @@
         </w:rPr>
         <w:t>Ren</w:t>
       </w:r>
+      <w:proofErr w:type="gramStart"/>
       <w:r>
         <w:t>’</w:t>
       </w:r>
+      <w:proofErr w:type="gramEnd"/>
       <w:r>
         <w:rPr>
           <w:rFonts w:hint="eastAsia"/>
@@ -8364,7 +8557,21 @@
         <w:rPr>
           <w:rFonts w:hint="eastAsia"/>
         </w:rPr>
-        <w:t>引擎中能以稳定帧率运行。</w:t>
+        <w:t>引擎中能以稳定</w:t>
+      </w:r>
+      <w:proofErr w:type="gramStart"/>
+      <w:r>
+        <w:rPr>
+          <w:rFonts w:hint="eastAsia"/>
+        </w:rPr>
+        <w:t>帧率运行</w:t>
+      </w:r>
+      <w:proofErr w:type="gramEnd"/>
+      <w:r>
+        <w:rPr>
+          <w:rFonts w:hint="eastAsia"/>
+        </w:rPr>
+        <w:t>。</w:t>
       </w:r>
     </w:p>
     <w:p>
@@ -8505,9 +8712,9 @@
           <w:noProof/>
         </w:rPr>
         <w:drawing>
-          <wp:inline distT="0" distB="0" distL="0" distR="0" wp14:anchorId="45F3E830" wp14:editId="1BEECA1F">
-            <wp:extent cx="4680518" cy="2739224"/>
-            <wp:effectExtent l="0" t="0" r="6350" b="4445"/>
+          <wp:inline distT="0" distB="0" distL="0" distR="0" wp14:anchorId="45F3E830" wp14:editId="4B2739EA">
+            <wp:extent cx="4565032" cy="2671638"/>
+            <wp:effectExtent l="0" t="0" r="6985" b="0"/>
             <wp:docPr id="1958364940" name="图片 1"/>
             <wp:cNvGraphicFramePr>
               <a:graphicFrameLocks xmlns:a="http://schemas.openxmlformats.org/drawingml/2006/main" noChangeAspect="1"/>
@@ -8528,7 +8735,7 @@
                   <pic:spPr>
                     <a:xfrm>
                       <a:off x="0" y="0"/>
-                      <a:ext cx="4725007" cy="2765260"/>
+                      <a:ext cx="4622749" cy="2705416"/>
                     </a:xfrm>
                     <a:prstGeom prst="rect">
                       <a:avLst/>
@@ -8595,6 +8802,46 @@
           <w:lang w:val="zh-CN"/>
         </w:rPr>
         <w:t>内嵌小游戏运行界面</w:t>
+      </w:r>
+    </w:p>
+    <w:p/>
+    <w:p>
+      <w:r>
+        <w:tab/>
+      </w:r>
+      <w:r>
+        <w:rPr>
+          <w:rFonts w:hint="eastAsia"/>
+        </w:rPr>
+        <w:t>此外，有组员还在同一个场景处新加了</w:t>
+      </w:r>
+      <w:proofErr w:type="gramStart"/>
+      <w:r>
+        <w:rPr>
+          <w:rFonts w:hint="eastAsia"/>
+        </w:rPr>
+        <w:t>最</w:t>
+      </w:r>
+      <w:proofErr w:type="gramEnd"/>
+      <w:r>
+        <w:rPr>
+          <w:rFonts w:hint="eastAsia"/>
+        </w:rPr>
+        <w:t>基础的经典小游戏“俄罗斯方块”和“贪吃蛇”，并新建了一个选择菜单以便在游戏中选择</w:t>
+      </w:r>
+      <w:proofErr w:type="gramStart"/>
+      <w:r>
+        <w:rPr>
+          <w:rFonts w:hint="eastAsia"/>
+        </w:rPr>
+        <w:t>游玩哪</w:t>
+      </w:r>
+      <w:proofErr w:type="gramEnd"/>
+      <w:r>
+        <w:rPr>
+          <w:rFonts w:hint="eastAsia"/>
+        </w:rPr>
+        <w:t>一款游戏，在此不多赘述。</w:t>
       </w:r>
     </w:p>
     <w:p>
@@ -8654,6 +8901,798 @@
     </w:p>
     <w:p>
       <w:pPr>
+        <w:pStyle w:val="TOC3"/>
+      </w:pPr>
+      <w:hyperlink w:anchor="_Toc17802" w:history="1">
+        <w:r>
+          <w:rPr>
+            <w:rFonts w:hint="eastAsia"/>
+          </w:rPr>
+          <w:t>4</w:t>
+        </w:r>
+        <w:r>
+          <w:t>.</w:t>
+        </w:r>
+        <w:r>
+          <w:rPr>
+            <w:rFonts w:hint="eastAsia"/>
+          </w:rPr>
+          <w:t>1</w:t>
+        </w:r>
+        <w:r>
+          <w:t>.</w:t>
+        </w:r>
+        <w:r>
+          <w:rPr>
+            <w:rFonts w:hint="eastAsia"/>
+          </w:rPr>
+          <w:t>1</w:t>
+        </w:r>
+        <w:r>
+          <w:t xml:space="preserve"> </w:t>
+        </w:r>
+      </w:hyperlink>
+      <w:r>
+        <w:rPr>
+          <w:rFonts w:hint="eastAsia"/>
+        </w:rPr>
+        <w:t>项目结构整合说明</w:t>
+      </w:r>
+    </w:p>
+    <w:p>
+      <w:r>
+        <w:tab/>
+      </w:r>
+      <w:r>
+        <w:rPr>
+          <w:rFonts w:hint="eastAsia"/>
+        </w:rPr>
+        <w:t>在</w:t>
+      </w:r>
+      <w:proofErr w:type="spellStart"/>
+      <w:r>
+        <w:rPr>
+          <w:rFonts w:hint="eastAsia"/>
+        </w:rPr>
+        <w:t>Ren</w:t>
+      </w:r>
+      <w:proofErr w:type="gramStart"/>
+      <w:r>
+        <w:t>’</w:t>
+      </w:r>
+      <w:proofErr w:type="gramEnd"/>
+      <w:r>
+        <w:rPr>
+          <w:rFonts w:hint="eastAsia"/>
+        </w:rPr>
+        <w:t>Py</w:t>
+      </w:r>
+      <w:proofErr w:type="spellEnd"/>
+      <w:r>
+        <w:rPr>
+          <w:rFonts w:hint="eastAsia"/>
+        </w:rPr>
+        <w:t>引擎新建项目时，对应的项目结构就已经整合好。但经过了四个多月的开发，最终的项目结构略有不同，表现为：</w:t>
+      </w:r>
+    </w:p>
+    <w:p>
+      <w:pPr>
+        <w:ind w:firstLine="420"/>
+      </w:pPr>
+      <w:r>
+        <w:rPr>
+          <w:rFonts w:hint="eastAsia"/>
+        </w:rPr>
+        <w:t>1.</w:t>
+      </w:r>
+      <w:r>
+        <w:rPr>
+          <w:rFonts w:hint="eastAsia"/>
+        </w:rPr>
+        <w:t>鉴赏模式部分</w:t>
+      </w:r>
+      <w:proofErr w:type="gramStart"/>
+      <w:r>
+        <w:rPr>
+          <w:rFonts w:hint="eastAsia"/>
+        </w:rPr>
+        <w:t>分</w:t>
+      </w:r>
+      <w:proofErr w:type="gramEnd"/>
+      <w:r>
+        <w:rPr>
+          <w:rFonts w:hint="eastAsia"/>
+        </w:rPr>
+        <w:t>文件出来放在</w:t>
+      </w:r>
+      <w:r>
+        <w:rPr>
+          <w:rFonts w:hint="eastAsia"/>
+        </w:rPr>
+        <w:t>/game</w:t>
+      </w:r>
+      <w:r>
+        <w:rPr>
+          <w:rFonts w:hint="eastAsia"/>
+        </w:rPr>
+        <w:t>目录下；</w:t>
+      </w:r>
+    </w:p>
+    <w:p>
+      <w:pPr>
+        <w:ind w:firstLine="420"/>
+      </w:pPr>
+      <w:r>
+        <w:rPr>
+          <w:rFonts w:hint="eastAsia"/>
+        </w:rPr>
+        <w:t>2.</w:t>
+      </w:r>
+      <w:r>
+        <w:rPr>
+          <w:rFonts w:hint="eastAsia"/>
+        </w:rPr>
+        <w:t>流程</w:t>
+      </w:r>
+      <w:r>
+        <w:rPr>
+          <w:rFonts w:hint="eastAsia"/>
+        </w:rPr>
+        <w:t>图</w:t>
+      </w:r>
+      <w:r>
+        <w:rPr>
+          <w:rFonts w:hint="eastAsia"/>
+        </w:rPr>
+        <w:t>和内嵌小游戏</w:t>
+      </w:r>
+      <w:r>
+        <w:rPr>
+          <w:rFonts w:hint="eastAsia"/>
+        </w:rPr>
+        <w:t>分别使用单独的文件夹隔开；</w:t>
+      </w:r>
+    </w:p>
+    <w:p>
+      <w:pPr>
+        <w:ind w:firstLine="420"/>
+      </w:pPr>
+      <w:r>
+        <w:rPr>
+          <w:rFonts w:hint="eastAsia"/>
+        </w:rPr>
+        <w:t>3.</w:t>
+      </w:r>
+      <w:r>
+        <w:rPr>
+          <w:rFonts w:hint="eastAsia"/>
+        </w:rPr>
+        <w:t>项目根目录增加了一些</w:t>
+      </w:r>
+      <w:proofErr w:type="gramStart"/>
+      <w:r>
+        <w:rPr>
+          <w:rFonts w:hint="eastAsia"/>
+        </w:rPr>
+        <w:t>适配安卓端的</w:t>
+      </w:r>
+      <w:proofErr w:type="gramEnd"/>
+      <w:r>
+        <w:rPr>
+          <w:rFonts w:hint="eastAsia"/>
+        </w:rPr>
+        <w:t>图像（如加载页面和应用图标）。</w:t>
+      </w:r>
+    </w:p>
+    <w:p>
+      <w:pPr>
+        <w:ind w:firstLine="420"/>
+      </w:pPr>
+      <w:r>
+        <w:rPr>
+          <w:rFonts w:hint="eastAsia"/>
+        </w:rPr>
+        <w:t>以上结构</w:t>
+      </w:r>
+      <w:r>
+        <w:rPr>
+          <w:rFonts w:hint="eastAsia"/>
+        </w:rPr>
+        <w:t>设计使得项目</w:t>
+      </w:r>
+      <w:r>
+        <w:rPr>
+          <w:rFonts w:hint="eastAsia"/>
+        </w:rPr>
+        <w:t>便于维护与扩展</w:t>
+      </w:r>
+      <w:r>
+        <w:rPr>
+          <w:rFonts w:hint="eastAsia"/>
+        </w:rPr>
+        <w:t>，</w:t>
+      </w:r>
+      <w:r>
+        <w:rPr>
+          <w:rFonts w:hint="eastAsia"/>
+        </w:rPr>
+        <w:t>移植更加方便</w:t>
+      </w:r>
+      <w:r>
+        <w:rPr>
+          <w:rFonts w:hint="eastAsia"/>
+        </w:rPr>
+        <w:t>。</w:t>
+      </w:r>
+    </w:p>
+    <w:p>
+      <w:pPr>
+        <w:pStyle w:val="TOC3"/>
+      </w:pPr>
+      <w:hyperlink w:anchor="_Toc17802" w:history="1">
+        <w:r>
+          <w:rPr>
+            <w:rFonts w:hint="eastAsia"/>
+          </w:rPr>
+          <w:t>4</w:t>
+        </w:r>
+        <w:r>
+          <w:t>.</w:t>
+        </w:r>
+        <w:r>
+          <w:rPr>
+            <w:rFonts w:hint="eastAsia"/>
+          </w:rPr>
+          <w:t>1</w:t>
+        </w:r>
+        <w:r>
+          <w:t>.</w:t>
+        </w:r>
+        <w:r>
+          <w:rPr>
+            <w:rFonts w:hint="eastAsia"/>
+          </w:rPr>
+          <w:t>2</w:t>
+        </w:r>
+        <w:r>
+          <w:t xml:space="preserve"> </w:t>
+        </w:r>
+      </w:hyperlink>
+      <w:r>
+        <w:rPr>
+          <w:rFonts w:hint="eastAsia"/>
+        </w:rPr>
+        <w:t>小游戏模块整合</w:t>
+      </w:r>
+    </w:p>
+    <w:p>
+      <w:pPr>
+        <w:ind w:firstLine="420"/>
+      </w:pPr>
+      <w:r>
+        <w:rPr>
+          <w:rFonts w:hint="eastAsia"/>
+        </w:rPr>
+        <w:t>小游戏部分采用独立的</w:t>
+      </w:r>
+      <w:r>
+        <w:rPr>
+          <w:rFonts w:hint="eastAsia"/>
+        </w:rPr>
+        <w:t>Python</w:t>
+      </w:r>
+      <w:r>
+        <w:rPr>
+          <w:rFonts w:hint="eastAsia"/>
+        </w:rPr>
+        <w:t>类实现，并通过</w:t>
+      </w:r>
+      <w:r>
+        <w:rPr>
+          <w:rFonts w:hint="eastAsia"/>
+        </w:rPr>
+        <w:t>call</w:t>
+      </w:r>
+      <w:r>
+        <w:rPr>
+          <w:rFonts w:hint="eastAsia"/>
+        </w:rPr>
+        <w:t>与</w:t>
+      </w:r>
+      <w:r>
+        <w:rPr>
+          <w:rFonts w:hint="eastAsia"/>
+        </w:rPr>
+        <w:t>return</w:t>
+      </w:r>
+      <w:r>
+        <w:rPr>
+          <w:rFonts w:hint="eastAsia"/>
+        </w:rPr>
+        <w:t>控制逻辑回到主线剧情</w:t>
+      </w:r>
+      <w:r>
+        <w:rPr>
+          <w:rFonts w:hint="eastAsia"/>
+        </w:rPr>
+        <w:t>，以便与其他游戏内容相整合</w:t>
+      </w:r>
+      <w:r>
+        <w:rPr>
+          <w:rFonts w:hint="eastAsia"/>
+        </w:rPr>
+        <w:t>。</w:t>
+      </w:r>
+      <w:r>
+        <w:rPr>
+          <w:rFonts w:hint="eastAsia"/>
+        </w:rPr>
+        <w:t>图</w:t>
+      </w:r>
+      <w:r>
+        <w:rPr>
+          <w:rFonts w:hint="eastAsia"/>
+        </w:rPr>
+        <w:t>6</w:t>
+      </w:r>
+      <w:r>
+        <w:rPr>
+          <w:rFonts w:hint="eastAsia"/>
+        </w:rPr>
+        <w:t>为三个内嵌小游戏的</w:t>
+      </w:r>
+      <w:r>
+        <w:rPr>
+          <w:rFonts w:hint="eastAsia"/>
+        </w:rPr>
+        <w:t>label</w:t>
+      </w:r>
+      <w:r>
+        <w:rPr>
+          <w:rFonts w:hint="eastAsia"/>
+        </w:rPr>
+        <w:t>标签入口。</w:t>
+      </w:r>
+    </w:p>
+    <w:p>
+      <w:pPr>
+        <w:rPr>
+          <w:rFonts w:hint="eastAsia"/>
+        </w:rPr>
+      </w:pPr>
+    </w:p>
+    <w:p>
+      <w:pPr>
+        <w:jc w:val="center"/>
+      </w:pPr>
+      <w:r>
+        <w:rPr>
+          <w:noProof/>
+        </w:rPr>
+        <w:lastRenderedPageBreak/>
+        <w:drawing>
+          <wp:inline distT="0" distB="0" distL="0" distR="0" wp14:anchorId="5769A2D2" wp14:editId="6363DC23">
+            <wp:extent cx="5274310" cy="3131820"/>
+            <wp:effectExtent l="0" t="0" r="2540" b="0"/>
+            <wp:docPr id="705980237" name="图片 1"/>
+            <wp:cNvGraphicFramePr>
+              <a:graphicFrameLocks xmlns:a="http://schemas.openxmlformats.org/drawingml/2006/main" noChangeAspect="1"/>
+            </wp:cNvGraphicFramePr>
+            <a:graphic xmlns:a="http://schemas.openxmlformats.org/drawingml/2006/main">
+              <a:graphicData uri="http://schemas.openxmlformats.org/drawingml/2006/picture">
+                <pic:pic xmlns:pic="http://schemas.openxmlformats.org/drawingml/2006/picture">
+                  <pic:nvPicPr>
+                    <pic:cNvPr id="705980237" name=""/>
+                    <pic:cNvPicPr/>
+                  </pic:nvPicPr>
+                  <pic:blipFill>
+                    <a:blip r:embed="rId16"/>
+                    <a:stretch>
+                      <a:fillRect/>
+                    </a:stretch>
+                  </pic:blipFill>
+                  <pic:spPr>
+                    <a:xfrm>
+                      <a:off x="0" y="0"/>
+                      <a:ext cx="5274310" cy="3131820"/>
+                    </a:xfrm>
+                    <a:prstGeom prst="rect">
+                      <a:avLst/>
+                    </a:prstGeom>
+                  </pic:spPr>
+                </pic:pic>
+              </a:graphicData>
+            </a:graphic>
+          </wp:inline>
+        </w:drawing>
+      </w:r>
+    </w:p>
+    <w:p>
+      <w:pPr>
+        <w:jc w:val="center"/>
+        <w:rPr>
+          <w:rFonts w:hint="eastAsia"/>
+          <w:b/>
+          <w:bCs/>
+          <w:lang w:val="zh-CN"/>
+        </w:rPr>
+      </w:pPr>
+      <w:r>
+        <w:rPr>
+          <w:rFonts w:hint="eastAsia"/>
+          <w:b/>
+          <w:bCs/>
+          <w:lang w:val="zh-CN"/>
+        </w:rPr>
+        <w:t>图</w:t>
+      </w:r>
+      <w:r>
+        <w:rPr>
+          <w:rFonts w:hint="eastAsia"/>
+          <w:b/>
+          <w:bCs/>
+          <w:lang w:val="zh-CN"/>
+        </w:rPr>
+        <w:t>6</w:t>
+      </w:r>
+      <w:r>
+        <w:rPr>
+          <w:rFonts w:hint="eastAsia"/>
+          <w:b/>
+          <w:bCs/>
+          <w:lang w:val="zh-CN"/>
+        </w:rPr>
+        <w:t xml:space="preserve"> </w:t>
+      </w:r>
+      <w:r>
+        <w:rPr>
+          <w:rFonts w:hint="eastAsia"/>
+          <w:b/>
+          <w:bCs/>
+          <w:lang w:val="zh-CN"/>
+        </w:rPr>
+        <w:t xml:space="preserve"> </w:t>
+      </w:r>
+      <w:r>
+        <w:rPr>
+          <w:rFonts w:hint="eastAsia"/>
+          <w:b/>
+          <w:bCs/>
+          <w:lang w:val="zh-CN"/>
+        </w:rPr>
+        <w:t>内嵌小游戏</w:t>
+      </w:r>
+      <w:r>
+        <w:rPr>
+          <w:rFonts w:hint="eastAsia"/>
+          <w:b/>
+          <w:bCs/>
+          <w:lang w:val="zh-CN"/>
+        </w:rPr>
+        <w:t>标签入口</w:t>
+      </w:r>
+    </w:p>
+    <w:p/>
+    <w:p>
+      <w:pPr>
+        <w:pStyle w:val="TOC3"/>
+      </w:pPr>
+      <w:hyperlink w:anchor="_Toc17802" w:history="1">
+        <w:r>
+          <w:rPr>
+            <w:rFonts w:hint="eastAsia"/>
+          </w:rPr>
+          <w:t>4</w:t>
+        </w:r>
+        <w:r>
+          <w:t>.</w:t>
+        </w:r>
+        <w:r>
+          <w:rPr>
+            <w:rFonts w:hint="eastAsia"/>
+          </w:rPr>
+          <w:t>1</w:t>
+        </w:r>
+        <w:r>
+          <w:t>.</w:t>
+        </w:r>
+        <w:r>
+          <w:rPr>
+            <w:rFonts w:hint="eastAsia"/>
+          </w:rPr>
+          <w:t>3</w:t>
+        </w:r>
+        <w:r>
+          <w:t xml:space="preserve"> </w:t>
+        </w:r>
+      </w:hyperlink>
+      <w:r>
+        <w:rPr>
+          <w:rFonts w:hint="eastAsia"/>
+        </w:rPr>
+        <w:t>项目打包前调试</w:t>
+      </w:r>
+    </w:p>
+    <w:p>
+      <w:r>
+        <w:tab/>
+      </w:r>
+      <w:proofErr w:type="spellStart"/>
+      <w:r>
+        <w:rPr>
+          <w:rFonts w:hint="eastAsia"/>
+        </w:rPr>
+        <w:t>Ren</w:t>
+      </w:r>
+      <w:proofErr w:type="gramStart"/>
+      <w:r>
+        <w:t>’</w:t>
+      </w:r>
+      <w:proofErr w:type="gramEnd"/>
+      <w:r>
+        <w:rPr>
+          <w:rFonts w:hint="eastAsia"/>
+        </w:rPr>
+        <w:t>Py</w:t>
+      </w:r>
+      <w:proofErr w:type="spellEnd"/>
+      <w:r>
+        <w:rPr>
+          <w:rFonts w:hint="eastAsia"/>
+        </w:rPr>
+        <w:t>引擎内有自带的</w:t>
+      </w:r>
+      <w:r>
+        <w:rPr>
+          <w:rFonts w:hint="eastAsia"/>
+        </w:rPr>
+        <w:t>功能检查</w:t>
+      </w:r>
+      <w:r>
+        <w:rPr>
+          <w:rFonts w:hint="eastAsia"/>
+        </w:rPr>
+        <w:t>，可以检查：</w:t>
+      </w:r>
+    </w:p>
+    <w:p>
+      <w:pPr>
+        <w:ind w:firstLine="420"/>
+      </w:pPr>
+      <w:r>
+        <w:rPr>
+          <w:rFonts w:hint="eastAsia"/>
+        </w:rPr>
+        <w:t>1.</w:t>
+      </w:r>
+      <w:r>
+        <w:rPr>
+          <w:rFonts w:hint="eastAsia"/>
+        </w:rPr>
+        <w:t>是否存在未定义的变量；</w:t>
+      </w:r>
+    </w:p>
+    <w:p>
+      <w:pPr>
+        <w:ind w:firstLine="420"/>
+        <w:rPr>
+          <w:rFonts w:hint="eastAsia"/>
+        </w:rPr>
+      </w:pPr>
+      <w:r>
+        <w:rPr>
+          <w:rFonts w:hint="eastAsia"/>
+        </w:rPr>
+        <w:t>2.</w:t>
+      </w:r>
+      <w:r>
+        <w:rPr>
+          <w:rFonts w:hint="eastAsia"/>
+        </w:rPr>
+        <w:t>是否有素材引用缺失；</w:t>
+      </w:r>
+    </w:p>
+    <w:p>
+      <w:pPr>
+        <w:ind w:firstLine="420"/>
+      </w:pPr>
+      <w:r>
+        <w:rPr>
+          <w:rFonts w:hint="eastAsia"/>
+        </w:rPr>
+        <w:t>3.</w:t>
+      </w:r>
+      <w:r>
+        <w:rPr>
+          <w:rFonts w:hint="eastAsia"/>
+        </w:rPr>
+        <w:t>是否有重复标签或语法错误；</w:t>
+      </w:r>
+    </w:p>
+    <w:p>
+      <w:pPr>
+        <w:ind w:firstLine="420"/>
+      </w:pPr>
+      <w:r>
+        <w:rPr>
+          <w:rFonts w:hint="eastAsia"/>
+        </w:rPr>
+        <w:t>4.</w:t>
+      </w:r>
+      <w:r>
+        <w:rPr>
+          <w:rFonts w:hint="eastAsia"/>
+        </w:rPr>
+        <w:t>所有选项跳转（</w:t>
+      </w:r>
+      <w:r>
+        <w:rPr>
+          <w:rFonts w:hint="eastAsia"/>
+        </w:rPr>
+        <w:t>jump/call</w:t>
+      </w:r>
+      <w:r>
+        <w:rPr>
+          <w:rFonts w:hint="eastAsia"/>
+        </w:rPr>
+        <w:t>）是否可达。</w:t>
+      </w:r>
+    </w:p>
+    <w:p>
+      <w:r>
+        <w:tab/>
+      </w:r>
+      <w:r>
+        <w:rPr>
+          <w:rFonts w:hint="eastAsia"/>
+        </w:rPr>
+        <w:t>如图，除了暂未完善的背景音乐引用缺失外无其他问题。</w:t>
+      </w:r>
+    </w:p>
+    <w:p>
+      <w:pPr>
+        <w:rPr>
+          <w:rFonts w:hint="eastAsia"/>
+        </w:rPr>
+      </w:pPr>
+    </w:p>
+    <w:p>
+      <w:pPr>
+        <w:jc w:val="center"/>
+      </w:pPr>
+      <w:r>
+        <w:rPr>
+          <w:noProof/>
+        </w:rPr>
+        <w:drawing>
+          <wp:inline distT="0" distB="0" distL="0" distR="0" wp14:anchorId="2A75DC8D" wp14:editId="51D11A08">
+            <wp:extent cx="4814515" cy="3019940"/>
+            <wp:effectExtent l="0" t="0" r="5715" b="9525"/>
+            <wp:docPr id="728975913" name="图片 1"/>
+            <wp:cNvGraphicFramePr>
+              <a:graphicFrameLocks xmlns:a="http://schemas.openxmlformats.org/drawingml/2006/main" noChangeAspect="1"/>
+            </wp:cNvGraphicFramePr>
+            <a:graphic xmlns:a="http://schemas.openxmlformats.org/drawingml/2006/main">
+              <a:graphicData uri="http://schemas.openxmlformats.org/drawingml/2006/picture">
+                <pic:pic xmlns:pic="http://schemas.openxmlformats.org/drawingml/2006/picture">
+                  <pic:nvPicPr>
+                    <pic:cNvPr id="728975913" name=""/>
+                    <pic:cNvPicPr/>
+                  </pic:nvPicPr>
+                  <pic:blipFill>
+                    <a:blip r:embed="rId17"/>
+                    <a:stretch>
+                      <a:fillRect/>
+                    </a:stretch>
+                  </pic:blipFill>
+                  <pic:spPr>
+                    <a:xfrm>
+                      <a:off x="0" y="0"/>
+                      <a:ext cx="4832882" cy="3031461"/>
+                    </a:xfrm>
+                    <a:prstGeom prst="rect">
+                      <a:avLst/>
+                    </a:prstGeom>
+                  </pic:spPr>
+                </pic:pic>
+              </a:graphicData>
+            </a:graphic>
+          </wp:inline>
+        </w:drawing>
+      </w:r>
+    </w:p>
+    <w:p>
+      <w:pPr>
+        <w:jc w:val="center"/>
+        <w:rPr>
+          <w:rFonts w:hint="eastAsia"/>
+          <w:b/>
+          <w:bCs/>
+          <w:lang w:val="zh-CN"/>
+        </w:rPr>
+      </w:pPr>
+      <w:r>
+        <w:rPr>
+          <w:rFonts w:hint="eastAsia"/>
+          <w:b/>
+          <w:bCs/>
+          <w:lang w:val="zh-CN"/>
+        </w:rPr>
+        <w:t>图</w:t>
+      </w:r>
+      <w:r>
+        <w:rPr>
+          <w:rFonts w:hint="eastAsia"/>
+          <w:b/>
+          <w:bCs/>
+          <w:lang w:val="zh-CN"/>
+        </w:rPr>
+        <w:t>7</w:t>
+      </w:r>
+      <w:r>
+        <w:rPr>
+          <w:rFonts w:hint="eastAsia"/>
+          <w:b/>
+          <w:bCs/>
+          <w:lang w:val="zh-CN"/>
+        </w:rPr>
+        <w:t xml:space="preserve"> </w:t>
+      </w:r>
+      <w:r>
+        <w:rPr>
+          <w:rFonts w:hint="eastAsia"/>
+          <w:b/>
+          <w:bCs/>
+          <w:lang w:val="zh-CN"/>
+        </w:rPr>
+        <w:t>“验证项目（</w:t>
+      </w:r>
+      <w:r>
+        <w:rPr>
+          <w:rFonts w:hint="eastAsia"/>
+          <w:b/>
+          <w:bCs/>
+          <w:lang w:val="zh-CN"/>
+        </w:rPr>
+        <w:t>Lint</w:t>
+      </w:r>
+      <w:r>
+        <w:rPr>
+          <w:rFonts w:hint="eastAsia"/>
+          <w:b/>
+          <w:bCs/>
+          <w:lang w:val="zh-CN"/>
+        </w:rPr>
+        <w:t>）”</w:t>
+      </w:r>
+      <w:r>
+        <w:rPr>
+          <w:rFonts w:hint="eastAsia"/>
+          <w:b/>
+          <w:bCs/>
+          <w:lang w:val="zh-CN"/>
+        </w:rPr>
+        <w:t xml:space="preserve"> </w:t>
+      </w:r>
+      <w:r>
+        <w:rPr>
+          <w:rFonts w:hint="eastAsia"/>
+          <w:b/>
+          <w:bCs/>
+          <w:lang w:val="zh-CN"/>
+        </w:rPr>
+        <w:t>功能检查</w:t>
+      </w:r>
+    </w:p>
+    <w:p>
+      <w:pPr>
+        <w:rPr>
+          <w:rFonts w:hint="eastAsia"/>
+        </w:rPr>
+      </w:pPr>
+    </w:p>
+    <w:p>
+      <w:pPr>
         <w:pStyle w:val="TOC2"/>
       </w:pPr>
       <w:hyperlink w:anchor="_Toc7821" w:history="1">
@@ -8676,6 +9715,547 @@
     </w:p>
     <w:p>
       <w:pPr>
+        <w:pStyle w:val="TOC3"/>
+      </w:pPr>
+      <w:hyperlink w:anchor="_Toc17802" w:history="1">
+        <w:r>
+          <w:rPr>
+            <w:rFonts w:hint="eastAsia"/>
+          </w:rPr>
+          <w:t>4</w:t>
+        </w:r>
+        <w:r>
+          <w:t>.</w:t>
+        </w:r>
+        <w:r>
+          <w:rPr>
+            <w:rFonts w:hint="eastAsia"/>
+          </w:rPr>
+          <w:t>2</w:t>
+        </w:r>
+        <w:r>
+          <w:t>.</w:t>
+        </w:r>
+        <w:r>
+          <w:rPr>
+            <w:rFonts w:hint="eastAsia"/>
+          </w:rPr>
+          <w:t>1</w:t>
+        </w:r>
+        <w:r>
+          <w:t xml:space="preserve"> </w:t>
+        </w:r>
+      </w:hyperlink>
+      <w:r>
+        <w:rPr>
+          <w:rFonts w:hint="eastAsia"/>
+        </w:rPr>
+        <w:t>平台选择与导出配置</w:t>
+      </w:r>
+    </w:p>
+    <w:p>
+      <w:pPr>
+        <w:ind w:firstLine="420"/>
+      </w:pPr>
+      <w:proofErr w:type="spellStart"/>
+      <w:r>
+        <w:rPr>
+          <w:rFonts w:hint="eastAsia"/>
+        </w:rPr>
+        <w:t>Ren</w:t>
+      </w:r>
+      <w:proofErr w:type="gramStart"/>
+      <w:r>
+        <w:t>’</w:t>
+      </w:r>
+      <w:proofErr w:type="gramEnd"/>
+      <w:r>
+        <w:rPr>
+          <w:rFonts w:hint="eastAsia"/>
+        </w:rPr>
+        <w:t>Py</w:t>
+      </w:r>
+      <w:proofErr w:type="spellEnd"/>
+      <w:r>
+        <w:rPr>
+          <w:rFonts w:hint="eastAsia"/>
+        </w:rPr>
+        <w:t xml:space="preserve"> </w:t>
+      </w:r>
+      <w:r>
+        <w:rPr>
+          <w:rFonts w:hint="eastAsia"/>
+        </w:rPr>
+        <w:t>支持多平台导出，包括</w:t>
+      </w:r>
+      <w:r>
+        <w:t>Windows (.exe)</w:t>
+      </w:r>
+      <w:r>
+        <w:rPr>
+          <w:rFonts w:hint="eastAsia"/>
+        </w:rPr>
+        <w:t>、</w:t>
+      </w:r>
+      <w:r>
+        <w:t>macOS (.app)</w:t>
+      </w:r>
+      <w:r>
+        <w:rPr>
+          <w:rFonts w:hint="eastAsia"/>
+        </w:rPr>
+        <w:t>、</w:t>
+      </w:r>
+      <w:r>
+        <w:t>Android (.</w:t>
+      </w:r>
+      <w:proofErr w:type="spellStart"/>
+      <w:r>
+        <w:t>apk</w:t>
+      </w:r>
+      <w:proofErr w:type="spellEnd"/>
+      <w:r>
+        <w:t>)</w:t>
+      </w:r>
+      <w:r>
+        <w:rPr>
+          <w:rFonts w:hint="eastAsia"/>
+        </w:rPr>
+        <w:t>、</w:t>
+      </w:r>
+      <w:r>
+        <w:t>Linux (.</w:t>
+      </w:r>
+      <w:proofErr w:type="spellStart"/>
+      <w:r>
+        <w:t>sh</w:t>
+      </w:r>
+      <w:proofErr w:type="spellEnd"/>
+      <w:r>
+        <w:t>)</w:t>
+      </w:r>
+      <w:r>
+        <w:rPr>
+          <w:rFonts w:hint="eastAsia"/>
+        </w:rPr>
+        <w:t>，</w:t>
+      </w:r>
+      <w:r>
+        <w:rPr>
+          <w:rFonts w:hint="eastAsia"/>
+        </w:rPr>
+        <w:t>本项目主要目标为</w:t>
+      </w:r>
+      <w:r>
+        <w:rPr>
+          <w:rFonts w:hint="eastAsia"/>
+        </w:rPr>
+        <w:t>Windows</w:t>
+      </w:r>
+      <w:r>
+        <w:rPr>
+          <w:rFonts w:hint="eastAsia"/>
+        </w:rPr>
+        <w:t>与</w:t>
+      </w:r>
+      <w:r>
+        <w:rPr>
+          <w:rFonts w:hint="eastAsia"/>
+        </w:rPr>
+        <w:t>Android</w:t>
+      </w:r>
+      <w:r>
+        <w:rPr>
+          <w:rFonts w:hint="eastAsia"/>
+        </w:rPr>
+        <w:t>两个平台，以便教师和外部测试者可方便运行。</w:t>
+      </w:r>
+    </w:p>
+    <w:p>
+      <w:pPr>
+        <w:rPr>
+          <w:rFonts w:hint="eastAsia"/>
+        </w:rPr>
+      </w:pPr>
+    </w:p>
+    <w:p>
+      <w:pPr>
+        <w:jc w:val="center"/>
+      </w:pPr>
+      <w:r>
+        <w:rPr>
+          <w:noProof/>
+        </w:rPr>
+        <w:drawing>
+          <wp:inline distT="0" distB="0" distL="0" distR="0" wp14:anchorId="784C7F0D" wp14:editId="72023115">
+            <wp:extent cx="5219692" cy="4114800"/>
+            <wp:effectExtent l="0" t="0" r="635" b="0"/>
+            <wp:docPr id="512356818" name="图片 1"/>
+            <wp:cNvGraphicFramePr>
+              <a:graphicFrameLocks xmlns:a="http://schemas.openxmlformats.org/drawingml/2006/main" noChangeAspect="1"/>
+            </wp:cNvGraphicFramePr>
+            <a:graphic xmlns:a="http://schemas.openxmlformats.org/drawingml/2006/main">
+              <a:graphicData uri="http://schemas.openxmlformats.org/drawingml/2006/picture">
+                <pic:pic xmlns:pic="http://schemas.openxmlformats.org/drawingml/2006/picture">
+                  <pic:nvPicPr>
+                    <pic:cNvPr id="512356818" name=""/>
+                    <pic:cNvPicPr/>
+                  </pic:nvPicPr>
+                  <pic:blipFill rotWithShape="1">
+                    <a:blip r:embed="rId18"/>
+                    <a:srcRect l="679" r="1009" b="996"/>
+                    <a:stretch>
+                      <a:fillRect/>
+                    </a:stretch>
+                  </pic:blipFill>
+                  <pic:spPr bwMode="auto">
+                    <a:xfrm>
+                      <a:off x="0" y="0"/>
+                      <a:ext cx="5239122" cy="4130117"/>
+                    </a:xfrm>
+                    <a:prstGeom prst="rect">
+                      <a:avLst/>
+                    </a:prstGeom>
+                    <a:ln>
+                      <a:noFill/>
+                    </a:ln>
+                    <a:extLst>
+                      <a:ext uri="{53640926-AAD7-44D8-BBD7-CCE9431645EC}">
+                        <a14:shadowObscured xmlns:a14="http://schemas.microsoft.com/office/drawing/2010/main"/>
+                      </a:ext>
+                    </a:extLst>
+                  </pic:spPr>
+                </pic:pic>
+              </a:graphicData>
+            </a:graphic>
+          </wp:inline>
+        </w:drawing>
+      </w:r>
+    </w:p>
+    <w:p>
+      <w:pPr>
+        <w:jc w:val="center"/>
+        <w:rPr>
+          <w:b/>
+          <w:bCs/>
+          <w:lang w:val="zh-CN"/>
+        </w:rPr>
+      </w:pPr>
+      <w:r>
+        <w:rPr>
+          <w:rFonts w:hint="eastAsia"/>
+          <w:b/>
+          <w:bCs/>
+          <w:lang w:val="zh-CN"/>
+        </w:rPr>
+        <w:t>图</w:t>
+      </w:r>
+      <w:r>
+        <w:rPr>
+          <w:rFonts w:hint="eastAsia"/>
+          <w:b/>
+          <w:bCs/>
+          <w:lang w:val="zh-CN"/>
+        </w:rPr>
+        <w:t xml:space="preserve">8 </w:t>
+      </w:r>
+      <w:r>
+        <w:rPr>
+          <w:rFonts w:hint="eastAsia"/>
+          <w:b/>
+          <w:bCs/>
+          <w:lang w:val="zh-CN"/>
+        </w:rPr>
+        <w:t xml:space="preserve"> </w:t>
+      </w:r>
+      <w:r>
+        <w:rPr>
+          <w:rFonts w:hint="eastAsia"/>
+          <w:b/>
+          <w:bCs/>
+          <w:lang w:val="zh-CN"/>
+        </w:rPr>
+        <w:t>构建发行版</w:t>
+      </w:r>
+    </w:p>
+    <w:p>
+      <w:pPr>
+        <w:rPr>
+          <w:rFonts w:hint="eastAsia"/>
+          <w:lang w:val="zh-CN"/>
+        </w:rPr>
+      </w:pPr>
+    </w:p>
+    <w:p>
+      <w:r>
+        <w:rPr>
+          <w:noProof/>
+        </w:rPr>
+        <w:drawing>
+          <wp:inline distT="0" distB="0" distL="0" distR="0" wp14:anchorId="45F4D4B7" wp14:editId="09B8441A">
+            <wp:extent cx="5274310" cy="2740660"/>
+            <wp:effectExtent l="0" t="0" r="2540" b="2540"/>
+            <wp:docPr id="244478458" name="图片 1"/>
+            <wp:cNvGraphicFramePr>
+              <a:graphicFrameLocks xmlns:a="http://schemas.openxmlformats.org/drawingml/2006/main" noChangeAspect="1"/>
+            </wp:cNvGraphicFramePr>
+            <a:graphic xmlns:a="http://schemas.openxmlformats.org/drawingml/2006/main">
+              <a:graphicData uri="http://schemas.openxmlformats.org/drawingml/2006/picture">
+                <pic:pic xmlns:pic="http://schemas.openxmlformats.org/drawingml/2006/picture">
+                  <pic:nvPicPr>
+                    <pic:cNvPr id="244478458" name=""/>
+                    <pic:cNvPicPr/>
+                  </pic:nvPicPr>
+                  <pic:blipFill>
+                    <a:blip r:embed="rId19"/>
+                    <a:stretch>
+                      <a:fillRect/>
+                    </a:stretch>
+                  </pic:blipFill>
+                  <pic:spPr>
+                    <a:xfrm>
+                      <a:off x="0" y="0"/>
+                      <a:ext cx="5274310" cy="2740660"/>
+                    </a:xfrm>
+                    <a:prstGeom prst="rect">
+                      <a:avLst/>
+                    </a:prstGeom>
+                  </pic:spPr>
+                </pic:pic>
+              </a:graphicData>
+            </a:graphic>
+          </wp:inline>
+        </w:drawing>
+      </w:r>
+    </w:p>
+    <w:p>
+      <w:pPr>
+        <w:jc w:val="center"/>
+        <w:rPr>
+          <w:b/>
+          <w:bCs/>
+          <w:lang w:val="zh-CN"/>
+        </w:rPr>
+      </w:pPr>
+      <w:r>
+        <w:rPr>
+          <w:rFonts w:hint="eastAsia"/>
+          <w:b/>
+          <w:bCs/>
+          <w:lang w:val="zh-CN"/>
+        </w:rPr>
+        <w:t>图</w:t>
+      </w:r>
+      <w:r>
+        <w:rPr>
+          <w:rFonts w:hint="eastAsia"/>
+          <w:b/>
+          <w:bCs/>
+          <w:lang w:val="zh-CN"/>
+        </w:rPr>
+        <w:t>9</w:t>
+      </w:r>
+      <w:r>
+        <w:rPr>
+          <w:rFonts w:hint="eastAsia"/>
+          <w:b/>
+          <w:bCs/>
+          <w:lang w:val="zh-CN"/>
+        </w:rPr>
+        <w:t xml:space="preserve"> </w:t>
+      </w:r>
+      <w:r>
+        <w:rPr>
+          <w:rFonts w:hint="eastAsia"/>
+          <w:b/>
+          <w:bCs/>
+          <w:lang w:val="zh-CN"/>
+        </w:rPr>
+        <w:t xml:space="preserve"> </w:t>
+      </w:r>
+      <w:r>
+        <w:rPr>
+          <w:rFonts w:hint="eastAsia"/>
+          <w:b/>
+          <w:bCs/>
+          <w:lang w:val="zh-CN"/>
+        </w:rPr>
+        <w:t>PC</w:t>
+      </w:r>
+      <w:r>
+        <w:rPr>
+          <w:rFonts w:hint="eastAsia"/>
+          <w:b/>
+          <w:bCs/>
+          <w:lang w:val="zh-CN"/>
+        </w:rPr>
+        <w:t>端打包结果</w:t>
+      </w:r>
+    </w:p>
+    <w:p>
+      <w:pPr>
+        <w:rPr>
+          <w:rFonts w:hint="eastAsia"/>
+          <w:lang w:val="zh-CN"/>
+        </w:rPr>
+      </w:pPr>
+    </w:p>
+    <w:p>
+      <w:pPr>
+        <w:pStyle w:val="TOC3"/>
+      </w:pPr>
+      <w:hyperlink w:anchor="_Toc17802" w:history="1">
+        <w:r>
+          <w:rPr>
+            <w:rFonts w:hint="eastAsia"/>
+          </w:rPr>
+          <w:t>4</w:t>
+        </w:r>
+        <w:r>
+          <w:t>.</w:t>
+        </w:r>
+        <w:r>
+          <w:rPr>
+            <w:rFonts w:hint="eastAsia"/>
+          </w:rPr>
+          <w:t>2</w:t>
+        </w:r>
+        <w:r>
+          <w:t>.</w:t>
+        </w:r>
+        <w:r>
+          <w:rPr>
+            <w:rFonts w:hint="eastAsia"/>
+          </w:rPr>
+          <w:t>1</w:t>
+        </w:r>
+        <w:r>
+          <w:t xml:space="preserve"> </w:t>
+        </w:r>
+      </w:hyperlink>
+      <w:r>
+        <w:rPr>
+          <w:rFonts w:hint="eastAsia"/>
+        </w:rPr>
+        <w:t>最终成果</w:t>
+      </w:r>
+    </w:p>
+    <w:p>
+      <w:pPr>
+        <w:ind w:firstLine="420"/>
+        <w:rPr>
+          <w:rFonts w:hint="eastAsia"/>
+        </w:rPr>
+      </w:pPr>
+      <w:r>
+        <w:rPr>
+          <w:rFonts w:hint="eastAsia"/>
+        </w:rPr>
+        <w:t>经过导出与测试，最终生成了：</w:t>
+      </w:r>
+    </w:p>
+    <w:p>
+      <w:pPr>
+        <w:ind w:firstLine="420"/>
+        <w:rPr>
+          <w:rFonts w:hint="eastAsia"/>
+        </w:rPr>
+      </w:pPr>
+      <w:r>
+        <w:t>SevenDaysinBloom-v0.2-win.zip</w:t>
+      </w:r>
+      <w:r>
+        <w:rPr>
+          <w:rFonts w:hint="eastAsia"/>
+        </w:rPr>
+        <w:t>：可在</w:t>
+      </w:r>
+      <w:r>
+        <w:rPr>
+          <w:rFonts w:hint="eastAsia"/>
+        </w:rPr>
+        <w:t xml:space="preserve"> Windows </w:t>
+      </w:r>
+      <w:r>
+        <w:rPr>
+          <w:rFonts w:hint="eastAsia"/>
+        </w:rPr>
+        <w:t>上运行；</w:t>
+      </w:r>
+    </w:p>
+    <w:p>
+      <w:pPr>
+        <w:ind w:firstLine="420"/>
+        <w:rPr>
+          <w:rFonts w:hint="eastAsia"/>
+        </w:rPr>
+      </w:pPr>
+      <w:r>
+        <w:t>cn.as.program-2-1762258146-release.apk</w:t>
+      </w:r>
+      <w:r>
+        <w:rPr>
+          <w:rFonts w:hint="eastAsia"/>
+        </w:rPr>
+        <w:t>：可安装至</w:t>
+      </w:r>
+      <w:r>
+        <w:rPr>
+          <w:rFonts w:hint="eastAsia"/>
+        </w:rPr>
+        <w:t xml:space="preserve"> Android </w:t>
+      </w:r>
+      <w:r>
+        <w:rPr>
+          <w:rFonts w:hint="eastAsia"/>
+        </w:rPr>
+        <w:t>手机；</w:t>
+      </w:r>
+    </w:p>
+    <w:p>
+      <w:pPr>
+        <w:ind w:firstLine="420"/>
+      </w:pPr>
+      <w:r>
+        <w:rPr>
+          <w:rFonts w:hint="eastAsia"/>
+        </w:rPr>
+        <w:t>PC</w:t>
+      </w:r>
+      <w:r>
+        <w:rPr>
+          <w:rFonts w:hint="eastAsia"/>
+        </w:rPr>
+        <w:t>端</w:t>
+      </w:r>
+      <w:r>
+        <w:rPr>
+          <w:rFonts w:hint="eastAsia"/>
+        </w:rPr>
+        <w:t>附带</w:t>
+      </w:r>
+      <w:r>
+        <w:rPr>
+          <w:rFonts w:hint="eastAsia"/>
+        </w:rPr>
+        <w:t xml:space="preserve"> README.txt </w:t>
+      </w:r>
+      <w:r>
+        <w:rPr>
+          <w:rFonts w:hint="eastAsia"/>
+        </w:rPr>
+        <w:t>文件，简要说明玩法与系统要求。</w:t>
+      </w:r>
+    </w:p>
+    <w:p>
+      <w:pPr>
+        <w:rPr>
+          <w:rFonts w:hint="eastAsia"/>
+        </w:rPr>
+      </w:pPr>
+    </w:p>
+    <w:p>
+      <w:pPr>
         <w:pStyle w:val="TOC1"/>
       </w:pPr>
       <w:hyperlink w:anchor="_Toc3528" w:history="1">
@@ -8698,18 +10278,29 @@
     </w:p>
     <w:p>
       <w:pPr>
+        <w:rPr>
+          <w:rFonts w:hint="eastAsia"/>
+        </w:rPr>
+      </w:pPr>
+      <w:r>
+        <w:tab/>
+      </w:r>
+      <w:r>
+        <w:rPr>
+          <w:rFonts w:hint="eastAsia"/>
+        </w:rPr>
+        <w:t>由于游戏将会在答辩中直接演示，因此减少了测试的篇幅。</w:t>
+      </w:r>
+    </w:p>
+    <w:p>
+      <w:pPr>
         <w:pStyle w:val="TOC2"/>
+        <w:numPr>
+          <w:ilvl w:val="0"/>
+          <w:numId w:val="20"/>
+        </w:numPr>
       </w:pPr>
       <w:hyperlink w:anchor="_Toc21588" w:history="1">
-        <w:r>
-          <w:t>（</w:t>
-        </w:r>
-        <w:r>
-          <w:t>1</w:t>
-        </w:r>
-        <w:r>
-          <w:t>）</w:t>
-        </w:r>
         <w:r>
           <w:rPr>
             <w:rFonts w:hint="eastAsia"/>
@@ -8723,18 +10314,52 @@
     </w:p>
     <w:p>
       <w:pPr>
+        <w:ind w:firstLine="420"/>
+        <w:rPr>
+          <w:rFonts w:hint="eastAsia"/>
+        </w:rPr>
+      </w:pPr>
+      <w:r>
+        <w:rPr>
+          <w:rFonts w:hint="eastAsia"/>
+        </w:rPr>
+        <w:t>作为一个视觉小说，它的基础功能如保存和读取等由</w:t>
+      </w:r>
+      <w:proofErr w:type="spellStart"/>
+      <w:r>
+        <w:rPr>
+          <w:rFonts w:hint="eastAsia"/>
+        </w:rPr>
+        <w:t>Ren</w:t>
+      </w:r>
+      <w:proofErr w:type="gramStart"/>
+      <w:r>
+        <w:t>’</w:t>
+      </w:r>
+      <w:proofErr w:type="gramEnd"/>
+      <w:r>
+        <w:rPr>
+          <w:rFonts w:hint="eastAsia"/>
+        </w:rPr>
+        <w:t>Py</w:t>
+      </w:r>
+      <w:proofErr w:type="spellEnd"/>
+      <w:r>
+        <w:rPr>
+          <w:rFonts w:hint="eastAsia"/>
+        </w:rPr>
+        <w:t>引擎自己实现，只要不动它本来的代码，就基本不会出错。实际测试并未出现问题。</w:t>
+      </w:r>
+    </w:p>
+    <w:p>
+      <w:pPr>
         <w:pStyle w:val="TOC2"/>
+        <w:numPr>
+          <w:ilvl w:val="0"/>
+          <w:numId w:val="20"/>
+        </w:numPr>
       </w:pPr>
       <w:hyperlink w:anchor="_Toc616" w:history="1">
-        <w:r>
-          <w:t>（</w:t>
-        </w:r>
-        <w:r>
-          <w:t>2</w:t>
-        </w:r>
-        <w:r>
-          <w:t>）</w:t>
-        </w:r>
         <w:r>
           <w:rPr>
             <w:rFonts w:hint="eastAsia"/>
@@ -8748,18 +10373,67 @@
     </w:p>
     <w:p>
       <w:pPr>
+        <w:ind w:firstLine="420"/>
+        <w:rPr>
+          <w:rFonts w:hint="eastAsia"/>
+        </w:rPr>
+      </w:pPr>
+      <w:r>
+        <w:rPr>
+          <w:rFonts w:hint="eastAsia"/>
+        </w:rPr>
+        <w:t>内容本身由于是人写的剧本，并由我亲自设计的各种演出动画、逐一测试，只要</w:t>
+      </w:r>
+      <w:proofErr w:type="gramStart"/>
+      <w:r>
+        <w:rPr>
+          <w:rFonts w:hint="eastAsia"/>
+        </w:rPr>
+        <w:t>不</w:t>
+      </w:r>
+      <w:proofErr w:type="gramEnd"/>
+      <w:r>
+        <w:rPr>
+          <w:rFonts w:hint="eastAsia"/>
+        </w:rPr>
+        <w:t>中途存档了再读取，</w:t>
+      </w:r>
+      <w:proofErr w:type="gramStart"/>
+      <w:r>
+        <w:rPr>
+          <w:rFonts w:hint="eastAsia"/>
+        </w:rPr>
+        <w:t>各种立绘显示</w:t>
+      </w:r>
+      <w:proofErr w:type="gramEnd"/>
+      <w:r>
+        <w:rPr>
+          <w:rFonts w:hint="eastAsia"/>
+        </w:rPr>
+        <w:t>、场景变换就基本不会有</w:t>
+      </w:r>
+      <w:r>
+        <w:rPr>
+          <w:rFonts w:hint="eastAsia"/>
+        </w:rPr>
+        <w:t>BUG</w:t>
+      </w:r>
+      <w:r>
+        <w:rPr>
+          <w:rFonts w:hint="eastAsia"/>
+        </w:rPr>
+        <w:t>。</w:t>
+      </w:r>
+    </w:p>
+    <w:p>
+      <w:pPr>
         <w:pStyle w:val="TOC2"/>
+        <w:numPr>
+          <w:ilvl w:val="0"/>
+          <w:numId w:val="20"/>
+        </w:numPr>
       </w:pPr>
       <w:hyperlink w:anchor="_Toc30639" w:history="1">
-        <w:r>
-          <w:t>（</w:t>
-        </w:r>
-        <w:r>
-          <w:t>3</w:t>
-        </w:r>
-        <w:r>
-          <w:t>）</w:t>
-        </w:r>
         <w:r>
           <w:rPr>
             <w:rFonts w:hint="eastAsia"/>
@@ -8773,18 +10447,57 @@
     </w:p>
     <w:p>
       <w:pPr>
+        <w:ind w:firstLine="420"/>
+        <w:rPr>
+          <w:rFonts w:hint="eastAsia"/>
+        </w:rPr>
+      </w:pPr>
+      <w:r>
+        <w:rPr>
+          <w:rFonts w:hint="eastAsia"/>
+        </w:rPr>
+        <w:t>目前后两个小游戏由于游戏实现复杂，因此还没有实现移动端的操作。除了一位组员将贪吃蛇小游戏的碰撞判定变为</w:t>
+      </w:r>
+      <w:r>
+        <w:rPr>
+          <w:rFonts w:hint="eastAsia"/>
+        </w:rPr>
+        <w:t>2</w:t>
+      </w:r>
+      <w:r>
+        <w:rPr>
+          <w:rFonts w:hint="eastAsia"/>
+        </w:rPr>
+        <w:t>×</w:t>
+      </w:r>
+      <w:r>
+        <w:rPr>
+          <w:rFonts w:hint="eastAsia"/>
+        </w:rPr>
+        <w:t>2</w:t>
+      </w:r>
+      <w:r>
+        <w:rPr>
+          <w:rFonts w:hint="eastAsia"/>
+        </w:rPr>
+        <w:t>外</w:t>
+      </w:r>
+      <w:r>
+        <w:rPr>
+          <w:rFonts w:hint="eastAsia"/>
+        </w:rPr>
+        <w:t>以降低难度外，其他运行均与经典小游戏无异。</w:t>
+      </w:r>
+    </w:p>
+    <w:p>
+      <w:pPr>
         <w:pStyle w:val="TOC2"/>
+        <w:numPr>
+          <w:ilvl w:val="0"/>
+          <w:numId w:val="20"/>
+        </w:numPr>
       </w:pPr>
       <w:hyperlink w:anchor="_Toc19263" w:history="1">
-        <w:r>
-          <w:t>（</w:t>
-        </w:r>
-        <w:r>
-          <w:t>4</w:t>
-        </w:r>
-        <w:r>
-          <w:t>）</w:t>
-        </w:r>
         <w:r>
           <w:rPr>
             <w:rFonts w:hint="eastAsia"/>
@@ -8798,28 +10511,99 @@
     </w:p>
     <w:p>
       <w:pPr>
+        <w:ind w:left="420"/>
+        <w:rPr>
+          <w:rFonts w:hint="eastAsia"/>
+        </w:rPr>
+      </w:pPr>
+      <w:proofErr w:type="gramStart"/>
+      <w:r>
+        <w:rPr>
+          <w:rFonts w:hint="eastAsia"/>
+        </w:rPr>
+        <w:t>安卓端</w:t>
+      </w:r>
+      <w:proofErr w:type="gramEnd"/>
+      <w:r>
+        <w:rPr>
+          <w:rFonts w:hint="eastAsia"/>
+        </w:rPr>
+        <w:t>测试一切正常。</w:t>
+      </w:r>
+    </w:p>
+    <w:p>
+      <w:pPr>
         <w:pStyle w:val="TOC2"/>
+        <w:numPr>
+          <w:ilvl w:val="0"/>
+          <w:numId w:val="20"/>
+        </w:numPr>
       </w:pPr>
       <w:hyperlink w:anchor="_Toc19263" w:history="1">
-        <w:r>
-          <w:t>（</w:t>
-        </w:r>
         <w:r>
           <w:rPr>
             <w:rFonts w:hint="eastAsia"/>
           </w:rPr>
-          <w:t>5</w:t>
-        </w:r>
-        <w:r>
-          <w:rPr>
-            <w:rFonts w:hint="eastAsia"/>
-          </w:rPr>
-          <w:t>）小</w:t>
+          <w:t>小</w:t>
         </w:r>
         <w:r>
           <w:t>组外玩家测试</w:t>
         </w:r>
       </w:hyperlink>
+    </w:p>
+    <w:p>
+      <w:pPr>
+        <w:ind w:firstLine="420"/>
+        <w:rPr>
+          <w:rFonts w:hint="eastAsia"/>
+        </w:rPr>
+      </w:pPr>
+      <w:r>
+        <w:rPr>
+          <w:rFonts w:hint="eastAsia"/>
+        </w:rPr>
+        <w:t>这个游戏我拿给了很多同届的学生玩。</w:t>
+      </w:r>
+    </w:p>
+    <w:p>
+      <w:pPr>
+        <w:rPr>
+          <w:rFonts w:hint="eastAsia"/>
+        </w:rPr>
+      </w:pPr>
+      <w:r>
+        <w:tab/>
+      </w:r>
+      <w:r>
+        <w:rPr>
+          <w:rFonts w:hint="eastAsia"/>
+        </w:rPr>
+        <w:t>尽管可能有些女生不太认可这类</w:t>
+      </w:r>
+      <w:r>
+        <w:rPr>
+          <w:rFonts w:hint="eastAsia"/>
+        </w:rPr>
+        <w:t>男性向</w:t>
+      </w:r>
+      <w:r>
+        <w:rPr>
+          <w:rFonts w:hint="eastAsia"/>
+        </w:rPr>
+        <w:t>题材作品</w:t>
+      </w:r>
+      <w:r>
+        <w:rPr>
+          <w:rFonts w:hint="eastAsia"/>
+        </w:rPr>
+        <w:t>传递</w:t>
+      </w:r>
+      <w:r>
+        <w:rPr>
+          <w:rFonts w:hint="eastAsia"/>
+        </w:rPr>
+        <w:t>的价值，但游玩本身确实让人想象开发组究竟是怎样的一群压抑大学生。</w:t>
+      </w:r>
     </w:p>
     <w:p>
       <w:pPr>
@@ -8877,9 +10661,11 @@
         </w:rPr>
         <w:t>Ren</w:t>
       </w:r>
+      <w:proofErr w:type="gramStart"/>
       <w:r>
         <w:t>’</w:t>
       </w:r>
+      <w:proofErr w:type="gramEnd"/>
       <w:r>
         <w:rPr>
           <w:rFonts w:hint="eastAsia"/>
@@ -8972,9 +10758,6 @@
     <w:p>
       <w:pPr>
         <w:ind w:firstLine="420"/>
-        <w:rPr>
-          <w:rFonts w:hint="eastAsia"/>
-        </w:rPr>
       </w:pPr>
       <w:r>
         <w:rPr>
@@ -8992,7 +10775,19 @@
         <w:rPr>
           <w:rFonts w:hint="eastAsia"/>
         </w:rPr>
-        <w:t>个月终于完工。</w:t>
+        <w:t>个</w:t>
+      </w:r>
+      <w:r>
+        <w:rPr>
+          <w:rFonts w:hint="eastAsia"/>
+        </w:rPr>
+        <w:t>多</w:t>
+      </w:r>
+      <w:r>
+        <w:rPr>
+          <w:rFonts w:hint="eastAsia"/>
+        </w:rPr>
+        <w:t>月终于完工。</w:t>
       </w:r>
     </w:p>
     <w:p>
@@ -9020,7 +10815,21 @@
         <w:rPr>
           <w:rFonts w:hint="eastAsia"/>
         </w:rPr>
-        <w:t>比如急于求成做出效果在群里炫耀给大家看，结果在剧本演出尚未修改完善的情况下，就急匆匆地写成代码，套上美术立绘给大家看效果。结果导致后面有些地方的代码和前面就有很多矛盾，诸如命名、定义，以及特定演出的技术实现等方面，要前后统一起来要花大量时间，但要是不统一前面、而后面强行兼容的话，后面的代码又会成为第二个人看不懂的所谓“屎山”，这让我在推进过程中反复受阻，在“推翻前面”和“打补丁”之间不知如何选择。</w:t>
+        <w:t>比如急于求成做出效果在群里炫耀给大家看，结果在剧本演出尚未修改完善的情况下，就急匆匆地写成代码，套上美术</w:t>
+      </w:r>
+      <w:proofErr w:type="gramStart"/>
+      <w:r>
+        <w:rPr>
+          <w:rFonts w:hint="eastAsia"/>
+        </w:rPr>
+        <w:t>立绘给</w:t>
+      </w:r>
+      <w:proofErr w:type="gramEnd"/>
+      <w:r>
+        <w:rPr>
+          <w:rFonts w:hint="eastAsia"/>
+        </w:rPr>
+        <w:t>大家看效果。结果导致后面有些地方的代码和前面就有很多矛盾，诸如命名、定义，以及特定演出的技术实现等方面，要前后统一起来要花大量时间，但要是不统一前面、而后面强行兼容的话，后面的代码又会成为第二个人看不懂的所谓“屎山”，这让我在推进过程中反复受阻，在“推翻前面”和“打补丁”之间不知如何选择。</w:t>
       </w:r>
     </w:p>
     <w:p>
@@ -9055,7 +10864,21 @@
         <w:rPr>
           <w:rFonts w:hint="eastAsia"/>
         </w:rPr>
-        <w:t>，游戏制作中道崩殂，失去兴趣。</w:t>
+        <w:t>，游戏制作中道崩</w:t>
+      </w:r>
+      <w:proofErr w:type="gramStart"/>
+      <w:r>
+        <w:rPr>
+          <w:rFonts w:hint="eastAsia"/>
+        </w:rPr>
+        <w:t>殂</w:t>
+      </w:r>
+      <w:proofErr w:type="gramEnd"/>
+      <w:r>
+        <w:rPr>
+          <w:rFonts w:hint="eastAsia"/>
+        </w:rPr>
+        <w:t>，失去兴趣。</w:t>
       </w:r>
     </w:p>
     <w:p>
@@ -9268,7 +11091,7 @@
         </w:rPr>
         <w:t xml:space="preserve">[EB/OL]. [2025-08-22]. </w:t>
       </w:r>
-      <w:hyperlink r:id="rId16" w:history="1">
+      <w:hyperlink r:id="rId20" w:history="1">
         <w:r>
           <w:rPr>
             <w:rStyle w:val="aa"/>
@@ -9279,11 +11102,6 @@
       </w:hyperlink>
     </w:p>
     <w:p>
-      <w:pPr>
-        <w:rPr>
-          <w:rFonts w:hint="eastAsia"/>
-        </w:rPr>
-      </w:pPr>
       <w:r>
         <w:tab/>
       </w:r>
@@ -9313,11 +11131,6 @@
       </w:r>
     </w:p>
     <w:p>
-      <w:pPr>
-        <w:rPr>
-          <w:rFonts w:hint="eastAsia"/>
-        </w:rPr>
-      </w:pPr>
       <w:r>
         <w:tab/>
       </w:r>
@@ -9347,14 +11160,24 @@
         </w:rPr>
         <w:t>上开源的本项目仓库</w:t>
       </w:r>
-      <w:hyperlink r:id="rId17" w:history="1">
-        <w:r>
-          <w:rPr>
-            <w:rStyle w:val="aa"/>
-          </w:rPr>
-          <w:t>https://github.com/bylsxy/Seven-Days-in-Bloom</w:t>
-        </w:r>
-      </w:hyperlink>
+      <w:r>
+        <w:fldChar w:fldCharType="begin"/>
+      </w:r>
+      <w:r>
+        <w:instrText>HYPERLINK "https://github.com/bylsxy/Seven-Days-in-Bloom"</w:instrText>
+      </w:r>
+      <w:r>
+        <w:fldChar w:fldCharType="separate"/>
+      </w:r>
+      <w:r>
+        <w:rPr>
+          <w:rStyle w:val="aa"/>
+        </w:rPr>
+        <w:t>https://github.com/bylsxy/Seven-Days-in-Bloom</w:t>
+      </w:r>
+      <w:r>
+        <w:fldChar w:fldCharType="end"/>
+      </w:r>
       <w:r>
         <w:rPr>
           <w:rFonts w:hint="eastAsia"/>
@@ -9400,6 +11223,12 @@
           <w:rFonts w:hint="eastAsia"/>
         </w:rPr>
         <w:t>张义青老师</w:t>
+      </w:r>
+      <w:r>
+        <w:rPr>
+          <w:rFonts w:hint="eastAsia"/>
+        </w:rPr>
+        <w:t>，给了我这样的机会拉上一群组员实现自己的兴趣。</w:t>
       </w:r>
     </w:p>
     <w:p>
@@ -10549,6 +12378,95 @@
     </w:lvl>
   </w:abstractNum>
   <w:abstractNum w:abstractNumId="10" w15:restartNumberingAfterBreak="0">
+    <w:nsid w:val="51475DFD"/>
+    <w:multiLevelType w:val="hybridMultilevel"/>
+    <w:tmpl w:val="9104A8A2"/>
+    <w:lvl w:ilvl="0" w:tplc="266C7220">
+      <w:start w:val="1"/>
+      <w:numFmt w:val="decimal"/>
+      <w:lvlText w:val="（%1）"/>
+      <w:lvlJc w:val="left"/>
+      <w:pPr>
+        <w:ind w:left="1140" w:hanging="720"/>
+      </w:pPr>
+      <w:rPr>
+        <w:rFonts w:hint="default"/>
+      </w:rPr>
+    </w:lvl>
+    <w:lvl w:ilvl="1" w:tplc="04090019" w:tentative="1">
+      <w:start w:val="1"/>
+      <w:numFmt w:val="lowerLetter"/>
+      <w:lvlText w:val="%2)"/>
+      <w:lvlJc w:val="left"/>
+      <w:pPr>
+        <w:ind w:left="1300" w:hanging="440"/>
+      </w:pPr>
+    </w:lvl>
+    <w:lvl w:ilvl="2" w:tplc="0409001B" w:tentative="1">
+      <w:start w:val="1"/>
+      <w:numFmt w:val="lowerRoman"/>
+      <w:lvlText w:val="%3."/>
+      <w:lvlJc w:val="right"/>
+      <w:pPr>
+        <w:ind w:left="1740" w:hanging="440"/>
+      </w:pPr>
+    </w:lvl>
+    <w:lvl w:ilvl="3" w:tplc="0409000F" w:tentative="1">
+      <w:start w:val="1"/>
+      <w:numFmt w:val="decimal"/>
+      <w:lvlText w:val="%4."/>
+      <w:lvlJc w:val="left"/>
+      <w:pPr>
+        <w:ind w:left="2180" w:hanging="440"/>
+      </w:pPr>
+    </w:lvl>
+    <w:lvl w:ilvl="4" w:tplc="04090019" w:tentative="1">
+      <w:start w:val="1"/>
+      <w:numFmt w:val="lowerLetter"/>
+      <w:lvlText w:val="%5)"/>
+      <w:lvlJc w:val="left"/>
+      <w:pPr>
+        <w:ind w:left="2620" w:hanging="440"/>
+      </w:pPr>
+    </w:lvl>
+    <w:lvl w:ilvl="5" w:tplc="0409001B" w:tentative="1">
+      <w:start w:val="1"/>
+      <w:numFmt w:val="lowerRoman"/>
+      <w:lvlText w:val="%6."/>
+      <w:lvlJc w:val="right"/>
+      <w:pPr>
+        <w:ind w:left="3060" w:hanging="440"/>
+      </w:pPr>
+    </w:lvl>
+    <w:lvl w:ilvl="6" w:tplc="0409000F" w:tentative="1">
+      <w:start w:val="1"/>
+      <w:numFmt w:val="decimal"/>
+      <w:lvlText w:val="%7."/>
+      <w:lvlJc w:val="left"/>
+      <w:pPr>
+        <w:ind w:left="3500" w:hanging="440"/>
+      </w:pPr>
+    </w:lvl>
+    <w:lvl w:ilvl="7" w:tplc="04090019" w:tentative="1">
+      <w:start w:val="1"/>
+      <w:numFmt w:val="lowerLetter"/>
+      <w:lvlText w:val="%8)"/>
+      <w:lvlJc w:val="left"/>
+      <w:pPr>
+        <w:ind w:left="3940" w:hanging="440"/>
+      </w:pPr>
+    </w:lvl>
+    <w:lvl w:ilvl="8" w:tplc="0409001B" w:tentative="1">
+      <w:start w:val="1"/>
+      <w:numFmt w:val="lowerRoman"/>
+      <w:lvlText w:val="%9."/>
+      <w:lvlJc w:val="right"/>
+      <w:pPr>
+        <w:ind w:left="4380" w:hanging="440"/>
+      </w:pPr>
+    </w:lvl>
+  </w:abstractNum>
+  <w:abstractNum w:abstractNumId="11" w15:restartNumberingAfterBreak="0">
     <w:nsid w:val="52CC326F"/>
     <w:multiLevelType w:val="multilevel"/>
     <w:tmpl w:val="05B8D35A"/>
@@ -10661,7 +12579,7 @@
       </w:rPr>
     </w:lvl>
   </w:abstractNum>
-  <w:abstractNum w:abstractNumId="11" w15:restartNumberingAfterBreak="0">
+  <w:abstractNum w:abstractNumId="12" w15:restartNumberingAfterBreak="0">
     <w:nsid w:val="679930C1"/>
     <w:multiLevelType w:val="hybridMultilevel"/>
     <w:tmpl w:val="98A22D96"/>
@@ -10750,7 +12668,7 @@
       </w:pPr>
     </w:lvl>
   </w:abstractNum>
-  <w:abstractNum w:abstractNumId="12" w15:restartNumberingAfterBreak="0">
+  <w:abstractNum w:abstractNumId="13" w15:restartNumberingAfterBreak="0">
     <w:nsid w:val="70820794"/>
     <w:multiLevelType w:val="hybridMultilevel"/>
     <w:tmpl w:val="26501DBA"/>
@@ -10839,7 +12757,7 @@
       </w:pPr>
     </w:lvl>
   </w:abstractNum>
-  <w:abstractNum w:abstractNumId="13" w15:restartNumberingAfterBreak="0">
+  <w:abstractNum w:abstractNumId="14" w15:restartNumberingAfterBreak="0">
     <w:nsid w:val="7491295C"/>
     <w:multiLevelType w:val="multilevel"/>
     <w:tmpl w:val="CDC0DE90"/>
@@ -10952,7 +12870,7 @@
       </w:pPr>
     </w:lvl>
   </w:abstractNum>
-  <w:abstractNum w:abstractNumId="14" w15:restartNumberingAfterBreak="0">
+  <w:abstractNum w:abstractNumId="15" w15:restartNumberingAfterBreak="0">
     <w:nsid w:val="76C2453F"/>
     <w:multiLevelType w:val="hybridMultilevel"/>
     <w:tmpl w:val="F13422B0"/>
@@ -11041,7 +12959,7 @@
       </w:pPr>
     </w:lvl>
   </w:abstractNum>
-  <w:abstractNum w:abstractNumId="15" w15:restartNumberingAfterBreak="0">
+  <w:abstractNum w:abstractNumId="16" w15:restartNumberingAfterBreak="0">
     <w:nsid w:val="778217E1"/>
     <w:multiLevelType w:val="hybridMultilevel"/>
     <w:tmpl w:val="674E7A5A"/>
@@ -11130,7 +13048,7 @@
       </w:pPr>
     </w:lvl>
   </w:abstractNum>
-  <w:abstractNum w:abstractNumId="16" w15:restartNumberingAfterBreak="0">
+  <w:abstractNum w:abstractNumId="17" w15:restartNumberingAfterBreak="0">
     <w:nsid w:val="779852FA"/>
     <w:multiLevelType w:val="hybridMultilevel"/>
     <w:tmpl w:val="D7C8AA20"/>
@@ -11219,7 +13137,7 @@
       </w:pPr>
     </w:lvl>
   </w:abstractNum>
-  <w:abstractNum w:abstractNumId="17" w15:restartNumberingAfterBreak="0">
+  <w:abstractNum w:abstractNumId="18" w15:restartNumberingAfterBreak="0">
     <w:nsid w:val="78687684"/>
     <w:multiLevelType w:val="hybridMultilevel"/>
     <w:tmpl w:val="028AC608"/>
@@ -11308,7 +13226,7 @@
       </w:pPr>
     </w:lvl>
   </w:abstractNum>
-  <w:abstractNum w:abstractNumId="18" w15:restartNumberingAfterBreak="0">
+  <w:abstractNum w:abstractNumId="19" w15:restartNumberingAfterBreak="0">
     <w:nsid w:val="7F7C7EAB"/>
     <w:multiLevelType w:val="multilevel"/>
     <w:tmpl w:val="59FEFC5E"/>
@@ -11479,7 +13397,7 @@
     </w:lvlOverride>
   </w:num>
   <w:num w:numId="2" w16cid:durableId="1364406854">
-    <w:abstractNumId w:val="18"/>
+    <w:abstractNumId w:val="19"/>
     <w:lvlOverride w:ilvl="0">
       <w:startOverride w:val="1"/>
     </w:lvlOverride>
@@ -11515,7 +13433,7 @@
     <w:abstractNumId w:val="5"/>
   </w:num>
   <w:num w:numId="5" w16cid:durableId="1095858028">
-    <w:abstractNumId w:val="14"/>
+    <w:abstractNumId w:val="15"/>
   </w:num>
   <w:num w:numId="6" w16cid:durableId="988443460">
     <w:abstractNumId w:val="7"/>
@@ -11524,31 +13442,31 @@
     <w:abstractNumId w:val="1"/>
   </w:num>
   <w:num w:numId="8" w16cid:durableId="1376462340">
-    <w:abstractNumId w:val="10"/>
+    <w:abstractNumId w:val="11"/>
   </w:num>
   <w:num w:numId="9" w16cid:durableId="524101614">
-    <w:abstractNumId w:val="15"/>
+    <w:abstractNumId w:val="16"/>
   </w:num>
   <w:num w:numId="10" w16cid:durableId="1070615555">
     <w:abstractNumId w:val="8"/>
   </w:num>
   <w:num w:numId="11" w16cid:durableId="1388147721">
-    <w:abstractNumId w:val="16"/>
+    <w:abstractNumId w:val="17"/>
   </w:num>
   <w:num w:numId="12" w16cid:durableId="1685008723">
     <w:abstractNumId w:val="3"/>
   </w:num>
   <w:num w:numId="13" w16cid:durableId="92940445">
-    <w:abstractNumId w:val="12"/>
+    <w:abstractNumId w:val="13"/>
   </w:num>
   <w:num w:numId="14" w16cid:durableId="2515497">
     <w:abstractNumId w:val="6"/>
   </w:num>
   <w:num w:numId="15" w16cid:durableId="1313482764">
-    <w:abstractNumId w:val="17"/>
+    <w:abstractNumId w:val="18"/>
   </w:num>
   <w:num w:numId="16" w16cid:durableId="990253869">
-    <w:abstractNumId w:val="11"/>
+    <w:abstractNumId w:val="12"/>
   </w:num>
   <w:num w:numId="17" w16cid:durableId="767383813">
     <w:abstractNumId w:val="2"/>
@@ -11557,7 +13475,10 @@
     <w:abstractNumId w:val="9"/>
   </w:num>
   <w:num w:numId="19" w16cid:durableId="2016348070">
-    <w:abstractNumId w:val="13"/>
+    <w:abstractNumId w:val="14"/>
+  </w:num>
+  <w:num w:numId="20" w16cid:durableId="2086687422">
+    <w:abstractNumId w:val="10"/>
   </w:num>
 </w:numbering>
 </file>
@@ -11867,7 +13788,7 @@
     <w:name w:val="Normal"/>
     <w:next w:val="3"/>
     <w:qFormat/>
-    <w:rsid w:val="00E55BEB"/>
+    <w:rsid w:val="00C96DAF"/>
     <w:pPr>
       <w:widowControl w:val="0"/>
       <w:jc w:val="both"/>
@@ -11877,6 +13798,26 @@
       <w:kern w:val="2"/>
       <w:sz w:val="21"/>
       <w:szCs w:val="24"/>
+    </w:rPr>
+  </w:style>
+  <w:style w:type="paragraph" w:styleId="1">
+    <w:name w:val="heading 1"/>
+    <w:basedOn w:val="a"/>
+    <w:next w:val="a"/>
+    <w:link w:val="10"/>
+    <w:rsid w:val="00F9625F"/>
+    <w:pPr>
+      <w:keepNext/>
+      <w:keepLines/>
+      <w:spacing w:before="340" w:after="330" w:line="578" w:lineRule="auto"/>
+      <w:outlineLvl w:val="0"/>
+    </w:pPr>
+    <w:rPr>
+      <w:b/>
+      <w:bCs/>
+      <w:kern w:val="44"/>
+      <w:sz w:val="44"/>
+      <w:szCs w:val="44"/>
     </w:rPr>
   </w:style>
   <w:style w:type="paragraph" w:styleId="3">
@@ -11899,6 +13840,7 @@
   <w:style w:type="character" w:default="1" w:styleId="a0">
     <w:name w:val="Default Paragraph Font"/>
     <w:uiPriority w:val="1"/>
+    <w:semiHidden/>
     <w:unhideWhenUsed/>
   </w:style>
   <w:style w:type="table" w:default="1" w:styleId="a1">
@@ -11982,10 +13924,10 @@
       <w:szCs w:val="18"/>
     </w:rPr>
   </w:style>
-  <w:style w:type="paragraph" w:customStyle="1" w:styleId="1">
+  <w:style w:type="paragraph" w:customStyle="1" w:styleId="11">
     <w:name w:val="样式1"/>
     <w:basedOn w:val="a"/>
-    <w:link w:val="10"/>
+    <w:link w:val="12"/>
     <w:qFormat/>
     <w:rsid w:val="00640FCA"/>
     <w:rPr>
@@ -11995,10 +13937,10 @@
       <w:szCs w:val="30"/>
     </w:rPr>
   </w:style>
-  <w:style w:type="character" w:customStyle="1" w:styleId="10">
+  <w:style w:type="character" w:customStyle="1" w:styleId="12">
     <w:name w:val="样式1 字符"/>
     <w:basedOn w:val="a0"/>
-    <w:link w:val="1"/>
+    <w:link w:val="11"/>
     <w:rsid w:val="00640FCA"/>
     <w:rPr>
       <w:rFonts w:ascii="Times New Roman" w:eastAsia="宋体" w:hAnsi="Times New Roman" w:cs="Times New Roman"/>
@@ -12119,6 +14061,44 @@
     <w:rPr>
       <w:color w:val="605E5C"/>
       <w:shd w:val="clear" w:color="auto" w:fill="E1DFDD"/>
+    </w:rPr>
+  </w:style>
+  <w:style w:type="character" w:customStyle="1" w:styleId="10">
+    <w:name w:val="标题 1 字符"/>
+    <w:basedOn w:val="a0"/>
+    <w:link w:val="1"/>
+    <w:rsid w:val="00F9625F"/>
+    <w:rPr>
+      <w:rFonts w:ascii="Times New Roman" w:eastAsia="宋体" w:hAnsi="Times New Roman" w:cs="Times New Roman"/>
+      <w:b/>
+      <w:bCs/>
+      <w:kern w:val="44"/>
+      <w:sz w:val="44"/>
+      <w:szCs w:val="44"/>
+    </w:rPr>
+  </w:style>
+  <w:style w:type="paragraph" w:styleId="TOC">
+    <w:name w:val="TOC Heading"/>
+    <w:basedOn w:val="1"/>
+    <w:next w:val="a"/>
+    <w:uiPriority w:val="39"/>
+    <w:unhideWhenUsed/>
+    <w:qFormat/>
+    <w:rsid w:val="00F9625F"/>
+    <w:pPr>
+      <w:widowControl/>
+      <w:spacing w:before="240" w:after="0" w:line="259" w:lineRule="auto"/>
+      <w:jc w:val="left"/>
+      <w:outlineLvl w:val="9"/>
+    </w:pPr>
+    <w:rPr>
+      <w:rFonts w:asciiTheme="majorHAnsi" w:eastAsiaTheme="majorEastAsia" w:hAnsiTheme="majorHAnsi" w:cstheme="majorBidi"/>
+      <w:b w:val="0"/>
+      <w:bCs w:val="0"/>
+      <w:color w:val="2E74B5" w:themeColor="accent1" w:themeShade="BF"/>
+      <w:kern w:val="0"/>
+      <w:sz w:val="32"/>
+      <w:szCs w:val="32"/>
     </w:rPr>
   </w:style>
 </w:styles>
